--- a/Volume 1/Chapter 06 - RESTful APIs/SPA_Vol1_Ch6_Lesson6_11a_Path_Parameters_EXTENDED.docx
+++ b/Volume 1/Chapter 06 - RESTful APIs/SPA_Vol1_Ch6_Lesson6_11a_Path_Parameters_EXTENDED.docx
@@ -67,10 +67,7 @@
     </w:p>
     <w:p>
       <w:r>
-        <w:t>Read and check an id from the path in Assembly, Rust, and Erlang, exactly as Lesson 6.11 does. On the server, GET /api/v1/contacts/{id} takes the {id} segment out of the path, decodes it, and checks it with parse_path_id, Lesson 6.11's one strict rule: digits only, no leading 0, from 1 to 2147483647. A malformed id is the client's error, 400; a well-formed id that no contact has is 404. On the client, contact_path puts each id into the path, percent-encoded with the language's own encoder, and the client se</w:t>
-      </w:r>
-      <w:r>
-        <w:t>nds five of them. In Solidity, getContactAt becomes the path endpoint: a view function that takes the {id} segment as one text, exactly as the client encoded it, and decodes and checks it with the same rule.</w:t>
+        <w:t>Read and check an id from the path in Assembly, Rust, and Erlang, exactly as Lesson 6.11 does. On the server, GET /api/v1/contacts/{id} takes the {id} segment out of the path, decodes it, and checks it with parse_path_id, Lesson 6.11's one strict rule: digits only, no leading 0, from 1 to 2147483647. A malformed id is the client's error, 400; a well-formed id that no contact has is 404. On the client, contact_path puts each id into the path, percent-encoded with the language's own encoder, and the client sends five of them. In Solidity, getContactAt becomes the path endpoint: a view function that takes the {id} segment as one text, exactly as the client encoded it, and decodes and checks it with the same rule.</w:t>
       </w:r>
     </w:p>
     <w:p>
@@ -98,10 +95,7 @@
     </w:p>
     <w:p>
       <w:r>
-        <w:t xml:space="preserve">Lesson 6.11 explains why a server must not let a language's number reader decide what an id is, and why 400 and 404 tell the client two different things. This companion shows where the decoding happens when the language gives you less: libmicrohttpd decodes the whole path for Assembly before your code sees it, as it does for C; axum hands over the path still encoded, and so does Erlang's httpd, except that it first decodes escaped letters, digits, and - . _ ~ (uri_string:normalize), so the server finds the </w:t>
-      </w:r>
-      <w:r>
-        <w:t>segment first and decodes the rest itself. A contract receives no URL at all, and its typed number parameters let the client's tool read the number, which is exactly the quiet acceptance the strict rule prevents. Read Lesson 6.11 first: this companion uses its values, its output, its Exercise and Challenge, and does not repeat why each was chosen.</w:t>
+        <w:t>Lesson 6.11 explains why a server must not let a language's number reader decide what an id is, and why 400 and 404 tell the client two different things. This companion shows where the decoding happens when the language gives you less: libmicrohttpd decodes the whole path for Assembly before your code sees it, as it does for C; axum hands over the path still encoded, and so does Erlang's httpd, except that it first decodes escaped letters, digits, and - . _ ~ (uri_string:normalize), so the server finds the segment first and decodes the rest itself. A contract receives no URL at all, and its typed number parameters let the client's tool read the number, which is exactly the quiet acceptance the strict rule prevents. Read Lesson 6.11 first: this companion uses its values, its output, its Exercise and Challenge, and does not repeat why each was chosen.</w:t>
       </w:r>
     </w:p>
     <w:p>
@@ -129,10 +123,7 @@
     </w:p>
     <w:p>
       <w:r>
-        <w:t>Remember, a path parameter names one resource: in GET /api/v1/contacts/{id}, the server takes the segment that fills {id} out of each request. The check runs on the decoded segment, the text the client meant, and it is step 2 of the handler shape, so the database is never touched for a malformed id. parse_path_id refuses a leading 0 and every character that is not one of the ten digits 0 to 9, then calls Chapter 5's parse_id unchanged for the length and the range, 1 to 2147483647; its words are PATH_ID_PROB</w:t>
-      </w:r>
-      <w:r>
-        <w:t>LEM, id must be digits only, 1 to 2147483647. Remember, 400 means fix the request, and 404 means the request was fine but no contact has that id (Lesson 6.11).</w:t>
+        <w:t>Remember, a path parameter names one resource: in GET /api/v1/contacts/{id}, the server takes the segment that fills {id} out of each request. The check runs on the decoded segment, the text the client meant, and it is step 2 of the handler shape, so the database is never touched for a malformed id. parse_path_id refuses a leading 0 and every character that is not one of the ten digits 0 to 9, then calls Chapter 5's parse_id unchanged for the length and the range, 1 to 2147483647; its words are PATH_ID_PROBLEM, id must be digits only, 1 to 2147483647. Remember, 400 means fix the request, and 404 means the request was fine but no contact has that id (Lesson 6.11).</w:t>
       </w:r>
     </w:p>
     <w:p>
@@ -833,10 +824,7 @@
     </w:p>
     <w:p>
       <w:r>
-        <w:t>The files step 1 copies are not printed in this lesson, so they are not in the layout: from lesson-6.5-extended, certs, .gitignore, Lesson 6.5's reset file (sql/reset_contacts.sql), your Chapter 5 contacts module (assembly/windows/contacts.asm and contacts.inc, rust/src/contacts.rs, erlang/contacts.erl and contacts.hrl), Lesson 6.5a's contact store (contact_store.asm, .rs, and .erl), cJSON (assembly/cJSON.c and cJSON.h), libmysql's three DLLs, mysql-otp (vendor/mysql), and the two deploy scripts (solidity/s</w:t>
-      </w:r>
-      <w:r>
-        <w:t>cript/DeployBasicContactApi.s.sol and DeployContactApi.s.sol); and from lesson-6.11, Lesson 6.11's curl-check.txt. Step 2 copies rust/Cargo.lock and solidity/foundry.toml from lesson-6.5-extended too. The servers and clients are Lesson 6.5a's with the parts this lesson adds and drops; type them whole, or change copies of your Lesson 6.5a files.</w:t>
+        <w:t>The files step 1 copies are not printed in this lesson, so they are not in the layout: from lesson-6.5-extended, certs, .gitignore, Lesson 6.5's reset file (sql/reset_contacts.sql), your Chapter 5 contacts module (assembly/windows/contacts.asm and contacts.inc, rust/src/contacts.rs, erlang/contacts.erl and contacts.hrl), Lesson 6.5a's contact store (contact_store.asm, .rs, and .erl), cJSON (assembly/cJSON.c and cJSON.h), libmysql's three DLLs, mysql-otp (vendor/mysql), and the two deploy scripts (solidity/script/DeployBasicContactApi.s.sol and DeployContactApi.s.sol); and from lesson-6.11, Lesson 6.11's curl-check.txt. Step 2 copies rust/Cargo.lock and solidity/foundry.toml from lesson-6.5-extended too. The servers and clients are Lesson 6.5a's with the parts this lesson adds and drops; type them whole, or change copies of your Lesson 6.5a files.</w:t>
       </w:r>
     </w:p>
     <w:p>
@@ -1467,10 +1455,7 @@
         <w:keepNext/>
       </w:pPr>
       <w:r>
-        <w:t>Remember, verify checks that the server certificate is signed by the course CA (Lesson 6.0). 9 of the module's lines name spa_contacts, 3 in each file, and each contact store file names Lesson 6.5a: once, in its first comment, so they are Lesson 6.5a's files. The cJSON hashes are Lesson 3.15a's, the next lines are libmysql's three DLLs, and Test-Path prints True for each file that is there, one line per path: mysql-otp, the reset file, and the two deploy scripts. The last line counts the curl Check file's u</w:t>
-      </w:r>
-      <w:r>
-        <w:t>rl lines: Lesson 6.11's six paths.</w:t>
+        <w:t>Remember, verify checks that the server certificate is signed by the course CA (Lesson 6.0). 9 of the module's lines name spa_contacts, 3 in each file, and each contact store file names Lesson 6.5a: once, in its first comment, so they are Lesson 6.5a's files. The cJSON hashes are Lesson 3.15a's, the next lines are libmysql's three DLLs, and Test-Path prints True for each file that is there, one line per path: mysql-otp, the reset file, and the two deploy scripts. The last line counts the curl Check file's url lines: Lesson 6.11's six paths.</w:t>
       </w:r>
     </w:p>
     <w:p>
@@ -1614,10 +1599,7 @@
     </w:p>
     <w:p>
       <w:r>
-        <w:t>Remember, each library goes into the lesson folder only, at the version its project file or command pins. Cargo.toml pins Lesson 6.5a's crates at the same versions and adds percent-encoding 2.3.2, which Lesson 6.5a's Cargo.lock already holds, because ureq and axum use it (Lesson 6.3a). So copy that lock and let cargo fetch read it: it keeps every version and only writes this project's new name, path_parameters, and its one new dependency into it. foundry.toml is Lesson 6.5a's too, and forge installs forge-s</w:t>
-      </w:r>
-      <w:r>
-        <w:t>td inside the lesson folder again. Each file is copied just before the command that reads it. Erlang's inets, ssl, uri_string, and json come with Erlang/OTP.</w:t>
+        <w:t>Remember, each library goes into the lesson folder only, at the version its project file or command pins. Cargo.toml pins Lesson 6.5a's crates at the same versions and adds percent-encoding 2.3.2, which Lesson 6.5a's Cargo.lock already holds, because ureq and axum use it (Lesson 6.3a). So copy that lock and let cargo fetch read it: it keeps every version and only writes this project's new name, path_parameters, and its one new dependency into it. foundry.toml is Lesson 6.5a's too, and forge installs forge-std inside the lesson folder again. Each file is copied just before the command that reads it. Erlang's inets, ssl, uri_string, and json come with Erlang/OTP.</w:t>
       </w:r>
     </w:p>
     <w:p>
@@ -2148,10 +2130,7 @@
     </w:p>
     <w:p>
       <w:r>
-        <w:t xml:space="preserve">Every Production-Minded section in Assembly, Rust, and Erlang ends with Lesson 6.11's curl Check, so its paths live in the file step 1 copied, which curl.exe reads with -K. Remember, each line is one option, named as on the command line without its dashes, and next starts a second set of options (Lesson 6.11). The first four paths are 0, one more than the largest id, the largest id, and two encoded spaces before a 2; after next come a broken escape, %zz, and an encoded zero byte, %00, whose bodies the file </w:t>
-      </w:r>
-      <w:r>
-        <w:t>throws away with output = "NUL", so only their status prints.</w:t>
+        <w:t>Every Production-Minded section in Assembly, Rust, and Erlang ends with Lesson 6.11's curl Check, so its paths live in the file step 1 copied, which curl.exe reads with -K. Remember, each line is one option, named as on the command line without its dashes, and next starts a second set of options (Lesson 6.11). The first four paths are 0, one more than the largest id, the largest id, and two encoded spaces before a 2; after next come a broken escape, %zz, and an encoded zero byte, %00, whose bodies the file throws away with output = "NUL", so only their status prints.</w:t>
       </w:r>
     </w:p>
     <w:p>
@@ -2253,10 +2232,7 @@
     </w:p>
     <w:p>
       <w:r>
-        <w:t>Remember, Assembly calls libmicrohttpd for the server and libcurl for the client, as C does, and every Windows Assembly block starts with the $env:Path line, so the programs load MSYS2's DLLs (Lesson 6.0a). Remember, both servers answer one request at a time, because your Chapter 5 contacts.asm keeps its records in .bss (Lesson 6.5a). The Production-Minded server links Lesson 6.5a's contact_store.asm, beside your Chapter 5 contacts.asm, libmysql, and cJSON; the Basic server reads with your Chapter 5 functio</w:t>
-      </w:r>
-      <w:r>
-        <w:t>ns alone. The clients parse no JSON, so they link only libcurl.</w:t>
+        <w:t>Remember, Assembly calls libmicrohttpd for the server and libcurl for the client, as C does, and every Windows Assembly block starts with the $env:Path line, so the programs load MSYS2's DLLs (Lesson 6.0a). Remember, both servers answer one request at a time, because your Chapter 5 contacts.asm keeps its records in .bss (Lesson 6.5a). The Production-Minded server links Lesson 6.5a's contact_store.asm, beside your Chapter 5 contacts.asm, libmysql, and cJSON; the Basic server reads with your Chapter 5 functions alone. The clients parse no JSON, so they link only libcurl.</w:t>
       </w:r>
     </w:p>
     <w:p>
@@ -2302,10 +2278,7 @@
     </w:p>
     <w:p>
       <w:r>
-        <w:t>Start with the most direct versions. The Basic server answers one route itself: answer_request checks that the path is the prefix and one segment, parse_path_id checks that segment, and answer_one reads the contact with find_contact on one connection. The Basic client: main walks the list of five ids, and fetch_contact encodes each one with curl_easy_escape, joins the path with snprintf, and sends it on the same libcurl handle. The new steps are commented in full, and the ones from earlier lessons have shor</w:t>
-      </w:r>
-      <w:r>
-        <w:t>t reminders.</w:t>
+        <w:t>Start with the most direct versions. The Basic server answers one route itself: answer_request checks that the path is the prefix and one segment, parse_path_id checks that segment, and answer_one reads the contact with find_contact on one connection. The Basic client: main walks the list of five ids, and fetch_contact encodes each one with curl_easy_escape, joins the path with snprintf, and sends it on the same libcurl handle. The new steps are commented in full, and the ones from earlier lessons have short reminders.</w:t>
       </w:r>
     </w:p>
     <w:p>
@@ -21636,10 +21609,7 @@
     </w:p>
     <w:p>
       <w:r>
-        <w:t>Start with the most direct versions, after lib.rs. The Basic server's answer runs answer_from_database with tokio::task::spawn_blocking; answer_from_database checks that the path is the prefix and one segment, decodes the segment with percent_decode_str, checks it with parse_path_id, and answer_one reads the contact with get_contact on one connection. The Basic client: main loops over the five ids, encodes each one with utf8_percent_encode, and send_and_print sends it on the same Agent. The new steps are co</w:t>
-      </w:r>
-      <w:r>
-        <w:t>mmented in full, and the ones from earlier lessons have short reminders.</w:t>
+        <w:t>Start with the most direct versions, after lib.rs. The Basic server's answer runs answer_from_database with tokio::task::spawn_blocking; answer_from_database checks that the path is the prefix and one segment, decodes the segment with percent_decode_str, checks it with parse_path_id, and answer_one reads the contact with get_contact on one connection. The Basic client: main loops over the five ids, encodes each one with utf8_percent_encode, and send_and_print sends it on the same Agent. The new steps are commented in full, and the ones from earlier lessons have short reminders.</w:t>
       </w:r>
     </w:p>
     <w:p>
@@ -24110,10 +24080,7 @@
     </w:p>
     <w:p>
       <w:r>
-        <w:t xml:space="preserve">The Production-Minded server is Lesson 6.5a's, with the collection's route and handle_list_contacts left out, parse_path_id added, and two changes: contact_id_from_path now decodes the segment it finds, and handle_get_contact's input check calls parse_path_id and answers 400 with PATH_ID_PROBLEM. The client keeps Lesson 6.4a's functions unchanged, adds contact_path and fetch_path, and leaves out Lesson 6.5a's print_collection. Read contact_id_from_path and parse_path_id first, then handle_get_contact, then </w:t>
-      </w:r>
-      <w:r>
-        <w:t>the client's contact_path and main.</w:t>
+        <w:t>The Production-Minded server is Lesson 6.5a's, with the collection's route and handle_list_contacts left out, parse_path_id added, and two changes: contact_id_from_path now decodes the segment it finds, and handle_get_contact's input check calls parse_path_id and answers 400 with PATH_ID_PROBLEM. The client keeps Lesson 6.4a's functions unchanged, adds contact_path and fetch_path, and leaves out Lesson 6.5a's print_collection. Read contact_id_from_path and parse_path_id first, then handle_get_contact, then the client's contact_path and main.</w:t>
       </w:r>
     </w:p>
     <w:p>
@@ -28939,10 +28906,7 @@
     </w:p>
     <w:p>
       <w:r>
-        <w:t>Remember, Erlang uses inets: httpd for the server and httpc for the client, with ssl for TLS, and a server starts with erl +B (Lesson 6.0a). The servers use mysql-otp 1.9.0 through your Chapter 5 contacts.erl, so their erlc line compiles the connector's five modules too, and erlc prints four warnings about mysql_encode.erl, the connector's own code (Lesson 4.0a). Remember, uri_string:quote encodes every character except letters, digits, and - . _ ~, and uri_string:unquote turns each %XX back into its charac</w:t>
-      </w:r>
-      <w:r>
-        <w:t>ter (Lesson 6.3a).</w:t>
+        <w:t>Remember, Erlang uses inets: httpd for the server and httpc for the client, with ssl for TLS, and a server starts with erl +B (Lesson 6.0a). The servers use mysql-otp 1.9.0 through your Chapter 5 contacts.erl, so their erlc line compiles the connector's five modules too, and erlc prints four warnings about mysql_encode.erl, the connector's own code (Lesson 4.0a). Remember, uri_string:quote encodes every character except letters, digits, and - . _ ~, and uri_string:unquote turns each %XX back into its character (Lesson 6.3a).</w:t>
       </w:r>
     </w:p>
     <w:p>
@@ -30755,10 +30719,7 @@
     </w:p>
     <w:p>
       <w:r>
-        <w:t>The Production-Minded server is Lesson 6.5a's, with the collection's route and handle_list_contacts left out, parse_path_id added, and two changes: route_request decodes the segment it finds with uri_string:unquote, and handle_get_contact's input check calls parse_path_id and answers 400 with ?PATH_ID_PROBLEM. The client keeps Lesson 6.4a's functions unchanged, adds contact_path and fetch_path, and leaves out Lesson 6.5a's array_values and print_collection. Read route_request and parse_path_id first, then h</w:t>
-      </w:r>
-      <w:r>
-        <w:t>andle_get_contact, then the client's contact_path and main.</w:t>
+        <w:t>The Production-Minded server is Lesson 6.5a's, with the collection's route and handle_list_contacts left out, parse_path_id added, and two changes: route_request decodes the segment it finds with uri_string:unquote, and handle_get_contact's input check calls parse_path_id and answers 400 with ?PATH_ID_PROBLEM. The client keeps Lesson 6.4a's functions unchanged, adds contact_path and fetch_path, and leaves out Lesson 6.5a's array_values and print_collection. Read route_request and parse_path_id first, then handle_get_contact, then the client's contact_path and main.</w:t>
       </w:r>
     </w:p>
     <w:p>
@@ -33851,10 +33812,7 @@
         <w:pStyle w:val="ListBullet"/>
       </w:pPr>
       <w:r>
-        <w:t>httpd normalizes the target with uri_string:normalize before do/1 runs: it decodes an escaped letter, digit, or - . _ ~ into the character itself, so a request for /api/v1/contacts/%31 reaches do/1, and its log line, as /api/v1/contacts/1. The answer is still contact 1, as on every other server, because %31 decodes to 1. Normalizing also removes dot segments, so /api/v1/contacts/%2E%2E, sent as it is (curl.exe --path-as-is), becomes /api/v1/, 404 in Erlang, where Rust and Assembly answer 400: .. is not a di</w:t>
-      </w:r>
-      <w:r>
-        <w:t>git.</w:t>
+        <w:t>httpd normalizes the target with uri_string:normalize before do/1 runs: it decodes an escaped letter, digit, or - . _ ~ into the character itself, so a request for /api/v1/contacts/%31 reaches do/1, and its log line, as /api/v1/contacts/1. The answer is still contact 1, as on every other server, because %31 decodes to 1. Normalizing also removes dot segments, so /api/v1/contacts/%2E%2E, sent as it is (curl.exe --path-as-is), becomes /api/v1/, 404 in Erlang, where Rust and Assembly answer 400: .. is not a digit.</w:t>
       </w:r>
     </w:p>
     <w:p>
@@ -33908,10 +33866,7 @@
     </w:p>
     <w:p>
       <w:r>
-        <w:t>Solidity's section maps Lesson 6.11 onto the honest counterpart that Concept describes: anvil is the server process, getContactAt is the path endpoint, a view function sent as a call with cast call, and its one argument is the {id} segment as the client encoded it. Remember, cast call runs a function on the node and stores nothing, the (string) after a signature asks cast to print what the function returns, ConvertFrom-Json turns the quoted text it prints into the JSON itself, and a revert prints Error: exe</w:t>
-      </w:r>
-      <w:r>
-        <w:t>cution reverted: and its reason on the error stream (Lesson 6.5a). Every Solidity block runs in the lesson-6.11-extended folder.</w:t>
+        <w:t>Solidity's section maps Lesson 6.11 onto the honest counterpart that Concept describes: anvil is the server process, getContactAt is the path endpoint, a view function sent as a call with cast call, and its one argument is the {id} segment as the client encoded it. Remember, cast call runs a function on the node and stores nothing, the (string) after a signature asks cast to print what the function returns, ConvertFrom-Json turns the quoted text it prints into the JSON itself, and a revert prints Error: execution reverted: and its reason on the error stream (Lesson 6.5a). Every Solidity block runs in the lesson-6.11-extended folder.</w:t>
       </w:r>
     </w:p>
     <w:p>
@@ -33934,10 +33889,7 @@
     </w:p>
     <w:p>
       <w:r>
-        <w:t>Both contracts decode and check the segment with the new library ContactPath, so it comes first: decodeSegment decodes every %XX, and parsePathId applies the strict rule. Then the most direct version: BasicContactApi, Lesson 6.5a's contract with addContact, which the deploy script calls, and getContactAt in place of getContact and getContacts. DeployBasicContactApi, copied from Lesson 6.5a, puts it on the chain and stores the three known contacts. Every step is commented, so read the comments as you type th</w:t>
-      </w:r>
-      <w:r>
-        <w:t>em.</w:t>
+        <w:t>Both contracts decode and check the segment with the new library ContactPath, so it comes first: decodeSegment decodes every %XX, and parsePathId applies the strict rule. Then the most direct version: BasicContactApi, Lesson 6.5a's contract with addContact, which the deploy script calls, and getContactAt in place of getContact and getContacts. DeployBasicContactApi, copied from Lesson 6.5a, puts it on the chain and stores the three known contacts. Every step is commented, so read the comments as you type them.</w:t>
       </w:r>
     </w:p>
     <w:p>
@@ -36480,10 +36432,7 @@
     </w:p>
     <w:p>
       <w:r>
-        <w:t>The Production-Minded contract is Lesson 6.5a's ContactApi, with addContact, getContact, health, and the fallback unchanged, getContacts and its sorting functions left out, and getContactAt added, the path endpoint, which reverts with PATH_ID_JSON for a segment that is not an id. DeployContactApi, copied from Lesson 6.5a, stores the three contacts and asks getContact for contact 2 before it says the contract is ready. The Client Run is the Basic one, and the Call Check sends the curl Check's six segments, t</w:t>
-      </w:r>
-      <w:r>
-        <w:t>yped exactly as curl.exe sends them.</w:t>
+        <w:t>The Production-Minded contract is Lesson 6.5a's ContactApi, with addContact, getContact, health, and the fallback unchanged, getContacts and its sorting functions left out, and getContactAt added, the path endpoint, which reverts with PATH_ID_JSON for a segment that is not an id. DeployContactApi, copied from Lesson 6.5a, stores the three contacts and asks getContact for contact 2 before it says the contract is ready. The Client Run is the Basic one, and the Call Check sends the curl Check's six segments, typed exactly as curl.exe sends them.</w:t>
       </w:r>
     </w:p>
     <w:p>
@@ -39929,10 +39878,7 @@
     </w:p>
     <w:p>
       <w:r>
-        <w:t xml:space="preserve">The Contact Manager REST API's EXTENDED companion reads its {id} with parse_path_id: every {id} route checks the decoded segment at step 2 of the handler shape and answers 400 for a malformed id and 404 for an unknown one, in Assembly, Rust, and Erlang, beside Lesson 6.5a's contact store. The earlier companions' routes (6.6a to 6.9a) keep Chapter 5's parse_id, and the project uses parse_path_id for all of them, so every route agrees on what an id is. In Solidity, ContactPath's decodeSegment and parsePathId </w:t>
-      </w:r>
-      <w:r>
-        <w:t>serve every endpoint that takes an id as text. The GitHub API Explorer's EXTENDED companion builds paths such as /repos/{owner}/{repo} from parts, and encodes each part with contact_path's encoder before it sends them.</w:t>
+        <w:t>The Contact Manager REST API's EXTENDED companion reads its {id} with parse_path_id: every {id} route checks the decoded segment at step 2 of the handler shape and answers 400 for a malformed id and 404 for an unknown one, in Assembly, Rust, and Erlang, beside Lesson 6.5a's contact store. The earlier companions' routes (6.6a to 6.9a) keep Chapter 5's parse_id, and the project uses parse_path_id for all of them, so every route agrees on what an id is. In Solidity, ContactPath's decodeSegment and parsePathId serve every endpoint that takes an id as text. The GitHub API Explorer's EXTENDED companion builds paths such as /repos/{owner}/{repo} from parts, and encodes each part with contact_path's encoder before it sends them.</w:t>
       </w:r>
     </w:p>
     <w:p>
@@ -40007,10 +39953,7 @@
     </w:p>
     <w:p>
       <w:r>
-        <w:t>Before you run it, predict the GET line, the status, and the body: 007 holds only digits, so is it an id, and if it is, which contact does it name? Rebuild the client, start the Production-Minded server, and run the client. The output must match the Required Exercise Output below, and the exit code must be 0. Terminal 1 must show GET /api/v1/contacts/007 -&gt; 400 after the 2%2F3 line. Solidity prints Segment: 007 after its Client Run lines, and Error: execution reverted: with the digits-only body on the error</w:t>
-      </w:r>
-      <w:r>
-        <w:t xml:space="preserve"> stream.</w:t>
+        <w:t>Before you run it, predict the GET line, the status, and the body: 007 holds only digits, so is it an id, and if it is, which contact does it name? Rebuild the client, start the Production-Minded server, and run the client. The output must match the Required Exercise Output below, and the exit code must be 0. Terminal 1 must show GET /api/v1/contacts/007 -&gt; 400 after the 2%2F3 line. Solidity prints Segment: 007 after its Client Run lines, and Error: execution reverted: with the digits-only body on the error stream.</w:t>
       </w:r>
     </w:p>
     <w:p>
@@ -40125,13 +40068,7 @@
         <w:pStyle w:val="ListBullet"/>
       </w:pPr>
       <w:r>
-        <w:t>Add the route to the route table, with a function beside contact_id_from_path that returns the {id} segment of a path that ends with /email. Assembly: contact_id_from_email_path finds the first / after the prefix with strchr and checks with strcmp that /email is all that follows; the segment does not end with a 0 byte, so copy it into a .bss space of ID_TEXT_SIZE with memcpy, at most ID_TEXT_SIZE - 1 bytes, and add the 0; then write the body with cJSON_CreateObject, cJSON_AddStringToObject with the record's</w:t>
-      </w:r>
-      <w:r>
-        <w:t xml:space="preserve"> EMAIL field, cJSON_PrintUnformatted, and cJSON_Delete, and send it with send_made_json. Rust: strip_suffix("/email") gives the text before the ending, or None; decode the segment as contact_id_from_path does, and write the body with a struct EmailBody { email: String } and serde_json::to_string. Erlang: one more route_request clause, ["", "api", "v1", "contacts", IdSegment, "email"], with uri_string:unquote; add -include("contacts.hrl") so the handler can read Contact#contact.email, and write the body with</w:t>
-      </w:r>
-      <w:r>
-        <w:t xml:space="preserve"> json:encode_key_value_list.</w:t>
+        <w:t>Add the route to the route table, with a function beside contact_id_from_path that returns the {id} segment of a path that ends with /email. Assembly: contact_id_from_email_path finds the first / after the prefix with strchr and checks with strcmp that /email is all that follows; the segment does not end with a 0 byte, so copy it into a .bss space of ID_TEXT_SIZE with memcpy, at most ID_TEXT_SIZE - 1 bytes, and add the 0; then write the body with cJSON_CreateObject, cJSON_AddStringToObject with the record's EMAIL field, cJSON_PrintUnformatted, and cJSON_Delete, and send it with send_made_json. Rust: strip_suffix("/email") gives the text before the ending, or None; decode the segment as contact_id_from_path does, and write the body with a struct EmailBody { email: String } and serde_json::to_string. Erlang: one more route_request clause, ["", "api", "v1", "contacts", IdSegment, "email"], with uri_string:unquote; add -include("contacts.hrl") so the handler can read Contact#contact.email, and write the body with json:encode_key_value_list.</w:t>
       </w:r>
     </w:p>
     <w:p>
@@ -40424,10 +40361,7 @@
     </w:p>
     <w:p>
       <w:r>
-        <w:t xml:space="preserve">A path parameter identifies one resource, and it is input the client controls. The server decodes the segment, then checks it with one strict rule: digits only, no leading 0, from 1 to 2147483647; a malformed id is 400, answered before the database is touched, and a well-formed id that no contact has is 404. libmicrohttpd decodes the whole path for Assembly; axum and httpd hand it over encoded, so Rust and Erlang find the segment first and decode it after. parse_path_id sits beside Chapter 5's parse_id and </w:t>
-      </w:r>
-      <w:r>
-        <w:t>calls it. In Solidity, getContactAt takes the segment as text, because a typed number lets cast decide what an id is. Lesson 6.12a turns to the request body: it requires the JSON content type and refuses invalid or oversized bodies.</w:t>
+        <w:t>A path parameter identifies one resource, and it is input the client controls. The server decodes the segment, then checks it with one strict rule: digits only, no leading 0, from 1 to 2147483647; a malformed id is 400, answered before the database is touched, and a well-formed id that no contact has is 404. libmicrohttpd decodes the whole path for Assembly; axum and httpd hand it over encoded, so Rust and Erlang find the segment first and decode it after. parse_path_id sits beside Chapter 5's parse_id and calls it. In Solidity, getContactAt takes the segment as text, because a typed number lets cast decide what an id is. Lesson 6.12a turns to the request body: it requires the JSON content type and refuses invalid or oversized bodies.</w:t>
       </w:r>
     </w:p>
     <w:sectPr>

--- a/Volume 1/Chapter 06 - RESTful APIs/SPA_Vol1_Ch6_Lesson6_11a_Path_Parameters_EXTENDED.docx
+++ b/Volume 1/Chapter 06 - RESTful APIs/SPA_Vol1_Ch6_Lesson6_11a_Path_Parameters_EXTENDED.docx
@@ -67,7 +67,10 @@
     </w:p>
     <w:p>
       <w:r>
-        <w:t>Read and check an id from the path in Assembly, Rust, and Erlang, exactly as Lesson 6.11 does. On the server, GET /api/v1/contacts/{id} takes the {id} segment out of the path, decodes it, and checks it with parse_path_id, Lesson 6.11's one strict rule: digits only, no leading 0, from 1 to 2147483647. A malformed id is the client's error, 400; a well-formed id that no contact has is 404. On the client, contact_path puts each id into the path, percent-encoded with the language's own encoder, and the client sends five of them. In Solidity, getContactAt becomes the path endpoint: a view function that takes the {id} segment as one text, exactly as the client encoded it, and decodes and checks it with the same rule.</w:t>
+        <w:t>Read and check an id from the path in Assembly, Rust, and Erlang, exactly as Lesson 6.11 does. On the server, GET /api/v1/contacts/{id} takes the {id} segment out of the path, decodes it, and checks it with parse_path_id, Lesson 6.11's one strict rule: digits only, no leading 0, from 1 to 2147483647. A malformed id is the client's error, 400; a well-formed id that no contact has is 404. On the client, contact_path puts each id into the path, percent-encoded with the language's own encoder, and the client se</w:t>
+      </w:r>
+      <w:r>
+        <w:t>nds five of them. In Solidity, getContactAt becomes the path endpoint: a view function that takes the {id} segment as one text, exactly as the client encoded it, and decodes and checks it with the same rule.</w:t>
       </w:r>
     </w:p>
     <w:p>
@@ -95,7 +98,10 @@
     </w:p>
     <w:p>
       <w:r>
-        <w:t>Lesson 6.11 explains why a server must not let a language's number reader decide what an id is, and why 400 and 404 tell the client two different things. This companion shows where the decoding happens when the language gives you less: libmicrohttpd decodes the whole path for Assembly before your code sees it, as it does for C; axum hands over the path still encoded, and so does Erlang's httpd, except that it first decodes escaped letters, digits, and - . _ ~ (uri_string:normalize), so the server finds the segment first and decodes the rest itself. A contract receives no URL at all, and its typed number parameters let the client's tool read the number, which is exactly the quiet acceptance the strict rule prevents. Read Lesson 6.11 first: this companion uses its values, its output, its Exercise and Challenge, and does not repeat why each was chosen.</w:t>
+        <w:t xml:space="preserve">Lesson 6.11 explains why a server must not let a language's number reader decide what an id is, and why 400 and 404 tell the client two different things. This companion shows where the decoding happens when the language gives you less: libmicrohttpd decodes the whole path for Assembly before your code sees it, as it does for C; axum hands over the path still encoded, and so does Erlang's httpd, except that it first decodes escaped letters, digits, and - . _ ~ (uri_string:normalize), so the server finds the </w:t>
+      </w:r>
+      <w:r>
+        <w:t>segment first and decodes the rest itself. A contract receives no URL at all, and its typed number parameters let the client's tool read the number, which is exactly the quiet acceptance the strict rule prevents. Read Lesson 6.11 first: this companion uses its values, its output, its Exercise and Challenge, and does not repeat why each was chosen.</w:t>
       </w:r>
     </w:p>
     <w:p>
@@ -123,7 +129,10 @@
     </w:p>
     <w:p>
       <w:r>
-        <w:t>Remember, a path parameter names one resource: in GET /api/v1/contacts/{id}, the server takes the segment that fills {id} out of each request. The check runs on the decoded segment, the text the client meant, and it is step 2 of the handler shape, so the database is never touched for a malformed id. parse_path_id refuses a leading 0 and every character that is not one of the ten digits 0 to 9, then calls Chapter 5's parse_id unchanged for the length and the range, 1 to 2147483647; its words are PATH_ID_PROBLEM, id must be digits only, 1 to 2147483647. Remember, 400 means fix the request, and 404 means the request was fine but no contact has that id (Lesson 6.11).</w:t>
+        <w:t>Remember, a path parameter names one resource: in GET /api/v1/contacts/{id}, the server takes the segment that fills {id} out of each request. The check runs on the decoded segment, the text the client meant, and it is step 2 of the handler shape, so the database is never touched for a malformed id. parse_path_id refuses a leading 0 and every character that is not one of the ten digits 0 to 9, then calls Chapter 5's parse_id unchanged for the length and the range, 1 to 2147483647; its words are PATH_ID_PROB</w:t>
+      </w:r>
+      <w:r>
+        <w:t>LEM, id must be digits only, 1 to 2147483647. Remember, 400 means fix the request, and 404 means the request was fine but no contact has that id (Lesson 6.11).</w:t>
       </w:r>
     </w:p>
     <w:p>
@@ -824,7 +833,10 @@
     </w:p>
     <w:p>
       <w:r>
-        <w:t>The files step 1 copies are not printed in this lesson, so they are not in the layout: from lesson-6.5-extended, certs, .gitignore, Lesson 6.5's reset file (sql/reset_contacts.sql), your Chapter 5 contacts module (assembly/windows/contacts.asm and contacts.inc, rust/src/contacts.rs, erlang/contacts.erl and contacts.hrl), Lesson 6.5a's contact store (contact_store.asm, .rs, and .erl), cJSON (assembly/cJSON.c and cJSON.h), libmysql's three DLLs, mysql-otp (vendor/mysql), and the two deploy scripts (solidity/script/DeployBasicContactApi.s.sol and DeployContactApi.s.sol); and from lesson-6.11, Lesson 6.11's curl-check.txt. Step 2 copies rust/Cargo.lock and solidity/foundry.toml from lesson-6.5-extended too. The servers and clients are Lesson 6.5a's with the parts this lesson adds and drops; type them whole, or change copies of your Lesson 6.5a files.</w:t>
+        <w:t>The files step 1 copies are not printed in this lesson, so they are not in the layout: from lesson-6.5-extended, certs, .gitignore, the three reset files (sql/reset_contacts_assembly.sql, reset_contacts_rust.sql and reset_contacts_erlang.sql), your Chapter 5 contacts module (assembly/windows/contacts.asm and contacts.inc, rust/src/contacts.rs, erlang/contacts.erl and contacts.hrl), Lesson 6.5a's contact store (contact_store.asm, .rs, and .erl), cJSON (assembly/cJSON.c and cJSON.h), libmysql's three DLLs, my</w:t>
+      </w:r>
+      <w:r>
+        <w:t>sql-otp (vendor/mysql), and the two deploy scripts (solidity/script/DeployBasicContactApi.s.sol and DeployContactApi.s.sol); and from lesson-6.11, Lesson 6.11's curl-check.txt. Step 2 copies rust/Cargo.lock and solidity/foundry.toml from lesson-6.5-extended too. The servers and clients are Lesson 6.5a's with the parts this lesson adds and drops; type them whole, or change copies of your Lesson 6.5a files.</w:t>
       </w:r>
     </w:p>
     <w:p>
@@ -1025,7 +1037,7 @@
         <w:keepNext/>
       </w:pPr>
       <w:r>
-        <w:t>Still in lesson-6.11-extended, copy every file this lesson uses unchanged: from your Lesson 6.5a folder, the certificates and .gitignore, the reset file, mysql-otp, cJSON, your Chapter 5 contacts module, Lesson 6.5a's contact store, the MySQL DLLs, and the two deploy scripts; and from your Lesson 6.11 folder, its curl Check file. Remember, Copy-Item -Recurse copies a folder with everything in it.</w:t>
+        <w:t>Still in lesson-6.11-extended, copy every file this lesson uses unchanged: from your Lesson 6.5a folder, the certificates and .gitignore, the three reset files, mysql-otp, cJSON, your Chapter 5 contacts module, Lesson 6.5a's contact store, the MySQL DLLs, and the two deploy scripts; and from your Lesson 6.11 folder, its curl Check file. Remember, Copy-Item -Recurse copies a folder with everything in it.</w:t>
       </w:r>
     </w:p>
     <w:p>
@@ -1064,7 +1076,7 @@
         <w:pStyle w:val="CommandBlock"/>
       </w:pPr>
       <w:r>
-        <w:t>Copy-Item "$previousLesson\sql\reset_contacts.sql" .\sql</w:t>
+        <w:t>Copy-Item "$previousLesson\sql\reset_contacts_assembly.sql" .\sql</w:t>
       </w:r>
     </w:p>
     <w:p>
@@ -1072,6 +1084,22 @@
         <w:pStyle w:val="CommandBlock"/>
       </w:pPr>
       <w:r>
+        <w:t>Copy-Item "$previousLesson\sql\reset_contacts_rust.sql" .\sql</w:t>
+      </w:r>
+    </w:p>
+    <w:p>
+      <w:pPr>
+        <w:pStyle w:val="CommandBlock"/>
+      </w:pPr>
+      <w:r>
+        <w:t>Copy-Item "$previousLesson\sql\reset_contacts_erlang.sql" .\sql</w:t>
+      </w:r>
+    </w:p>
+    <w:p>
+      <w:pPr>
+        <w:pStyle w:val="CommandBlock"/>
+      </w:pPr>
+      <w:r>
         <w:t>Copy-Item "$previousLesson\assembly\cJSON.c", `</w:t>
       </w:r>
     </w:p>
@@ -1250,7 +1278,7 @@
         <w:keepNext/>
       </w:pPr>
       <w:r>
-        <w:t>cp "$previous_lesson"/sql/reset_contacts.sql ./sql</w:t>
+        <w:t>cp "$previous_lesson"/sql/reset_contacts_{assembly,rust,erlang}.sql ./sql</w:t>
       </w:r>
     </w:p>
     <w:p>
@@ -1304,7 +1332,7 @@
     </w:p>
     <w:p>
       <w:r>
-        <w:t>Save each source and supporting file from this lesson into the matching path in the project layout. As in Chapter 1, notepad .\rust\src\bin\basic_server.rs creates and opens one: choose Yes, type the file, save it with Ctrl+S, and close Notepad (nano ./rust/src/bin/basic_server.rs on Linux or macOS). The Linux commands leave out the assembly folder, because Linux Assembly is deferred.</w:t>
+        <w:t>You save each source file in its language's section below, as each is shown, and step 2 makes the Rust and Solidity projects. As in Chapter 1, notepad .\rust\src\bin\basic_server.rs creates and opens one: choose Yes, type the file, save it with Ctrl+S, and close Notepad (nano ./rust/src/bin/basic_server.rs on Linux or macOS). The Linux commands leave out the assembly folder, because Linux Assembly is deferred.</w:t>
       </w:r>
     </w:p>
     <w:p>
@@ -1416,7 +1444,7 @@
         <w:keepNext/>
       </w:pPr>
       <w:r>
-        <w:t>Test-Path .\vendor\mysql\src\mysql.erl, .\sql\reset_contacts.sql, `</w:t>
+        <w:t>Test-Path .\vendor\mysql\src\mysql.erl, .\sql\reset_contacts_assembly.sql, `</w:t>
       </w:r>
     </w:p>
     <w:p>
@@ -1425,6 +1453,15 @@
         <w:keepNext/>
       </w:pPr>
       <w:r>
+        <w:t xml:space="preserve">    .\sql\reset_contacts_rust.sql, .\sql\reset_contacts_erlang.sql, `</w:t>
+      </w:r>
+    </w:p>
+    <w:p>
+      <w:pPr>
+        <w:pStyle w:val="CommandBlock"/>
+        <w:keepNext/>
+      </w:pPr>
+      <w:r>
         <w:t xml:space="preserve">    .\solidity\script\DeployBasicContactApi.s.sol, `</w:t>
       </w:r>
     </w:p>
@@ -1455,7 +1492,10 @@
         <w:keepNext/>
       </w:pPr>
       <w:r>
-        <w:t>Remember, verify checks that the server certificate is signed by the course CA (Lesson 6.0). 9 of the module's lines name spa_contacts, 3 in each file, and each contact store file names Lesson 6.5a: once, in its first comment, so they are Lesson 6.5a's files. The cJSON hashes are Lesson 3.15a's, the next lines are libmysql's three DLLs, and Test-Path prints True for each file that is there, one line per path: mysql-otp, the reset file, and the two deploy scripts. The last line counts the curl Check file's url lines: Lesson 6.11's six paths.</w:t>
+        <w:t>Remember, verify checks that the server certificate is signed by the course CA (Lesson 6.0). 9 of the module's lines name spa_contacts, 3 in each file, and each contact store file names Lesson 6.5a: once, in its first comment, so they are Lesson 6.5a's files. The cJSON hashes are Lesson 3.15a's, the next lines are libmysql's three DLLs, and Test-Path prints True for each file that is there, one line per path: mysql-otp, the three reset files, and the two deploy scripts. The last line counts the curl Check f</w:t>
+      </w:r>
+      <w:r>
+        <w:t>ile's url lines: Lesson 6.11's six paths.</w:t>
       </w:r>
     </w:p>
     <w:p>
@@ -1574,6 +1614,24 @@
     <w:p>
       <w:pPr>
         <w:pStyle w:val="RequiredOutput"/>
+        <w:keepNext/>
+      </w:pPr>
+      <w:r>
+        <w:t>True</w:t>
+      </w:r>
+    </w:p>
+    <w:p>
+      <w:pPr>
+        <w:pStyle w:val="RequiredOutput"/>
+        <w:keepNext/>
+      </w:pPr>
+      <w:r>
+        <w:t>True</w:t>
+      </w:r>
+    </w:p>
+    <w:p>
+      <w:pPr>
+        <w:pStyle w:val="RequiredOutput"/>
       </w:pPr>
       <w:r>
         <w:t>6</w:t>
@@ -1599,7 +1657,13 @@
     </w:p>
     <w:p>
       <w:r>
-        <w:t>Remember, each library goes into the lesson folder only, at the version its project file or command pins. Cargo.toml pins Lesson 6.5a's crates at the same versions and adds percent-encoding 2.3.2, which Lesson 6.5a's Cargo.lock already holds, because ureq and axum use it (Lesson 6.3a). So copy that lock and let cargo fetch read it: it keeps every version and only writes this project's new name, path_parameters, and its one new dependency into it. foundry.toml is Lesson 6.5a's too, and forge installs forge-std inside the lesson folder again. Each file is copied just before the command that reads it. Erlang's inets, ssl, uri_string, and json come with Erlang/OTP.</w:t>
+        <w:t>Remember, each library goes into the lesson folder only, at the version its project file or command pins. Remember, cargo init writes Cargo.toml and a starter src\main.rs, and cargo add pins each crate at an exact version (Lesson 6.0a). This lesson adds Lesson 6.5a's crates at the same versions, plus percent-encoding 2.3.2, which Lesson 6.5a's Cargo.lock already holds, because ureq and axum use it (Lesson 6.3a). cargo add also writes a Cargo.lock; the Copy-Item line after the cargo add lines replaces it wit</w:t>
+      </w:r>
+      <w:r>
+        <w:t>h Lesson 6.5a's, and cargo fetch reads it: it keeps every version and only writes this project's new name, path_parameters, and its one new dependency into it. The starter main.rs is removed after the fetch, which needs a program to read. Remember, forge init makes the Solidity project, as in Lesson 6.0a; Lesson 6.5a's foundry.toml is then copied over the one it wrote, and forge installs forge-std inside the lesson folder again. Each file is copied just before the command that reads it. Erlang's inets, ssl,</w:t>
+      </w:r>
+      <w:r>
+        <w:t xml:space="preserve"> uri_string, and json come with Erlang/OTP.</w:t>
       </w:r>
     </w:p>
     <w:p>
@@ -1621,13 +1685,125 @@
         <w:keepNext/>
       </w:pPr>
       <w:r>
+        <w:t>cargo init .\rust --name path_parameters --vcs none</w:t>
+      </w:r>
+    </w:p>
+    <w:p>
+      <w:pPr>
+        <w:pStyle w:val="CommandBlock"/>
+        <w:keepNext/>
+      </w:pPr>
+      <w:r>
+        <w:t>cargo add --manifest-path .\rust\Cargo.toml axum@=0.8.9 `</w:t>
+      </w:r>
+    </w:p>
+    <w:p>
+      <w:pPr>
+        <w:pStyle w:val="CommandBlock"/>
+      </w:pPr>
+      <w:r>
+        <w:t xml:space="preserve">    --no-default-features --features http1,tokio</w:t>
+      </w:r>
+    </w:p>
+    <w:p>
+      <w:pPr>
+        <w:pStyle w:val="CommandBlock"/>
+      </w:pPr>
+      <w:r>
+        <w:t>cargo add --manifest-path .\rust\Cargo.toml axum-server@=0.8.0 `</w:t>
+      </w:r>
+    </w:p>
+    <w:p>
+      <w:pPr>
+        <w:pStyle w:val="CommandBlock"/>
+      </w:pPr>
+      <w:r>
+        <w:t xml:space="preserve">    --features tls-rustls-no-provider</w:t>
+      </w:r>
+    </w:p>
+    <w:p>
+      <w:pPr>
+        <w:pStyle w:val="CommandBlock"/>
+      </w:pPr>
+      <w:r>
+        <w:t>cargo add --manifest-path .\rust\Cargo.toml mysql@=28.0.3</w:t>
+      </w:r>
+    </w:p>
+    <w:p>
+      <w:pPr>
+        <w:pStyle w:val="CommandBlock"/>
+      </w:pPr>
+      <w:r>
+        <w:t>cargo add --manifest-path .\rust\Cargo.toml percent-encoding@=2.3.2</w:t>
+      </w:r>
+    </w:p>
+    <w:p>
+      <w:pPr>
+        <w:pStyle w:val="CommandBlock"/>
+      </w:pPr>
+      <w:r>
+        <w:t>cargo add --manifest-path .\rust\Cargo.toml rustls@=0.23.45 `</w:t>
+      </w:r>
+    </w:p>
+    <w:p>
+      <w:pPr>
+        <w:pStyle w:val="CommandBlock"/>
+      </w:pPr>
+      <w:r>
+        <w:t xml:space="preserve">    --no-default-features --features ring,std,tls12</w:t>
+      </w:r>
+    </w:p>
+    <w:p>
+      <w:pPr>
+        <w:pStyle w:val="CommandBlock"/>
+      </w:pPr>
+      <w:r>
+        <w:t>cargo add --manifest-path .\rust\Cargo.toml serde@=1.0.229 --features derive</w:t>
+      </w:r>
+    </w:p>
+    <w:p>
+      <w:pPr>
+        <w:pStyle w:val="CommandBlock"/>
+      </w:pPr>
+      <w:r>
+        <w:t>cargo add --manifest-path .\rust\Cargo.toml serde_json@=1.0.151</w:t>
+      </w:r>
+    </w:p>
+    <w:p>
+      <w:pPr>
+        <w:pStyle w:val="CommandBlock"/>
+      </w:pPr>
+      <w:r>
+        <w:t>cargo add --manifest-path .\rust\Cargo.toml tokio@=1.53.1 `</w:t>
+      </w:r>
+    </w:p>
+    <w:p>
+      <w:pPr>
+        <w:pStyle w:val="CommandBlock"/>
+      </w:pPr>
+      <w:r>
+        <w:t xml:space="preserve">    --features macros,rt-multi-thread</w:t>
+      </w:r>
+    </w:p>
+    <w:p>
+      <w:pPr>
+        <w:pStyle w:val="CommandBlock"/>
+      </w:pPr>
+      <w:r>
+        <w:t>cargo add --manifest-path .\rust\Cargo.toml ureq@=3.4.2</w:t>
+      </w:r>
+    </w:p>
+    <w:p>
+      <w:pPr>
+        <w:pStyle w:val="CommandBlock"/>
+      </w:pPr>
+      <w:r>
         <w:t>Copy-Item ..\lesson-6.5-extended\rust\Cargo.lock .\rust</w:t>
       </w:r>
     </w:p>
     <w:p>
       <w:pPr>
         <w:pStyle w:val="CommandBlock"/>
-        <w:keepNext/>
       </w:pPr>
       <w:r>
         <w:t>cargo fetch --manifest-path .\rust\Cargo.toml</w:t>
@@ -1636,7 +1812,22 @@
     <w:p>
       <w:pPr>
         <w:pStyle w:val="CommandBlock"/>
-        <w:keepNext/>
+      </w:pPr>
+      <w:r>
+        <w:t>Remove-Item .\rust\src\main.rs</w:t>
+      </w:r>
+    </w:p>
+    <w:p>
+      <w:pPr>
+        <w:pStyle w:val="CommandBlock"/>
+      </w:pPr>
+      <w:r>
+        <w:t>forge init .\solidity --empty --no-git --offline --force</w:t>
+      </w:r>
+    </w:p>
+    <w:p>
+      <w:pPr>
+        <w:pStyle w:val="CommandBlock"/>
       </w:pPr>
       <w:r>
         <w:t>Copy-Item ..\lesson-6.5-extended\solidity\foundry.toml .\solidity</w:t>
@@ -1683,17 +1874,142 @@
     </w:p>
     <w:p>
       <w:pPr>
+        <w:keepNext/>
+      </w:pPr>
+      <w:r>
+        <w:t>Create the Rust and Solidity projects with the same commands as on Windows: cp copies Lesson 6.5a's Cargo.lock after the cargo add lines, so it replaces the one cargo add wrote, and rm deletes the starter main.rs after cargo fetch.</w:t>
+      </w:r>
+    </w:p>
+    <w:p>
+      <w:pPr>
+        <w:keepNext/>
+      </w:pPr>
+    </w:p>
+    <w:p>
+      <w:pPr>
         <w:pStyle w:val="CommandBlock"/>
         <w:keepNext/>
       </w:pPr>
       <w:r>
+        <w:t>cargo init ./rust --name path_parameters --vcs none</w:t>
+      </w:r>
+    </w:p>
+    <w:p>
+      <w:pPr>
+        <w:pStyle w:val="CommandBlock"/>
+        <w:keepNext/>
+      </w:pPr>
+      <w:r>
+        <w:t>cargo add --manifest-path ./rust/Cargo.toml axum@=0.8.9 \</w:t>
+      </w:r>
+    </w:p>
+    <w:p>
+      <w:pPr>
+        <w:pStyle w:val="CommandBlock"/>
+      </w:pPr>
+      <w:r>
+        <w:t xml:space="preserve">    --no-default-features --features http1,tokio</w:t>
+      </w:r>
+    </w:p>
+    <w:p>
+      <w:pPr>
+        <w:pStyle w:val="CommandBlock"/>
+      </w:pPr>
+      <w:r>
+        <w:t>cargo add --manifest-path ./rust/Cargo.toml axum-server@=0.8.0 \</w:t>
+      </w:r>
+    </w:p>
+    <w:p>
+      <w:pPr>
+        <w:pStyle w:val="CommandBlock"/>
+      </w:pPr>
+      <w:r>
+        <w:t xml:space="preserve">    --features tls-rustls-no-provider</w:t>
+      </w:r>
+    </w:p>
+    <w:p>
+      <w:pPr>
+        <w:pStyle w:val="CommandBlock"/>
+      </w:pPr>
+      <w:r>
+        <w:t>cargo add --manifest-path ./rust/Cargo.toml mysql@=28.0.3</w:t>
+      </w:r>
+    </w:p>
+    <w:p>
+      <w:pPr>
+        <w:pStyle w:val="CommandBlock"/>
+      </w:pPr>
+      <w:r>
+        <w:t>cargo add --manifest-path ./rust/Cargo.toml percent-encoding@=2.3.2</w:t>
+      </w:r>
+    </w:p>
+    <w:p>
+      <w:pPr>
+        <w:pStyle w:val="CommandBlock"/>
+      </w:pPr>
+      <w:r>
+        <w:t>cargo add --manifest-path ./rust/Cargo.toml rustls@=0.23.45 \</w:t>
+      </w:r>
+    </w:p>
+    <w:p>
+      <w:pPr>
+        <w:pStyle w:val="CommandBlock"/>
+      </w:pPr>
+      <w:r>
+        <w:t xml:space="preserve">    --no-default-features --features ring,std,tls12</w:t>
+      </w:r>
+    </w:p>
+    <w:p>
+      <w:pPr>
+        <w:pStyle w:val="CommandBlock"/>
+      </w:pPr>
+      <w:r>
+        <w:t>cargo add --manifest-path ./rust/Cargo.toml serde@=1.0.229 --features derive</w:t>
+      </w:r>
+    </w:p>
+    <w:p>
+      <w:pPr>
+        <w:pStyle w:val="CommandBlock"/>
+      </w:pPr>
+      <w:r>
+        <w:t>cargo add --manifest-path ./rust/Cargo.toml serde_json@=1.0.151</w:t>
+      </w:r>
+    </w:p>
+    <w:p>
+      <w:pPr>
+        <w:pStyle w:val="CommandBlock"/>
+      </w:pPr>
+      <w:r>
+        <w:t>cargo add --manifest-path ./rust/Cargo.toml tokio@=1.53.1 \</w:t>
+      </w:r>
+    </w:p>
+    <w:p>
+      <w:pPr>
+        <w:pStyle w:val="CommandBlock"/>
+      </w:pPr>
+      <w:r>
+        <w:t xml:space="preserve">    --features macros,rt-multi-thread</w:t>
+      </w:r>
+    </w:p>
+    <w:p>
+      <w:pPr>
+        <w:pStyle w:val="CommandBlock"/>
+      </w:pPr>
+      <w:r>
+        <w:t>cargo add --manifest-path ./rust/Cargo.toml ureq@=3.4.2</w:t>
+      </w:r>
+    </w:p>
+    <w:p>
+      <w:pPr>
+        <w:pStyle w:val="CommandBlock"/>
+      </w:pPr>
+      <w:r>
         <w:t>cp ../lesson-6.5-extended/rust/Cargo.lock ./rust</w:t>
       </w:r>
     </w:p>
     <w:p>
       <w:pPr>
         <w:pStyle w:val="CommandBlock"/>
-        <w:keepNext/>
       </w:pPr>
       <w:r>
         <w:t>cargo fetch --manifest-path ./rust/Cargo.toml</w:t>
@@ -1702,6 +2018,23 @@
     <w:p>
       <w:pPr>
         <w:pStyle w:val="CommandBlock"/>
+      </w:pPr>
+      <w:r>
+        <w:t>rm ./rust/src/main.rs</w:t>
+      </w:r>
+    </w:p>
+    <w:p>
+      <w:pPr>
+        <w:pStyle w:val="CommandBlock"/>
+        <w:keepNext/>
+      </w:pPr>
+      <w:r>
+        <w:t>forge init ./solidity --empty --no-git --offline --force</w:t>
+      </w:r>
+    </w:p>
+    <w:p>
+      <w:pPr>
+        <w:pStyle w:val="CommandBlock"/>
         <w:keepNext/>
       </w:pPr>
       <w:r>
@@ -1846,7 +2179,10 @@
     </w:p>
     <w:p>
       <w:r>
-        <w:t>The servers read spa_contacts, so the screens match this lesson's only when the table holds the known rows. reset_contacts.sql is Lesson 6.5's, which step 1 copied. Every program in this lesson only reads, so one reset before the first server is enough. Solidity needs no reset: its deploy script stores the three contacts on a new chain.</w:t>
+        <w:t>The servers read spa_contacts, so the screens match this lesson's only when the table holds the known rows. The reset files are Lesson 6.1a's, which step 1 copied from lesson-6.5-extended. Remember, each language keeps its own table, so there is one reset file per language: reset_contacts_assembly.sql resets contacts_assembly, the Assembly programs' table, and the three files differ only in the language's name. Every program in this lesson only reads, so one reset before the first server is enough. Solidity</w:t>
+      </w:r>
+      <w:r>
+        <w:t xml:space="preserve"> needs no reset: its deploy script stores the three contacts on a new chain.</w:t>
       </w:r>
     </w:p>
     <w:p>
@@ -1926,7 +2262,7 @@
         <w:keepNext/>
       </w:pPr>
       <w:r>
-        <w:t xml:space="preserve">    -e "source ./sql/reset_contacts.sql"</w:t>
+        <w:t xml:space="preserve">    -e "source ./sql/reset_contacts_assembly.sql"</w:t>
       </w:r>
     </w:p>
     <w:p>
@@ -1935,6 +2271,42 @@
         <w:keepNext/>
       </w:pPr>
       <w:r>
+        <w:t>&amp; $mysql -u devuser -h 127.0.0.1 -P 3306 -D spa_contacts --commands `</w:t>
+      </w:r>
+    </w:p>
+    <w:p>
+      <w:pPr>
+        <w:pStyle w:val="CommandBlock"/>
+        <w:keepNext/>
+      </w:pPr>
+      <w:r>
+        <w:t xml:space="preserve">    -e "source ./sql/reset_contacts_rust.sql"</w:t>
+      </w:r>
+    </w:p>
+    <w:p>
+      <w:pPr>
+        <w:pStyle w:val="CommandBlock"/>
+        <w:keepNext/>
+      </w:pPr>
+      <w:r>
+        <w:t>&amp; $mysql -u devuser -h 127.0.0.1 -P 3306 -D spa_contacts --commands `</w:t>
+      </w:r>
+    </w:p>
+    <w:p>
+      <w:pPr>
+        <w:pStyle w:val="CommandBlock"/>
+        <w:keepNext/>
+      </w:pPr>
+      <w:r>
+        <w:t xml:space="preserve">    -e "source ./sql/reset_contacts_erlang.sql"</w:t>
+      </w:r>
+    </w:p>
+    <w:p>
+      <w:pPr>
+        <w:pStyle w:val="CommandBlock"/>
+        <w:keepNext/>
+      </w:pPr>
+      <w:r>
         <w:t>&amp; $mysql -u devuser -h 127.0.0.1 -P 3306 -D spa_contacts -t `</w:t>
       </w:r>
     </w:p>
@@ -1944,7 +2316,7 @@
         <w:keepNext/>
       </w:pPr>
       <w:r>
-        <w:t xml:space="preserve">    -e "SELECT id, name, email, phone FROM contacts ORDER BY id"</w:t>
+        <w:t xml:space="preserve">    -e "SELECT id, name, email, phone FROM contacts_assembly ORDER BY id"</w:t>
       </w:r>
     </w:p>
     <w:p>
@@ -2001,7 +2373,7 @@
         <w:keepNext/>
       </w:pPr>
       <w:r>
-        <w:t>mysql -u devuser -h 127.0.0.1 -P 3306 -D spa_contacts &lt; ./sql/reset_contacts.sql</w:t>
+        <w:t>mysql -u devuser -h 127.0.0.1 -P 3306 -D spa_contacts \</w:t>
       </w:r>
     </w:p>
     <w:p>
@@ -2010,6 +2382,51 @@
         <w:keepNext/>
       </w:pPr>
       <w:r>
+        <w:t xml:space="preserve">    &lt; ./sql/reset_contacts_assembly.sql</w:t>
+      </w:r>
+    </w:p>
+    <w:p>
+      <w:pPr>
+        <w:pStyle w:val="CommandBlock"/>
+        <w:keepNext/>
+      </w:pPr>
+      <w:r>
+        <w:t>mysql -u devuser -h 127.0.0.1 -P 3306 -D spa_contacts \</w:t>
+      </w:r>
+    </w:p>
+    <w:p>
+      <w:pPr>
+        <w:pStyle w:val="CommandBlock"/>
+        <w:keepNext/>
+      </w:pPr>
+      <w:r>
+        <w:t xml:space="preserve">    &lt; ./sql/reset_contacts_rust.sql</w:t>
+      </w:r>
+    </w:p>
+    <w:p>
+      <w:pPr>
+        <w:pStyle w:val="CommandBlock"/>
+        <w:keepNext/>
+      </w:pPr>
+      <w:r>
+        <w:t>mysql -u devuser -h 127.0.0.1 -P 3306 -D spa_contacts \</w:t>
+      </w:r>
+    </w:p>
+    <w:p>
+      <w:pPr>
+        <w:pStyle w:val="CommandBlock"/>
+        <w:keepNext/>
+      </w:pPr>
+      <w:r>
+        <w:t xml:space="preserve">    &lt; ./sql/reset_contacts_erlang.sql</w:t>
+      </w:r>
+    </w:p>
+    <w:p>
+      <w:pPr>
+        <w:pStyle w:val="CommandBlock"/>
+        <w:keepNext/>
+      </w:pPr>
+      <w:r>
         <w:t>mysql -u devuser -h 127.0.0.1 -P 3306 -D spa_contacts -t \</w:t>
       </w:r>
     </w:p>
@@ -2019,7 +2436,7 @@
         <w:keepNext/>
       </w:pPr>
       <w:r>
-        <w:t xml:space="preserve">    -e "SELECT id, name, email, phone FROM contacts ORDER BY id"</w:t>
+        <w:t xml:space="preserve">    -e "SELECT id, name, email, phone FROM contacts_assembly ORDER BY id"</w:t>
       </w:r>
     </w:p>
     <w:p>
@@ -2040,7 +2457,7 @@
         <w:keepNext/>
       </w:pPr>
       <w:r>
-        <w:t>The first two commands print nothing. The query prints exactly this table:</w:t>
+        <w:t>The CREATE DATABASE and reset commands print nothing. The query shows the Assembly programs' table, contacts_assembly; put your language's table in its place to see that one. It prints exactly this table, and every language's table holds the same rows:</w:t>
       </w:r>
     </w:p>
     <w:p>
@@ -2130,7 +2547,10 @@
     </w:p>
     <w:p>
       <w:r>
-        <w:t>Every Production-Minded section in Assembly, Rust, and Erlang ends with Lesson 6.11's curl Check, so its paths live in the file step 1 copied, which curl.exe reads with -K. Remember, each line is one option, named as on the command line without its dashes, and next starts a second set of options (Lesson 6.11). The first four paths are 0, one more than the largest id, the largest id, and two encoded spaces before a 2; after next come a broken escape, %zz, and an encoded zero byte, %00, whose bodies the file throws away with output = "NUL", so only their status prints.</w:t>
+        <w:t xml:space="preserve">Every Production-Minded section in Assembly, Rust, and Erlang ends with Lesson 6.11's curl Check, so its paths live in the file step 1 copied, which curl.exe reads with -K. Remember, each line is one option, named as on the command line without its dashes, and next starts a second set of options (Lesson 6.11). The first four paths are 0, one more than the largest id, the largest id, and two encoded spaces before a 2; after next come a broken escape, %zz, and an encoded zero byte, %00, whose bodies the file </w:t>
+      </w:r>
+      <w:r>
+        <w:t>throws away with output = "NUL", so only their status prints.</w:t>
       </w:r>
     </w:p>
     <w:p>
@@ -2232,7 +2652,10 @@
     </w:p>
     <w:p>
       <w:r>
-        <w:t>Remember, Assembly calls libmicrohttpd for the server and libcurl for the client, as C does, and every Windows Assembly block starts with the $env:Path line, so the programs load MSYS2's DLLs (Lesson 6.0a). Remember, both servers answer one request at a time, because your Chapter 5 contacts.asm keeps its records in .bss (Lesson 6.5a). The Production-Minded server links Lesson 6.5a's contact_store.asm, beside your Chapter 5 contacts.asm, libmysql, and cJSON; the Basic server reads with your Chapter 5 functions alone. The clients parse no JSON, so they link only libcurl.</w:t>
+        <w:t>Remember, Assembly calls libmicrohttpd for the server and libcurl for the client, as C does, and every Windows Assembly block starts with the $env:Path line, so the programs load MSYS2's DLLs (Lesson 6.0a). Remember, both servers answer one request at a time, because your Chapter 5 contacts.asm keeps its records in .bss (Lesson 6.5a). The Production-Minded server links Lesson 6.5a's contact_store.asm, beside your Chapter 5 contacts.asm, libmysql, and cJSON; the Basic server reads with your Chapter 5 functio</w:t>
+      </w:r>
+      <w:r>
+        <w:t>ns alone. The clients parse no JSON, so they link only libcurl.</w:t>
       </w:r>
     </w:p>
     <w:p>
@@ -2278,7 +2701,10 @@
     </w:p>
     <w:p>
       <w:r>
-        <w:t>Start with the most direct versions. The Basic server answers one route itself: answer_request checks that the path is the prefix and one segment, parse_path_id checks that segment, and answer_one reads the contact with find_contact on one connection. The Basic client: main walks the list of five ids, and fetch_contact encodes each one with curl_easy_escape, joins the path with snprintf, and sends it on the same libcurl handle. The new steps are commented in full, and the ones from earlier lessons have short reminders.</w:t>
+        <w:t>Start with the most direct versions. The Basic server answers one route itself: answer_request checks that the path is the prefix and one segment, parse_path_id checks that segment, and answer_one reads the contact with find_contact on one connection. The Basic client: main walks the list of five ids, and fetch_contact encodes each one with curl_easy_escape, joins the path with snprintf, and sends it on the same libcurl handle. The new steps are commented in full, and the ones from earlier lessons have shor</w:t>
+      </w:r>
+      <w:r>
+        <w:t>t reminders.</w:t>
       </w:r>
     </w:p>
     <w:p>
@@ -21609,7 +22035,10 @@
     </w:p>
     <w:p>
       <w:r>
-        <w:t>Start with the most direct versions, after lib.rs. The Basic server's answer runs answer_from_database with tokio::task::spawn_blocking; answer_from_database checks that the path is the prefix and one segment, decodes the segment with percent_decode_str, checks it with parse_path_id, and answer_one reads the contact with get_contact on one connection. The Basic client: main loops over the five ids, encodes each one with utf8_percent_encode, and send_and_print sends it on the same Agent. The new steps are commented in full, and the ones from earlier lessons have short reminders.</w:t>
+        <w:t>Start with the most direct versions, after lib.rs. The Basic server's answer runs answer_from_database with tokio::task::spawn_blocking; answer_from_database checks that the path is the prefix and one segment, decodes the segment with percent_decode_str, checks it with parse_path_id, and answer_one reads the contact with get_contact on one connection. The Basic client: main loops over the five ids, encodes each one with utf8_percent_encode, and send_and_print sends it on the same Agent. The new steps are co</w:t>
+      </w:r>
+      <w:r>
+        <w:t>mmented in full, and the ones from earlier lessons have short reminders.</w:t>
       </w:r>
     </w:p>
     <w:p>
@@ -24080,7 +24509,10 @@
     </w:p>
     <w:p>
       <w:r>
-        <w:t>The Production-Minded server is Lesson 6.5a's, with the collection's route and handle_list_contacts left out, parse_path_id added, and two changes: contact_id_from_path now decodes the segment it finds, and handle_get_contact's input check calls parse_path_id and answers 400 with PATH_ID_PROBLEM. The client keeps Lesson 6.4a's functions unchanged, adds contact_path and fetch_path, and leaves out Lesson 6.5a's print_collection. Read contact_id_from_path and parse_path_id first, then handle_get_contact, then the client's contact_path and main.</w:t>
+        <w:t xml:space="preserve">The Production-Minded server is Lesson 6.5a's, with the collection's route and handle_list_contacts left out, parse_path_id added, and two changes: contact_id_from_path now decodes the segment it finds, and handle_get_contact's input check calls parse_path_id and answers 400 with PATH_ID_PROBLEM. The client keeps Lesson 6.4a's functions unchanged, adds contact_path and fetch_path, and leaves out Lesson 6.5a's print_collection. Read contact_id_from_path and parse_path_id first, then handle_get_contact, then </w:t>
+      </w:r>
+      <w:r>
+        <w:t>the client's contact_path and main.</w:t>
       </w:r>
     </w:p>
     <w:p>
@@ -28906,7 +29338,10 @@
     </w:p>
     <w:p>
       <w:r>
-        <w:t>Remember, Erlang uses inets: httpd for the server and httpc for the client, with ssl for TLS, and a server starts with erl +B (Lesson 6.0a). The servers use mysql-otp 1.9.0 through your Chapter 5 contacts.erl, so their erlc line compiles the connector's five modules too, and erlc prints four warnings about mysql_encode.erl, the connector's own code (Lesson 4.0a). Remember, uri_string:quote encodes every character except letters, digits, and - . _ ~, and uri_string:unquote turns each %XX back into its character (Lesson 6.3a).</w:t>
+        <w:t>Remember, Erlang uses inets: httpd for the server and httpc for the client, with ssl for TLS, and a server starts with erl +B (Lesson 6.0a). The servers use mysql-otp 1.9.0 through your Chapter 5 contacts.erl, so their erlc line compiles the connector's five modules too, and erlc prints four warnings about mysql_encode.erl, the connector's own code (Lesson 4.0a). Remember, uri_string:quote encodes every character except letters, digits, and - . _ ~, and uri_string:unquote turns each %XX back into its charac</w:t>
+      </w:r>
+      <w:r>
+        <w:t>ter (Lesson 6.3a).</w:t>
       </w:r>
     </w:p>
     <w:p>
@@ -30719,7 +31154,10 @@
     </w:p>
     <w:p>
       <w:r>
-        <w:t>The Production-Minded server is Lesson 6.5a's, with the collection's route and handle_list_contacts left out, parse_path_id added, and two changes: route_request decodes the segment it finds with uri_string:unquote, and handle_get_contact's input check calls parse_path_id and answers 400 with ?PATH_ID_PROBLEM. The client keeps Lesson 6.4a's functions unchanged, adds contact_path and fetch_path, and leaves out Lesson 6.5a's array_values and print_collection. Read route_request and parse_path_id first, then handle_get_contact, then the client's contact_path and main.</w:t>
+        <w:t>The Production-Minded server is Lesson 6.5a's, with the collection's route and handle_list_contacts left out, parse_path_id added, and two changes: route_request decodes the segment it finds with uri_string:unquote, and handle_get_contact's input check calls parse_path_id and answers 400 with ?PATH_ID_PROBLEM. The client keeps Lesson 6.4a's functions unchanged, adds contact_path and fetch_path, and leaves out Lesson 6.5a's array_values and print_collection. Read route_request and parse_path_id first, then h</w:t>
+      </w:r>
+      <w:r>
+        <w:t>andle_get_contact, then the client's contact_path and main.</w:t>
       </w:r>
     </w:p>
     <w:p>
@@ -33812,7 +34250,10 @@
         <w:pStyle w:val="ListBullet"/>
       </w:pPr>
       <w:r>
-        <w:t>httpd normalizes the target with uri_string:normalize before do/1 runs: it decodes an escaped letter, digit, or - . _ ~ into the character itself, so a request for /api/v1/contacts/%31 reaches do/1, and its log line, as /api/v1/contacts/1. The answer is still contact 1, as on every other server, because %31 decodes to 1. Normalizing also removes dot segments, so /api/v1/contacts/%2E%2E, sent as it is (curl.exe --path-as-is), becomes /api/v1/, 404 in Erlang, where Rust and Assembly answer 400: .. is not a digit.</w:t>
+        <w:t>httpd normalizes the target with uri_string:normalize before do/1 runs: it decodes an escaped letter, digit, or - . _ ~ into the character itself, so a request for /api/v1/contacts/%31 reaches do/1, and its log line, as /api/v1/contacts/1. The answer is still contact 1, as on every other server, because %31 decodes to 1. Normalizing also removes dot segments, so /api/v1/contacts/%2E%2E, sent as it is (curl.exe --path-as-is), becomes /api/v1/, 404 in Erlang, where Rust and Assembly answer 400: .. is not a di</w:t>
+      </w:r>
+      <w:r>
+        <w:t>git.</w:t>
       </w:r>
     </w:p>
     <w:p>
@@ -33866,7 +34307,10 @@
     </w:p>
     <w:p>
       <w:r>
-        <w:t>Solidity's section maps Lesson 6.11 onto the honest counterpart that Concept describes: anvil is the server process, getContactAt is the path endpoint, a view function sent as a call with cast call, and its one argument is the {id} segment as the client encoded it. Remember, cast call runs a function on the node and stores nothing, the (string) after a signature asks cast to print what the function returns, ConvertFrom-Json turns the quoted text it prints into the JSON itself, and a revert prints Error: execution reverted: and its reason on the error stream (Lesson 6.5a). Every Solidity block runs in the lesson-6.11-extended folder.</w:t>
+        <w:t>Solidity's section maps Lesson 6.11 onto the honest counterpart that Concept describes: anvil is the server process, getContactAt is the path endpoint, a view function sent as a call with cast call, and its one argument is the {id} segment as the client encoded it. Remember, cast call runs a function on the node and stores nothing, the (string) after a signature asks cast to print what the function returns, ConvertFrom-Json turns the quoted text it prints into the JSON itself, and a revert prints Error: exe</w:t>
+      </w:r>
+      <w:r>
+        <w:t>cution reverted: and its reason on the error stream (Lesson 6.5a). Every Solidity block runs in the lesson-6.11-extended folder.</w:t>
       </w:r>
     </w:p>
     <w:p>
@@ -33889,7 +34333,10 @@
     </w:p>
     <w:p>
       <w:r>
-        <w:t>Both contracts decode and check the segment with the new library ContactPath, so it comes first: decodeSegment decodes every %XX, and parsePathId applies the strict rule. Then the most direct version: BasicContactApi, Lesson 6.5a's contract with addContact, which the deploy script calls, and getContactAt in place of getContact and getContacts. DeployBasicContactApi, copied from Lesson 6.5a, puts it on the chain and stores the three known contacts. Every step is commented, so read the comments as you type them.</w:t>
+        <w:t>Both contracts decode and check the segment with the new library ContactPath, so it comes first: decodeSegment decodes every %XX, and parsePathId applies the strict rule. Then the most direct version: BasicContactApi, Lesson 6.5a's contract with addContact, which the deploy script calls, and getContactAt in place of getContact and getContacts. DeployBasicContactApi, copied from Lesson 6.5a, puts it on the chain and stores the three known contacts. Every step is commented, so read the comments as you type th</w:t>
+      </w:r>
+      <w:r>
+        <w:t>em. forge build compiles every file in the script folder, and DeployContactApi.s.sol, copied in step 1, imports ContactApi.sol, so save ContactApi.sol now too; the Production-Minded Implementation explains it.</w:t>
       </w:r>
     </w:p>
     <w:p>
@@ -35753,6 +36200,1403 @@
         <w:pStyle w:val="Heading3"/>
       </w:pPr>
       <w:r>
+        <w:t>solidity/script/ContactApi.sol</w:t>
+      </w:r>
+    </w:p>
+    <w:p>
+      <w:pPr>
+        <w:pStyle w:val="SourceCode"/>
+        <w:keepNext/>
+      </w:pPr>
+      <w:r>
+        <w:t>// SPDX-License-Identifier: MIT</w:t>
+      </w:r>
+    </w:p>
+    <w:p>
+      <w:pPr>
+        <w:pStyle w:val="SourceCode"/>
+        <w:keepNext/>
+      </w:pPr>
+      <w:r>
+        <w:t>// Remember, every file starts with a license line and pragma.</w:t>
+      </w:r>
+    </w:p>
+    <w:p>
+      <w:pPr>
+        <w:pStyle w:val="SourceCode"/>
+      </w:pPr>
+      <w:r>
+        <w:t>pragma solidity ^0.8.20;</w:t>
+      </w:r>
+    </w:p>
+    <w:p>
+      <w:pPr>
+        <w:pStyle w:val="SourceCode"/>
+      </w:pPr>
+    </w:p>
+    <w:p>
+      <w:pPr>
+        <w:pStyle w:val="SourceCode"/>
+      </w:pPr>
+      <w:r>
+        <w:t>// Remember, import brings in another file's code: here, the ContactPath</w:t>
+      </w:r>
+    </w:p>
+    <w:p>
+      <w:pPr>
+        <w:pStyle w:val="SourceCode"/>
+      </w:pPr>
+      <w:r>
+        <w:t>// library, which decodes and checks a path id.</w:t>
+      </w:r>
+    </w:p>
+    <w:p>
+      <w:pPr>
+        <w:pStyle w:val="SourceCode"/>
+      </w:pPr>
+      <w:r>
+        <w:t>import {ContactPath} from "./ContactPath.sol";</w:t>
+      </w:r>
+    </w:p>
+    <w:p>
+      <w:pPr>
+        <w:pStyle w:val="SourceCode"/>
+      </w:pPr>
+    </w:p>
+    <w:p>
+      <w:pPr>
+        <w:pStyle w:val="SourceCode"/>
+      </w:pPr>
+      <w:r>
+        <w:t>// One contact, as Chapter 5 Project 1a's ContactBook keeps it. An empty</w:t>
+      </w:r>
+    </w:p>
+    <w:p>
+      <w:pPr>
+        <w:pStyle w:val="SourceCode"/>
+      </w:pPr>
+      <w:r>
+        <w:t>// phone means no phone.</w:t>
+      </w:r>
+    </w:p>
+    <w:p>
+      <w:pPr>
+        <w:pStyle w:val="SourceCode"/>
+      </w:pPr>
+      <w:r>
+        <w:t>struct Contact {</w:t>
+      </w:r>
+    </w:p>
+    <w:p>
+      <w:pPr>
+        <w:pStyle w:val="SourceCode"/>
+      </w:pPr>
+      <w:r>
+        <w:t xml:space="preserve">    uint256 id;</w:t>
+      </w:r>
+    </w:p>
+    <w:p>
+      <w:pPr>
+        <w:pStyle w:val="SourceCode"/>
+      </w:pPr>
+      <w:r>
+        <w:t xml:space="preserve">    string fullName;</w:t>
+      </w:r>
+    </w:p>
+    <w:p>
+      <w:pPr>
+        <w:pStyle w:val="SourceCode"/>
+      </w:pPr>
+      <w:r>
+        <w:t xml:space="preserve">    string email;</w:t>
+      </w:r>
+    </w:p>
+    <w:p>
+      <w:pPr>
+        <w:pStyle w:val="SourceCode"/>
+      </w:pPr>
+      <w:r>
+        <w:t xml:space="preserve">    string phone;</w:t>
+      </w:r>
+    </w:p>
+    <w:p>
+      <w:pPr>
+        <w:pStyle w:val="SourceCode"/>
+      </w:pPr>
+      <w:r>
+        <w:t>}</w:t>
+      </w:r>
+    </w:p>
+    <w:p>
+      <w:pPr>
+        <w:pStyle w:val="SourceCode"/>
+      </w:pPr>
+    </w:p>
+    <w:p>
+      <w:pPr>
+        <w:pStyle w:val="SourceCode"/>
+      </w:pPr>
+      <w:r>
+        <w:t>// Lesson 6.11a: Lesson 6.5a's ContactApi, without the collection's</w:t>
+      </w:r>
+    </w:p>
+    <w:p>
+      <w:pPr>
+        <w:pStyle w:val="SourceCode"/>
+      </w:pPr>
+      <w:r>
+        <w:t>// getContacts, plus getContactAt, the path endpoint: it takes the {id}</w:t>
+      </w:r>
+    </w:p>
+    <w:p>
+      <w:pPr>
+        <w:pStyle w:val="SourceCode"/>
+      </w:pPr>
+      <w:r>
+        <w:t>// segment exactly as the client encoded it, decodes it, and checks it with</w:t>
+      </w:r>
+    </w:p>
+    <w:p>
+      <w:pPr>
+        <w:pStyle w:val="SourceCode"/>
+      </w:pPr>
+      <w:r>
+        <w:t>// the strict rule. getContact, which takes a number, stays unchanged,</w:t>
+      </w:r>
+    </w:p>
+    <w:p>
+      <w:pPr>
+        <w:pStyle w:val="SourceCode"/>
+      </w:pPr>
+      <w:r>
+        <w:t>// because the deploy script asks it for contact 2. A view function reads</w:t>
+      </w:r>
+    </w:p>
+    <w:p>
+      <w:pPr>
+        <w:pStyle w:val="SourceCode"/>
+      </w:pPr>
+      <w:r>
+        <w:t>// the contract's storage and changes nothing, so a call to it needs no</w:t>
+      </w:r>
+    </w:p>
+    <w:p>
+      <w:pPr>
+        <w:pStyle w:val="SourceCode"/>
+      </w:pPr>
+      <w:r>
+        <w:t>// transaction. revert's reason is the error body.</w:t>
+      </w:r>
+    </w:p>
+    <w:p>
+      <w:pPr>
+        <w:pStyle w:val="SourceCode"/>
+      </w:pPr>
+      <w:r>
+        <w:t>contract ContactApi {</w:t>
+      </w:r>
+    </w:p>
+    <w:p>
+      <w:pPr>
+        <w:pStyle w:val="SourceCode"/>
+      </w:pPr>
+      <w:r>
+        <w:t xml:space="preserve">    // Remember, constant = never changes.</w:t>
+      </w:r>
+    </w:p>
+    <w:p>
+      <w:pPr>
+        <w:pStyle w:val="SourceCode"/>
+      </w:pPr>
+      <w:r>
+        <w:t xml:space="preserve">    string constant HEALTH_JSON = '{"status":"ok"}';</w:t>
+      </w:r>
+    </w:p>
+    <w:p>
+      <w:pPr>
+        <w:pStyle w:val="SourceCode"/>
+      </w:pPr>
+      <w:r>
+        <w:t xml:space="preserve">    string constant NOT_FOUND_JSON =</w:t>
+      </w:r>
+    </w:p>
+    <w:p>
+      <w:pPr>
+        <w:pStyle w:val="SourceCode"/>
+      </w:pPr>
+      <w:r>
+        <w:t xml:space="preserve">        '{"code":"not_found","message":"no such path"}';</w:t>
+      </w:r>
+    </w:p>
+    <w:p>
+      <w:pPr>
+        <w:pStyle w:val="SourceCode"/>
+      </w:pPr>
+      <w:r>
+        <w:t xml:space="preserve">    string constant BAD_ID_JSON = '{"code":"invalid_input","message":'</w:t>
+      </w:r>
+    </w:p>
+    <w:p>
+      <w:pPr>
+        <w:pStyle w:val="SourceCode"/>
+      </w:pPr>
+      <w:r>
+        <w:t xml:space="preserve">        '"id must be a whole number from 1 to 2147483647"}';</w:t>
+      </w:r>
+    </w:p>
+    <w:p>
+      <w:pPr>
+        <w:pStyle w:val="SourceCode"/>
+      </w:pPr>
+      <w:r>
+        <w:t xml:space="preserve">    // The error body for a segment that parsePathId refuses. A path id is</w:t>
+      </w:r>
+    </w:p>
+    <w:p>
+      <w:pPr>
+        <w:pStyle w:val="SourceCode"/>
+      </w:pPr>
+      <w:r>
+        <w:t xml:space="preserve">    // stricter than a typed one, so it has words of its own.</w:t>
+      </w:r>
+    </w:p>
+    <w:p>
+      <w:pPr>
+        <w:pStyle w:val="SourceCode"/>
+      </w:pPr>
+      <w:r>
+        <w:t xml:space="preserve">    string constant PATH_ID_JSON = '{"code":"invalid_input","message":'</w:t>
+      </w:r>
+    </w:p>
+    <w:p>
+      <w:pPr>
+        <w:pStyle w:val="SourceCode"/>
+      </w:pPr>
+      <w:r>
+        <w:t xml:space="preserve">        '"id must be digits only, 1 to 2147483647"}';</w:t>
+      </w:r>
+    </w:p>
+    <w:p>
+      <w:pPr>
+        <w:pStyle w:val="SourceCode"/>
+      </w:pPr>
+      <w:r>
+        <w:t xml:space="preserve">    // The largest id the other languages' INT column can store (Lesson</w:t>
+      </w:r>
+    </w:p>
+    <w:p>
+      <w:pPr>
+        <w:pStyle w:val="SourceCode"/>
+      </w:pPr>
+      <w:r>
+        <w:t xml:space="preserve">    // 5.6a).</w:t>
+      </w:r>
+    </w:p>
+    <w:p>
+      <w:pPr>
+        <w:pStyle w:val="SourceCode"/>
+      </w:pPr>
+      <w:r>
+        <w:t xml:space="preserve">    uint256 constant ID_LIMIT = 2147483647;</w:t>
+      </w:r>
+    </w:p>
+    <w:p>
+      <w:pPr>
+        <w:pStyle w:val="SourceCode"/>
+      </w:pPr>
+      <w:r>
+        <w:t xml:space="preserve">    // The sixteen hex digits, in order: digit 10 is "a".</w:t>
+      </w:r>
+    </w:p>
+    <w:p>
+      <w:pPr>
+        <w:pStyle w:val="SourceCode"/>
+      </w:pPr>
+      <w:r>
+        <w:t xml:space="preserve">    string constant HEX_DIGITS = "0123456789abcdef";</w:t>
+      </w:r>
+    </w:p>
+    <w:p>
+      <w:pPr>
+        <w:pStyle w:val="SourceCode"/>
+      </w:pPr>
+    </w:p>
+    <w:p>
+      <w:pPr>
+        <w:pStyle w:val="SourceCode"/>
+      </w:pPr>
+      <w:r>
+        <w:t xml:space="preserve">    // Remember, a mapping from id to struct plays the table's part, and</w:t>
+      </w:r>
+    </w:p>
+    <w:p>
+      <w:pPr>
+        <w:pStyle w:val="SourceCode"/>
+      </w:pPr>
+      <w:r>
+        <w:t xml:space="preserve">    // lastId is the last id given out (Chapter 5 Project 1a).</w:t>
+      </w:r>
+    </w:p>
+    <w:p>
+      <w:pPr>
+        <w:pStyle w:val="SourceCode"/>
+      </w:pPr>
+      <w:r>
+        <w:t xml:space="preserve">    mapping(uint256 =&gt; Contact) contacts;</w:t>
+      </w:r>
+    </w:p>
+    <w:p>
+      <w:pPr>
+        <w:pStyle w:val="SourceCode"/>
+      </w:pPr>
+      <w:r>
+        <w:t xml:space="preserve">    uint256 public lastId;</w:t>
+      </w:r>
+    </w:p>
+    <w:p>
+      <w:pPr>
+        <w:pStyle w:val="SourceCode"/>
+      </w:pPr>
+    </w:p>
+    <w:p>
+      <w:pPr>
+        <w:pStyle w:val="SourceCode"/>
+      </w:pPr>
+      <w:r>
+        <w:t xml:space="preserve">    // Stores one contact and returns its new id, as INSERT does. Its only</w:t>
+      </w:r>
+    </w:p>
+    <w:p>
+      <w:pPr>
+        <w:pStyle w:val="SourceCode"/>
+      </w:pPr>
+      <w:r>
+        <w:t xml:space="preserve">    // caller in this lesson is the deploy script, which stores the three</w:t>
+      </w:r>
+    </w:p>
+    <w:p>
+      <w:pPr>
+        <w:pStyle w:val="SourceCode"/>
+      </w:pPr>
+      <w:r>
+        <w:t xml:space="preserve">    // known contacts; Lesson 6.6a's POST endpoint adds Chapter 5's checks</w:t>
+      </w:r>
+    </w:p>
+    <w:p>
+      <w:pPr>
+        <w:pStyle w:val="SourceCode"/>
+      </w:pPr>
+      <w:r>
+        <w:t xml:space="preserve">    // to it.</w:t>
+      </w:r>
+    </w:p>
+    <w:p>
+      <w:pPr>
+        <w:pStyle w:val="SourceCode"/>
+      </w:pPr>
+      <w:r>
+        <w:t xml:space="preserve">    function addContact(string memory fullName, string memory email,</w:t>
+      </w:r>
+    </w:p>
+    <w:p>
+      <w:pPr>
+        <w:pStyle w:val="SourceCode"/>
+      </w:pPr>
+      <w:r>
+        <w:t xml:space="preserve">                        string memory phone) external returns (uint256) {</w:t>
+      </w:r>
+    </w:p>
+    <w:p>
+      <w:pPr>
+        <w:pStyle w:val="SourceCode"/>
+      </w:pPr>
+      <w:r>
+        <w:t xml:space="preserve">        lastId += 1;</w:t>
+      </w:r>
+    </w:p>
+    <w:p>
+      <w:pPr>
+        <w:pStyle w:val="SourceCode"/>
+      </w:pPr>
+      <w:r>
+        <w:t xml:space="preserve">        contacts[lastId] = Contact(lastId, fullName, email, phone);</w:t>
+      </w:r>
+    </w:p>
+    <w:p>
+      <w:pPr>
+        <w:pStyle w:val="SourceCode"/>
+      </w:pPr>
+      <w:r>
+        <w:t xml:space="preserve">        return lastId;</w:t>
+      </w:r>
+    </w:p>
+    <w:p>
+      <w:pPr>
+        <w:pStyle w:val="SourceCode"/>
+      </w:pPr>
+      <w:r>
+        <w:t xml:space="preserve">    }</w:t>
+      </w:r>
+    </w:p>
+    <w:p>
+      <w:pPr>
+        <w:pStyle w:val="SourceCode"/>
+      </w:pPr>
+    </w:p>
+    <w:p>
+      <w:pPr>
+        <w:pStyle w:val="SourceCode"/>
+      </w:pPr>
+      <w:r>
+        <w:t xml:space="preserve">    function health() external pure returns (string memory) {</w:t>
+      </w:r>
+    </w:p>
+    <w:p>
+      <w:pPr>
+        <w:pStyle w:val="SourceCode"/>
+      </w:pPr>
+      <w:r>
+        <w:t xml:space="preserve">        return HEALTH_JSON;</w:t>
+      </w:r>
+    </w:p>
+    <w:p>
+      <w:pPr>
+        <w:pStyle w:val="SourceCode"/>
+      </w:pPr>
+      <w:r>
+        <w:t xml:space="preserve">    }</w:t>
+      </w:r>
+    </w:p>
+    <w:p>
+      <w:pPr>
+        <w:pStyle w:val="SourceCode"/>
+      </w:pPr>
+    </w:p>
+    <w:p>
+      <w:pPr>
+        <w:pStyle w:val="SourceCode"/>
+      </w:pPr>
+      <w:r>
+        <w:t xml:space="preserve">    // Remember, numberText writes a whole number as its digits: the last</w:t>
+      </w:r>
+    </w:p>
+    <w:p>
+      <w:pPr>
+        <w:pStyle w:val="SourceCode"/>
+      </w:pPr>
+      <w:r>
+        <w:t xml:space="preserve">    // digit is number % 10, and bytes1(uint8(48 + digit)) is its</w:t>
+      </w:r>
+    </w:p>
+    <w:p>
+      <w:pPr>
+        <w:pStyle w:val="SourceCode"/>
+      </w:pPr>
+      <w:r>
+        <w:t xml:space="preserve">    // character, because '0' is code 48.</w:t>
+      </w:r>
+    </w:p>
+    <w:p>
+      <w:pPr>
+        <w:pStyle w:val="SourceCode"/>
+      </w:pPr>
+      <w:r>
+        <w:t xml:space="preserve">    function numberText(uint256 number) internal pure returns (string memory) {</w:t>
+      </w:r>
+    </w:p>
+    <w:p>
+      <w:pPr>
+        <w:pStyle w:val="SourceCode"/>
+      </w:pPr>
+      <w:r>
+        <w:t xml:space="preserve">        if (number == 0) {</w:t>
+      </w:r>
+    </w:p>
+    <w:p>
+      <w:pPr>
+        <w:pStyle w:val="SourceCode"/>
+      </w:pPr>
+      <w:r>
+        <w:t xml:space="preserve">            return "0";</w:t>
+      </w:r>
+    </w:p>
+    <w:p>
+      <w:pPr>
+        <w:pStyle w:val="SourceCode"/>
+      </w:pPr>
+      <w:r>
+        <w:t xml:space="preserve">        }</w:t>
+      </w:r>
+    </w:p>
+    <w:p>
+      <w:pPr>
+        <w:pStyle w:val="SourceCode"/>
+      </w:pPr>
+      <w:r>
+        <w:t xml:space="preserve">        bytes memory digits = "";</w:t>
+      </w:r>
+    </w:p>
+    <w:p>
+      <w:pPr>
+        <w:pStyle w:val="SourceCode"/>
+      </w:pPr>
+      <w:r>
+        <w:t xml:space="preserve">        while (number &gt; 0) {</w:t>
+      </w:r>
+    </w:p>
+    <w:p>
+      <w:pPr>
+        <w:pStyle w:val="SourceCode"/>
+      </w:pPr>
+      <w:r>
+        <w:t xml:space="preserve">            digits = bytes.concat(bytes1(uint8(48 + number % 10)), digits);</w:t>
+      </w:r>
+    </w:p>
+    <w:p>
+      <w:pPr>
+        <w:pStyle w:val="SourceCode"/>
+      </w:pPr>
+      <w:r>
+        <w:t xml:space="preserve">            number /= 10;</w:t>
+      </w:r>
+    </w:p>
+    <w:p>
+      <w:pPr>
+        <w:pStyle w:val="SourceCode"/>
+      </w:pPr>
+      <w:r>
+        <w:t xml:space="preserve">        }</w:t>
+      </w:r>
+    </w:p>
+    <w:p>
+      <w:pPr>
+        <w:pStyle w:val="SourceCode"/>
+      </w:pPr>
+      <w:r>
+        <w:t xml:space="preserve">        return string(digits);</w:t>
+      </w:r>
+    </w:p>
+    <w:p>
+      <w:pPr>
+        <w:pStyle w:val="SourceCode"/>
+      </w:pPr>
+      <w:r>
+        <w:t xml:space="preserve">    }</w:t>
+      </w:r>
+    </w:p>
+    <w:p>
+      <w:pPr>
+        <w:pStyle w:val="SourceCode"/>
+      </w:pPr>
+    </w:p>
+    <w:p>
+      <w:pPr>
+        <w:pStyle w:val="SourceCode"/>
+      </w:pPr>
+      <w:r>
+        <w:t xml:space="preserve">    // A text as a JSON string: double quotes around it, a backslash before</w:t>
+      </w:r>
+    </w:p>
+    <w:p>
+      <w:pPr>
+        <w:pStyle w:val="SourceCode"/>
+      </w:pPr>
+      <w:r>
+        <w:t xml:space="preserve">    // each double quote or backslash inside it, and each control character</w:t>
+      </w:r>
+    </w:p>
+    <w:p>
+      <w:pPr>
+        <w:pStyle w:val="SourceCode"/>
+      </w:pPr>
+      <w:r>
+        <w:t xml:space="preserve">    // (a byte below 32, such as a line break) written as \u00 and its two</w:t>
+      </w:r>
+    </w:p>
+    <w:p>
+      <w:pPr>
+        <w:pStyle w:val="SourceCode"/>
+      </w:pPr>
+      <w:r>
+        <w:t xml:space="preserve">    // hex digits, because JSON allows none of them inside a string. cJSON</w:t>
+      </w:r>
+    </w:p>
+    <w:p>
+      <w:pPr>
+        <w:pStyle w:val="SourceCode"/>
+      </w:pPr>
+      <w:r>
+        <w:t xml:space="preserve">    // and serde escape the same characters; they write five of the</w:t>
+      </w:r>
+    </w:p>
+    <w:p>
+      <w:pPr>
+        <w:pStyle w:val="SourceCode"/>
+      </w:pPr>
+      <w:r>
+        <w:t xml:space="preserve">    // control characters shorter (\n for a line break), and JSON reads</w:t>
+      </w:r>
+    </w:p>
+    <w:p>
+      <w:pPr>
+        <w:pStyle w:val="SourceCode"/>
+      </w:pPr>
+      <w:r>
+        <w:t xml:space="preserve">    // both forms back as the same character. Remember, bytes(text) gives</w:t>
+      </w:r>
+    </w:p>
+    <w:p>
+      <w:pPr>
+        <w:pStyle w:val="SourceCode"/>
+      </w:pPr>
+      <w:r>
+        <w:t xml:space="preserve">    // the text's bytes, and bytes.concat joins bytes (Lesson 3.14a).</w:t>
+      </w:r>
+    </w:p>
+    <w:p>
+      <w:pPr>
+        <w:pStyle w:val="SourceCode"/>
+      </w:pPr>
+      <w:r>
+        <w:t xml:space="preserve">    function jsonString(string memory plainText)</w:t>
+      </w:r>
+    </w:p>
+    <w:p>
+      <w:pPr>
+        <w:pStyle w:val="SourceCode"/>
+      </w:pPr>
+      <w:r>
+        <w:t xml:space="preserve">        internal</w:t>
+      </w:r>
+    </w:p>
+    <w:p>
+      <w:pPr>
+        <w:pStyle w:val="SourceCode"/>
+      </w:pPr>
+      <w:r>
+        <w:t xml:space="preserve">        pure</w:t>
+      </w:r>
+    </w:p>
+    <w:p>
+      <w:pPr>
+        <w:pStyle w:val="SourceCode"/>
+      </w:pPr>
+      <w:r>
+        <w:t xml:space="preserve">        returns (string memory)</w:t>
+      </w:r>
+    </w:p>
+    <w:p>
+      <w:pPr>
+        <w:pStyle w:val="SourceCode"/>
+      </w:pPr>
+      <w:r>
+        <w:t xml:space="preserve">    {</w:t>
+      </w:r>
+    </w:p>
+    <w:p>
+      <w:pPr>
+        <w:pStyle w:val="SourceCode"/>
+      </w:pPr>
+      <w:r>
+        <w:t xml:space="preserve">        bytes memory plainBytes = bytes(plainText);</w:t>
+      </w:r>
+    </w:p>
+    <w:p>
+      <w:pPr>
+        <w:pStyle w:val="SourceCode"/>
+      </w:pPr>
+      <w:r>
+        <w:t xml:space="preserve">        bytes memory escaped = "";</w:t>
+      </w:r>
+    </w:p>
+    <w:p>
+      <w:pPr>
+        <w:pStyle w:val="SourceCode"/>
+      </w:pPr>
+      <w:r>
+        <w:t xml:space="preserve">        for (uint256 position = 0; position &lt; plainBytes.length; position++) {</w:t>
+      </w:r>
+    </w:p>
+    <w:p>
+      <w:pPr>
+        <w:pStyle w:val="SourceCode"/>
+      </w:pPr>
+      <w:r>
+        <w:t xml:space="preserve">            bytes1 character = plainBytes[position];</w:t>
+      </w:r>
+    </w:p>
+    <w:p>
+      <w:pPr>
+        <w:pStyle w:val="SourceCode"/>
+      </w:pPr>
+      <w:r>
+        <w:t xml:space="preserve">            // uint8(character) is the byte's number, 0 to 255; / 16 and</w:t>
+      </w:r>
+    </w:p>
+    <w:p>
+      <w:pPr>
+        <w:pStyle w:val="SourceCode"/>
+      </w:pPr>
+      <w:r>
+        <w:t xml:space="preserve">            // % 16 give its two hex digits, each found in HEX_DIGITS.</w:t>
+      </w:r>
+    </w:p>
+    <w:p>
+      <w:pPr>
+        <w:pStyle w:val="SourceCode"/>
+      </w:pPr>
+      <w:r>
+        <w:t xml:space="preserve">            uint8 characterCode = uint8(character);</w:t>
+      </w:r>
+    </w:p>
+    <w:p>
+      <w:pPr>
+        <w:pStyle w:val="SourceCode"/>
+      </w:pPr>
+      <w:r>
+        <w:t xml:space="preserve">            if (characterCode &lt; 32) {</w:t>
+      </w:r>
+    </w:p>
+    <w:p>
+      <w:pPr>
+        <w:pStyle w:val="SourceCode"/>
+      </w:pPr>
+      <w:r>
+        <w:t xml:space="preserve">                escaped = bytes.concat(escaped, "\\u00",</w:t>
+      </w:r>
+    </w:p>
+    <w:p>
+      <w:pPr>
+        <w:pStyle w:val="SourceCode"/>
+      </w:pPr>
+      <w:r>
+        <w:t xml:space="preserve">                                       bytes(HEX_DIGITS)[characterCode / 16],</w:t>
+      </w:r>
+    </w:p>
+    <w:p>
+      <w:pPr>
+        <w:pStyle w:val="SourceCode"/>
+      </w:pPr>
+      <w:r>
+        <w:t xml:space="preserve">                                       bytes(HEX_DIGITS)[characterCode % 16]);</w:t>
+      </w:r>
+    </w:p>
+    <w:p>
+      <w:pPr>
+        <w:pStyle w:val="SourceCode"/>
+      </w:pPr>
+      <w:r>
+        <w:t xml:space="preserve">            } else {</w:t>
+      </w:r>
+    </w:p>
+    <w:p>
+      <w:pPr>
+        <w:pStyle w:val="SourceCode"/>
+      </w:pPr>
+      <w:r>
+        <w:t xml:space="preserve">                if (character == '"' || character == "\\") {</w:t>
+      </w:r>
+    </w:p>
+    <w:p>
+      <w:pPr>
+        <w:pStyle w:val="SourceCode"/>
+      </w:pPr>
+      <w:r>
+        <w:t xml:space="preserve">                    escaped = bytes.concat(escaped, "\\");</w:t>
+      </w:r>
+    </w:p>
+    <w:p>
+      <w:pPr>
+        <w:pStyle w:val="SourceCode"/>
+      </w:pPr>
+      <w:r>
+        <w:t xml:space="preserve">                }</w:t>
+      </w:r>
+    </w:p>
+    <w:p>
+      <w:pPr>
+        <w:pStyle w:val="SourceCode"/>
+      </w:pPr>
+      <w:r>
+        <w:t xml:space="preserve">                escaped = bytes.concat(escaped, character);</w:t>
+      </w:r>
+    </w:p>
+    <w:p>
+      <w:pPr>
+        <w:pStyle w:val="SourceCode"/>
+      </w:pPr>
+      <w:r>
+        <w:t xml:space="preserve">            }</w:t>
+      </w:r>
+    </w:p>
+    <w:p>
+      <w:pPr>
+        <w:pStyle w:val="SourceCode"/>
+      </w:pPr>
+      <w:r>
+        <w:t xml:space="preserve">        }</w:t>
+      </w:r>
+    </w:p>
+    <w:p>
+      <w:pPr>
+        <w:pStyle w:val="SourceCode"/>
+      </w:pPr>
+      <w:r>
+        <w:t xml:space="preserve">        return string.concat('"', string(escaped), '"');</w:t>
+      </w:r>
+    </w:p>
+    <w:p>
+      <w:pPr>
+        <w:pStyle w:val="SourceCode"/>
+      </w:pPr>
+      <w:r>
+        <w:t xml:space="preserve">    }</w:t>
+      </w:r>
+    </w:p>
+    <w:p>
+      <w:pPr>
+        <w:pStyle w:val="SourceCode"/>
+      </w:pPr>
+    </w:p>
+    <w:p>
+      <w:pPr>
+        <w:pStyle w:val="SourceCode"/>
+      </w:pPr>
+      <w:r>
+        <w:t xml:space="preserve">    // One contact as Lesson 5.8a's JSON object, with null for no phone.</w:t>
+      </w:r>
+    </w:p>
+    <w:p>
+      <w:pPr>
+        <w:pStyle w:val="SourceCode"/>
+      </w:pPr>
+      <w:r>
+        <w:t xml:space="preserve">    function contactToJson(Contact memory contact)</w:t>
+      </w:r>
+    </w:p>
+    <w:p>
+      <w:pPr>
+        <w:pStyle w:val="SourceCode"/>
+      </w:pPr>
+      <w:r>
+        <w:t xml:space="preserve">        internal</w:t>
+      </w:r>
+    </w:p>
+    <w:p>
+      <w:pPr>
+        <w:pStyle w:val="SourceCode"/>
+      </w:pPr>
+      <w:r>
+        <w:t xml:space="preserve">        pure</w:t>
+      </w:r>
+    </w:p>
+    <w:p>
+      <w:pPr>
+        <w:pStyle w:val="SourceCode"/>
+      </w:pPr>
+      <w:r>
+        <w:t xml:space="preserve">        returns (string memory)</w:t>
+      </w:r>
+    </w:p>
+    <w:p>
+      <w:pPr>
+        <w:pStyle w:val="SourceCode"/>
+      </w:pPr>
+      <w:r>
+        <w:t xml:space="preserve">    {</w:t>
+      </w:r>
+    </w:p>
+    <w:p>
+      <w:pPr>
+        <w:pStyle w:val="SourceCode"/>
+      </w:pPr>
+      <w:r>
+        <w:t xml:space="preserve">        string memory phoneJson = "null";</w:t>
+      </w:r>
+    </w:p>
+    <w:p>
+      <w:pPr>
+        <w:pStyle w:val="SourceCode"/>
+      </w:pPr>
+      <w:r>
+        <w:t xml:space="preserve">        if (bytes(contact.phone).length &gt; 0) {</w:t>
+      </w:r>
+    </w:p>
+    <w:p>
+      <w:pPr>
+        <w:pStyle w:val="SourceCode"/>
+      </w:pPr>
+      <w:r>
+        <w:t xml:space="preserve">            phoneJson = jsonString(contact.phone);</w:t>
+      </w:r>
+    </w:p>
+    <w:p>
+      <w:pPr>
+        <w:pStyle w:val="SourceCode"/>
+      </w:pPr>
+      <w:r>
+        <w:t xml:space="preserve">        }</w:t>
+      </w:r>
+    </w:p>
+    <w:p>
+      <w:pPr>
+        <w:pStyle w:val="SourceCode"/>
+      </w:pPr>
+      <w:r>
+        <w:t xml:space="preserve">        return string.concat('{"id":', numberText(contact.id),</w:t>
+      </w:r>
+    </w:p>
+    <w:p>
+      <w:pPr>
+        <w:pStyle w:val="SourceCode"/>
+      </w:pPr>
+      <w:r>
+        <w:t xml:space="preserve">                             ',"name":', jsonString(contact.fullName),</w:t>
+      </w:r>
+    </w:p>
+    <w:p>
+      <w:pPr>
+        <w:pStyle w:val="SourceCode"/>
+      </w:pPr>
+      <w:r>
+        <w:t xml:space="preserve">                             ',"email":', jsonString(contact.email),</w:t>
+      </w:r>
+    </w:p>
+    <w:p>
+      <w:pPr>
+        <w:pStyle w:val="SourceCode"/>
+      </w:pPr>
+      <w:r>
+        <w:t xml:space="preserve">                             ',"phone":', phoneJson, "}");</w:t>
+      </w:r>
+    </w:p>
+    <w:p>
+      <w:pPr>
+        <w:pStyle w:val="SourceCode"/>
+      </w:pPr>
+      <w:r>
+        <w:t xml:space="preserve">    }</w:t>
+      </w:r>
+    </w:p>
+    <w:p>
+      <w:pPr>
+        <w:pStyle w:val="SourceCode"/>
+      </w:pPr>
+    </w:p>
+    <w:p>
+      <w:pPr>
+        <w:pStyle w:val="SourceCode"/>
+      </w:pPr>
+      <w:r>
+        <w:t xml:space="preserve">    // GET /api/v1/contacts/{id}: one contact, or the error body. An id the</w:t>
+      </w:r>
+    </w:p>
+    <w:p>
+      <w:pPr>
+        <w:pStyle w:val="SourceCode"/>
+      </w:pPr>
+      <w:r>
+        <w:t xml:space="preserve">    // INT column could not hold is invalid_input; an id no contact has is</w:t>
+      </w:r>
+    </w:p>
+    <w:p>
+      <w:pPr>
+        <w:pStyle w:val="SourceCode"/>
+      </w:pPr>
+      <w:r>
+        <w:t xml:space="preserve">    // not_found, because its entry reads as zero values.</w:t>
+      </w:r>
+    </w:p>
+    <w:p>
+      <w:pPr>
+        <w:pStyle w:val="SourceCode"/>
+      </w:pPr>
+      <w:r>
+        <w:t xml:space="preserve">    function getContact(uint256 contactId)</w:t>
+      </w:r>
+    </w:p>
+    <w:p>
+      <w:pPr>
+        <w:pStyle w:val="SourceCode"/>
+      </w:pPr>
+      <w:r>
+        <w:t xml:space="preserve">        external</w:t>
+      </w:r>
+    </w:p>
+    <w:p>
+      <w:pPr>
+        <w:pStyle w:val="SourceCode"/>
+      </w:pPr>
+      <w:r>
+        <w:t xml:space="preserve">        view</w:t>
+      </w:r>
+    </w:p>
+    <w:p>
+      <w:pPr>
+        <w:pStyle w:val="SourceCode"/>
+      </w:pPr>
+      <w:r>
+        <w:t xml:space="preserve">        returns (string memory)</w:t>
+      </w:r>
+    </w:p>
+    <w:p>
+      <w:pPr>
+        <w:pStyle w:val="SourceCode"/>
+      </w:pPr>
+      <w:r>
+        <w:t xml:space="preserve">    {</w:t>
+      </w:r>
+    </w:p>
+    <w:p>
+      <w:pPr>
+        <w:pStyle w:val="SourceCode"/>
+      </w:pPr>
+      <w:r>
+        <w:t xml:space="preserve">        if (contactId == 0 || contactId &gt; ID_LIMIT) {</w:t>
+      </w:r>
+    </w:p>
+    <w:p>
+      <w:pPr>
+        <w:pStyle w:val="SourceCode"/>
+      </w:pPr>
+      <w:r>
+        <w:t xml:space="preserve">            revert(BAD_ID_JSON);</w:t>
+      </w:r>
+    </w:p>
+    <w:p>
+      <w:pPr>
+        <w:pStyle w:val="SourceCode"/>
+      </w:pPr>
+      <w:r>
+        <w:t xml:space="preserve">        }</w:t>
+      </w:r>
+    </w:p>
+    <w:p>
+      <w:pPr>
+        <w:pStyle w:val="SourceCode"/>
+      </w:pPr>
+      <w:r>
+        <w:t xml:space="preserve">        Contact memory contact = contacts[contactId];</w:t>
+      </w:r>
+    </w:p>
+    <w:p>
+      <w:pPr>
+        <w:pStyle w:val="SourceCode"/>
+      </w:pPr>
+      <w:r>
+        <w:t xml:space="preserve">        if (contact.id == 0) {</w:t>
+      </w:r>
+    </w:p>
+    <w:p>
+      <w:pPr>
+        <w:pStyle w:val="SourceCode"/>
+      </w:pPr>
+      <w:r>
+        <w:t xml:space="preserve">            revert(string.concat('{"code":"not_found","message":',</w:t>
+      </w:r>
+    </w:p>
+    <w:p>
+      <w:pPr>
+        <w:pStyle w:val="SourceCode"/>
+      </w:pPr>
+      <w:r>
+        <w:t xml:space="preserve">                                 '"no contact with id ',</w:t>
+      </w:r>
+    </w:p>
+    <w:p>
+      <w:pPr>
+        <w:pStyle w:val="SourceCode"/>
+      </w:pPr>
+      <w:r>
+        <w:t xml:space="preserve">                                 numberText(contactId), '"}'));</w:t>
+      </w:r>
+    </w:p>
+    <w:p>
+      <w:pPr>
+        <w:pStyle w:val="SourceCode"/>
+      </w:pPr>
+      <w:r>
+        <w:t xml:space="preserve">        }</w:t>
+      </w:r>
+    </w:p>
+    <w:p>
+      <w:pPr>
+        <w:pStyle w:val="SourceCode"/>
+      </w:pPr>
+      <w:r>
+        <w:t xml:space="preserve">        return contactToJson(contact);</w:t>
+      </w:r>
+    </w:p>
+    <w:p>
+      <w:pPr>
+        <w:pStyle w:val="SourceCode"/>
+      </w:pPr>
+      <w:r>
+        <w:t xml:space="preserve">    }</w:t>
+      </w:r>
+    </w:p>
+    <w:p>
+      <w:pPr>
+        <w:pStyle w:val="SourceCode"/>
+      </w:pPr>
+    </w:p>
+    <w:p>
+      <w:pPr>
+        <w:pStyle w:val="SourceCode"/>
+      </w:pPr>
+      <w:r>
+        <w:t xml:space="preserve">    // GET /api/v1/contacts/{id}: one contact, named by the {id} segment</w:t>
+      </w:r>
+    </w:p>
+    <w:p>
+      <w:pPr>
+        <w:pStyle w:val="SourceCode"/>
+      </w:pPr>
+      <w:r>
+        <w:t xml:space="preserve">    // exactly as the client encoded it, or the error body. Step 2, the</w:t>
+      </w:r>
+    </w:p>
+    <w:p>
+      <w:pPr>
+        <w:pStyle w:val="SourceCode"/>
+      </w:pPr>
+      <w:r>
+        <w:t xml:space="preserve">    // input check: decodeSegment decodes the segment first, and</w:t>
+      </w:r>
+    </w:p>
+    <w:p>
+      <w:pPr>
+        <w:pStyle w:val="SourceCode"/>
+      </w:pPr>
+      <w:r>
+        <w:t xml:space="preserve">    // parsePathId gives the id, or 0 for a segment that is not one, which</w:t>
+      </w:r>
+    </w:p>
+    <w:p>
+      <w:pPr>
+        <w:pStyle w:val="SourceCode"/>
+      </w:pPr>
+      <w:r>
+        <w:t xml:space="preserve">    // is refused with PATH_ID_JSON before storage is read. An id no</w:t>
+      </w:r>
+    </w:p>
+    <w:p>
+      <w:pPr>
+        <w:pStyle w:val="SourceCode"/>
+      </w:pPr>
+      <w:r>
+        <w:t xml:space="preserve">    // contact has reads as zero values: not_found.</w:t>
+      </w:r>
+    </w:p>
+    <w:p>
+      <w:pPr>
+        <w:pStyle w:val="SourceCode"/>
+      </w:pPr>
+      <w:r>
+        <w:t xml:space="preserve">    function getContactAt(string memory idSegment)</w:t>
+      </w:r>
+    </w:p>
+    <w:p>
+      <w:pPr>
+        <w:pStyle w:val="SourceCode"/>
+      </w:pPr>
+      <w:r>
+        <w:t xml:space="preserve">        external</w:t>
+      </w:r>
+    </w:p>
+    <w:p>
+      <w:pPr>
+        <w:pStyle w:val="SourceCode"/>
+      </w:pPr>
+      <w:r>
+        <w:t xml:space="preserve">        view</w:t>
+      </w:r>
+    </w:p>
+    <w:p>
+      <w:pPr>
+        <w:pStyle w:val="SourceCode"/>
+      </w:pPr>
+      <w:r>
+        <w:t xml:space="preserve">        returns (string memory)</w:t>
+      </w:r>
+    </w:p>
+    <w:p>
+      <w:pPr>
+        <w:pStyle w:val="SourceCode"/>
+      </w:pPr>
+      <w:r>
+        <w:t xml:space="preserve">    {</w:t>
+      </w:r>
+    </w:p>
+    <w:p>
+      <w:pPr>
+        <w:pStyle w:val="SourceCode"/>
+      </w:pPr>
+      <w:r>
+        <w:t xml:space="preserve">        uint256 contactId =</w:t>
+      </w:r>
+    </w:p>
+    <w:p>
+      <w:pPr>
+        <w:pStyle w:val="SourceCode"/>
+      </w:pPr>
+      <w:r>
+        <w:t xml:space="preserve">            ContactPath.parsePathId(ContactPath.decodeSegment(idSegment));</w:t>
+      </w:r>
+    </w:p>
+    <w:p>
+      <w:pPr>
+        <w:pStyle w:val="SourceCode"/>
+      </w:pPr>
+      <w:r>
+        <w:t xml:space="preserve">        if (contactId == 0) {</w:t>
+      </w:r>
+    </w:p>
+    <w:p>
+      <w:pPr>
+        <w:pStyle w:val="SourceCode"/>
+      </w:pPr>
+      <w:r>
+        <w:t xml:space="preserve">            revert(PATH_ID_JSON);</w:t>
+      </w:r>
+    </w:p>
+    <w:p>
+      <w:pPr>
+        <w:pStyle w:val="SourceCode"/>
+      </w:pPr>
+      <w:r>
+        <w:t xml:space="preserve">        }</w:t>
+      </w:r>
+    </w:p>
+    <w:p>
+      <w:pPr>
+        <w:pStyle w:val="SourceCode"/>
+      </w:pPr>
+      <w:r>
+        <w:t xml:space="preserve">        Contact memory contact = contacts[contactId];</w:t>
+      </w:r>
+    </w:p>
+    <w:p>
+      <w:pPr>
+        <w:pStyle w:val="SourceCode"/>
+      </w:pPr>
+      <w:r>
+        <w:t xml:space="preserve">        if (contact.id == 0) {</w:t>
+      </w:r>
+    </w:p>
+    <w:p>
+      <w:pPr>
+        <w:pStyle w:val="SourceCode"/>
+      </w:pPr>
+      <w:r>
+        <w:t xml:space="preserve">            revert(string.concat('{"code":"not_found","message":',</w:t>
+      </w:r>
+    </w:p>
+    <w:p>
+      <w:pPr>
+        <w:pStyle w:val="SourceCode"/>
+      </w:pPr>
+      <w:r>
+        <w:t xml:space="preserve">                                 '"no contact with id ',</w:t>
+      </w:r>
+    </w:p>
+    <w:p>
+      <w:pPr>
+        <w:pStyle w:val="SourceCode"/>
+      </w:pPr>
+      <w:r>
+        <w:t xml:space="preserve">                                 numberText(contactId), '"}'));</w:t>
+      </w:r>
+    </w:p>
+    <w:p>
+      <w:pPr>
+        <w:pStyle w:val="SourceCode"/>
+      </w:pPr>
+      <w:r>
+        <w:t xml:space="preserve">        }</w:t>
+      </w:r>
+    </w:p>
+    <w:p>
+      <w:pPr>
+        <w:pStyle w:val="SourceCode"/>
+      </w:pPr>
+      <w:r>
+        <w:t xml:space="preserve">        return contactToJson(contact);</w:t>
+      </w:r>
+    </w:p>
+    <w:p>
+      <w:pPr>
+        <w:pStyle w:val="SourceCode"/>
+      </w:pPr>
+      <w:r>
+        <w:t xml:space="preserve">    }</w:t>
+      </w:r>
+    </w:p>
+    <w:p>
+      <w:pPr>
+        <w:pStyle w:val="SourceCode"/>
+      </w:pPr>
+    </w:p>
+    <w:p>
+      <w:pPr>
+        <w:pStyle w:val="SourceCode"/>
+      </w:pPr>
+      <w:r>
+        <w:t xml:space="preserve">    // Remember, fallback refuses every function this contract does not</w:t>
+      </w:r>
+    </w:p>
+    <w:p>
+      <w:pPr>
+        <w:pStyle w:val="SourceCode"/>
+      </w:pPr>
+      <w:r>
+        <w:t xml:space="preserve">    // have with the not-found body.</w:t>
+      </w:r>
+    </w:p>
+    <w:p>
+      <w:pPr>
+        <w:pStyle w:val="SourceCode"/>
+      </w:pPr>
+      <w:r>
+        <w:t xml:space="preserve">    fallback() external {</w:t>
+      </w:r>
+    </w:p>
+    <w:p>
+      <w:pPr>
+        <w:pStyle w:val="SourceCode"/>
+        <w:keepNext/>
+      </w:pPr>
+      <w:r>
+        <w:t xml:space="preserve">        revert(NOT_FOUND_JSON);</w:t>
+      </w:r>
+    </w:p>
+    <w:p>
+      <w:pPr>
+        <w:pStyle w:val="SourceCode"/>
+        <w:keepNext/>
+      </w:pPr>
+      <w:r>
+        <w:t xml:space="preserve">    }</w:t>
+      </w:r>
+    </w:p>
+    <w:p>
+      <w:pPr>
+        <w:pStyle w:val="SourceCode"/>
+      </w:pPr>
+      <w:r>
+        <w:t>}</w:t>
+      </w:r>
+    </w:p>
+    <w:p>
+      <w:pPr>
+        <w:keepNext/>
+      </w:pPr>
+    </w:p>
+    <w:p>
+      <w:pPr>
+        <w:pStyle w:val="Heading3"/>
+      </w:pPr>
+      <w:r>
         <w:t>Windows PowerShell Basic Start the Chain</w:t>
       </w:r>
     </w:p>
@@ -36432,7 +38276,10 @@
     </w:p>
     <w:p>
       <w:r>
-        <w:t>The Production-Minded contract is Lesson 6.5a's ContactApi, with addContact, getContact, health, and the fallback unchanged, getContacts and its sorting functions left out, and getContactAt added, the path endpoint, which reverts with PATH_ID_JSON for a segment that is not an id. DeployContactApi, copied from Lesson 6.5a, stores the three contacts and asks getContact for contact 2 before it says the contract is ready. The Client Run is the Basic one, and the Call Check sends the curl Check's six segments, typed exactly as curl.exe sends them.</w:t>
+        <w:t>The Production-Minded contract, saved in the Basic Implementation, is Lesson 6.5a's ContactApi, with addContact, getContact, health, and the fallback unchanged, getContacts and its sorting functions left out, and getContactAt added, the path endpoint, which reverts with PATH_ID_JSON for a segment that is not an id. DeployContactApi, copied from Lesson 6.5a, stores the three contacts and asks getContact for contact 2 before it says the contract is ready. The Client Run is the Basic one, and the Call Check se</w:t>
+      </w:r>
+      <w:r>
+        <w:t>nds the curl Check's six segments, typed exactly as curl.exe sends them.</w:t>
       </w:r>
     </w:p>
     <w:p>
@@ -36445,1391 +38292,28 @@
         <w:pStyle w:val="Heading3"/>
       </w:pPr>
       <w:r>
-        <w:t>solidity/script/ContactApi.sol</w:t>
-      </w:r>
-    </w:p>
-    <w:p>
-      <w:pPr>
-        <w:pStyle w:val="SourceCode"/>
-        <w:keepNext/>
-      </w:pPr>
-      <w:r>
-        <w:t>// SPDX-License-Identifier: MIT</w:t>
-      </w:r>
-    </w:p>
-    <w:p>
-      <w:pPr>
-        <w:pStyle w:val="SourceCode"/>
-        <w:keepNext/>
-      </w:pPr>
-      <w:r>
-        <w:t>// Remember, every file starts with a license line and pragma.</w:t>
-      </w:r>
-    </w:p>
-    <w:p>
-      <w:pPr>
-        <w:pStyle w:val="SourceCode"/>
-      </w:pPr>
-      <w:r>
-        <w:t>pragma solidity ^0.8.20;</w:t>
-      </w:r>
-    </w:p>
-    <w:p>
-      <w:pPr>
-        <w:pStyle w:val="SourceCode"/>
-      </w:pPr>
-    </w:p>
-    <w:p>
-      <w:pPr>
-        <w:pStyle w:val="SourceCode"/>
-      </w:pPr>
-      <w:r>
-        <w:t>// Remember, import brings in another file's code: here, the ContactPath</w:t>
-      </w:r>
-    </w:p>
-    <w:p>
-      <w:pPr>
-        <w:pStyle w:val="SourceCode"/>
-      </w:pPr>
-      <w:r>
-        <w:t>// library, which decodes and checks a path id.</w:t>
-      </w:r>
-    </w:p>
-    <w:p>
-      <w:pPr>
-        <w:pStyle w:val="SourceCode"/>
-      </w:pPr>
-      <w:r>
-        <w:t>import {ContactPath} from "./ContactPath.sol";</w:t>
-      </w:r>
-    </w:p>
-    <w:p>
-      <w:pPr>
-        <w:pStyle w:val="SourceCode"/>
-      </w:pPr>
-    </w:p>
-    <w:p>
-      <w:pPr>
-        <w:pStyle w:val="SourceCode"/>
-      </w:pPr>
-      <w:r>
-        <w:t>// One contact, as Chapter 5 Project 1a's ContactBook keeps it. An empty</w:t>
-      </w:r>
-    </w:p>
-    <w:p>
-      <w:pPr>
-        <w:pStyle w:val="SourceCode"/>
-      </w:pPr>
-      <w:r>
-        <w:t>// phone means no phone.</w:t>
-      </w:r>
-    </w:p>
-    <w:p>
-      <w:pPr>
-        <w:pStyle w:val="SourceCode"/>
-      </w:pPr>
-      <w:r>
-        <w:t>struct Contact {</w:t>
-      </w:r>
-    </w:p>
-    <w:p>
-      <w:pPr>
-        <w:pStyle w:val="SourceCode"/>
-      </w:pPr>
-      <w:r>
-        <w:t xml:space="preserve">    uint256 id;</w:t>
-      </w:r>
-    </w:p>
-    <w:p>
-      <w:pPr>
-        <w:pStyle w:val="SourceCode"/>
-      </w:pPr>
-      <w:r>
-        <w:t xml:space="preserve">    string fullName;</w:t>
-      </w:r>
-    </w:p>
-    <w:p>
-      <w:pPr>
-        <w:pStyle w:val="SourceCode"/>
-      </w:pPr>
-      <w:r>
-        <w:t xml:space="preserve">    string email;</w:t>
-      </w:r>
-    </w:p>
-    <w:p>
-      <w:pPr>
-        <w:pStyle w:val="SourceCode"/>
-      </w:pPr>
-      <w:r>
-        <w:t xml:space="preserve">    string phone;</w:t>
-      </w:r>
-    </w:p>
-    <w:p>
-      <w:pPr>
-        <w:pStyle w:val="SourceCode"/>
-      </w:pPr>
-      <w:r>
-        <w:t>}</w:t>
-      </w:r>
-    </w:p>
-    <w:p>
-      <w:pPr>
-        <w:pStyle w:val="SourceCode"/>
-      </w:pPr>
-    </w:p>
-    <w:p>
-      <w:pPr>
-        <w:pStyle w:val="SourceCode"/>
-      </w:pPr>
-      <w:r>
-        <w:t>// Lesson 6.11a: Lesson 6.5a's ContactApi, without the collection's</w:t>
-      </w:r>
-    </w:p>
-    <w:p>
-      <w:pPr>
-        <w:pStyle w:val="SourceCode"/>
-      </w:pPr>
-      <w:r>
-        <w:t>// getContacts, plus getContactAt, the path endpoint: it takes the {id}</w:t>
-      </w:r>
-    </w:p>
-    <w:p>
-      <w:pPr>
-        <w:pStyle w:val="SourceCode"/>
-      </w:pPr>
-      <w:r>
-        <w:t>// segment exactly as the client encoded it, decodes it, and checks it with</w:t>
-      </w:r>
-    </w:p>
-    <w:p>
-      <w:pPr>
-        <w:pStyle w:val="SourceCode"/>
-      </w:pPr>
-      <w:r>
-        <w:t>// the strict rule. getContact, which takes a number, stays unchanged,</w:t>
-      </w:r>
-    </w:p>
-    <w:p>
-      <w:pPr>
-        <w:pStyle w:val="SourceCode"/>
-      </w:pPr>
-      <w:r>
-        <w:t>// because the deploy script asks it for contact 2. A view function reads</w:t>
-      </w:r>
-    </w:p>
-    <w:p>
-      <w:pPr>
-        <w:pStyle w:val="SourceCode"/>
-      </w:pPr>
-      <w:r>
-        <w:t>// the contract's storage and changes nothing, so a call to it needs no</w:t>
-      </w:r>
-    </w:p>
-    <w:p>
-      <w:pPr>
-        <w:pStyle w:val="SourceCode"/>
-      </w:pPr>
-      <w:r>
-        <w:t>// transaction. revert's reason is the error body.</w:t>
-      </w:r>
-    </w:p>
-    <w:p>
-      <w:pPr>
-        <w:pStyle w:val="SourceCode"/>
-      </w:pPr>
-      <w:r>
-        <w:t>contract ContactApi {</w:t>
-      </w:r>
-    </w:p>
-    <w:p>
-      <w:pPr>
-        <w:pStyle w:val="SourceCode"/>
-      </w:pPr>
-      <w:r>
-        <w:t xml:space="preserve">    // Remember, constant = never changes.</w:t>
-      </w:r>
-    </w:p>
-    <w:p>
-      <w:pPr>
-        <w:pStyle w:val="SourceCode"/>
-      </w:pPr>
-      <w:r>
-        <w:t xml:space="preserve">    string constant HEALTH_JSON = '{"status":"ok"}';</w:t>
-      </w:r>
-    </w:p>
-    <w:p>
-      <w:pPr>
-        <w:pStyle w:val="SourceCode"/>
-      </w:pPr>
-      <w:r>
-        <w:t xml:space="preserve">    string constant NOT_FOUND_JSON =</w:t>
-      </w:r>
-    </w:p>
-    <w:p>
-      <w:pPr>
-        <w:pStyle w:val="SourceCode"/>
-      </w:pPr>
-      <w:r>
-        <w:t xml:space="preserve">        '{"code":"not_found","message":"no such path"}';</w:t>
-      </w:r>
-    </w:p>
-    <w:p>
-      <w:pPr>
-        <w:pStyle w:val="SourceCode"/>
-      </w:pPr>
-      <w:r>
-        <w:t xml:space="preserve">    string constant BAD_ID_JSON = '{"code":"invalid_input","message":'</w:t>
-      </w:r>
-    </w:p>
-    <w:p>
-      <w:pPr>
-        <w:pStyle w:val="SourceCode"/>
-      </w:pPr>
-      <w:r>
-        <w:t xml:space="preserve">        '"id must be a whole number from 1 to 2147483647"}';</w:t>
-      </w:r>
-    </w:p>
-    <w:p>
-      <w:pPr>
-        <w:pStyle w:val="SourceCode"/>
-      </w:pPr>
-      <w:r>
-        <w:t xml:space="preserve">    // The error body for a segment that parsePathId refuses. A path id is</w:t>
-      </w:r>
-    </w:p>
-    <w:p>
-      <w:pPr>
-        <w:pStyle w:val="SourceCode"/>
-      </w:pPr>
-      <w:r>
-        <w:t xml:space="preserve">    // stricter than a typed one, so it has words of its own.</w:t>
-      </w:r>
-    </w:p>
-    <w:p>
-      <w:pPr>
-        <w:pStyle w:val="SourceCode"/>
-      </w:pPr>
-      <w:r>
-        <w:t xml:space="preserve">    string constant PATH_ID_JSON = '{"code":"invalid_input","message":'</w:t>
-      </w:r>
-    </w:p>
-    <w:p>
-      <w:pPr>
-        <w:pStyle w:val="SourceCode"/>
-      </w:pPr>
-      <w:r>
-        <w:t xml:space="preserve">        '"id must be digits only, 1 to 2147483647"}';</w:t>
-      </w:r>
-    </w:p>
-    <w:p>
-      <w:pPr>
-        <w:pStyle w:val="SourceCode"/>
-      </w:pPr>
-      <w:r>
-        <w:t xml:space="preserve">    // The largest id the other languages' INT column can store (Lesson</w:t>
-      </w:r>
-    </w:p>
-    <w:p>
-      <w:pPr>
-        <w:pStyle w:val="SourceCode"/>
-      </w:pPr>
-      <w:r>
-        <w:t xml:space="preserve">    // 5.6a).</w:t>
-      </w:r>
-    </w:p>
-    <w:p>
-      <w:pPr>
-        <w:pStyle w:val="SourceCode"/>
-      </w:pPr>
-      <w:r>
-        <w:t xml:space="preserve">    uint256 constant ID_LIMIT = 2147483647;</w:t>
-      </w:r>
-    </w:p>
-    <w:p>
-      <w:pPr>
-        <w:pStyle w:val="SourceCode"/>
-      </w:pPr>
-      <w:r>
-        <w:t xml:space="preserve">    // The sixteen hex digits, in order: digit 10 is "a".</w:t>
-      </w:r>
-    </w:p>
-    <w:p>
-      <w:pPr>
-        <w:pStyle w:val="SourceCode"/>
-      </w:pPr>
-      <w:r>
-        <w:t xml:space="preserve">    string constant HEX_DIGITS = "0123456789abcdef";</w:t>
-      </w:r>
-    </w:p>
-    <w:p>
-      <w:pPr>
-        <w:pStyle w:val="SourceCode"/>
-      </w:pPr>
-    </w:p>
-    <w:p>
-      <w:pPr>
-        <w:pStyle w:val="SourceCode"/>
-      </w:pPr>
-      <w:r>
-        <w:t xml:space="preserve">    // Remember, a mapping from id to struct plays the table's part, and</w:t>
-      </w:r>
-    </w:p>
-    <w:p>
-      <w:pPr>
-        <w:pStyle w:val="SourceCode"/>
-      </w:pPr>
-      <w:r>
-        <w:t xml:space="preserve">    // lastId is the last id given out (Chapter 5 Project 1a).</w:t>
-      </w:r>
-    </w:p>
-    <w:p>
-      <w:pPr>
-        <w:pStyle w:val="SourceCode"/>
-      </w:pPr>
-      <w:r>
-        <w:t xml:space="preserve">    mapping(uint256 =&gt; Contact) contacts;</w:t>
-      </w:r>
-    </w:p>
-    <w:p>
-      <w:pPr>
-        <w:pStyle w:val="SourceCode"/>
-      </w:pPr>
-      <w:r>
-        <w:t xml:space="preserve">    uint256 public lastId;</w:t>
-      </w:r>
-    </w:p>
-    <w:p>
-      <w:pPr>
-        <w:pStyle w:val="SourceCode"/>
-      </w:pPr>
-    </w:p>
-    <w:p>
-      <w:pPr>
-        <w:pStyle w:val="SourceCode"/>
-      </w:pPr>
-      <w:r>
-        <w:t xml:space="preserve">    // Stores one contact and returns its new id, as INSERT does. Its only</w:t>
-      </w:r>
-    </w:p>
-    <w:p>
-      <w:pPr>
-        <w:pStyle w:val="SourceCode"/>
-      </w:pPr>
-      <w:r>
-        <w:t xml:space="preserve">    // caller in this lesson is the deploy script, which stores the three</w:t>
-      </w:r>
-    </w:p>
-    <w:p>
-      <w:pPr>
-        <w:pStyle w:val="SourceCode"/>
-      </w:pPr>
-      <w:r>
-        <w:t xml:space="preserve">    // known contacts; Lesson 6.6a's POST endpoint adds Chapter 5's checks</w:t>
-      </w:r>
-    </w:p>
-    <w:p>
-      <w:pPr>
-        <w:pStyle w:val="SourceCode"/>
-      </w:pPr>
-      <w:r>
-        <w:t xml:space="preserve">    // to it.</w:t>
-      </w:r>
-    </w:p>
-    <w:p>
-      <w:pPr>
-        <w:pStyle w:val="SourceCode"/>
-      </w:pPr>
-      <w:r>
-        <w:t xml:space="preserve">    function addContact(string memory fullName, string memory email,</w:t>
-      </w:r>
-    </w:p>
-    <w:p>
-      <w:pPr>
-        <w:pStyle w:val="SourceCode"/>
-      </w:pPr>
-      <w:r>
-        <w:t xml:space="preserve">                        string memory phone) external returns (uint256) {</w:t>
-      </w:r>
-    </w:p>
-    <w:p>
-      <w:pPr>
-        <w:pStyle w:val="SourceCode"/>
-      </w:pPr>
-      <w:r>
-        <w:t xml:space="preserve">        lastId += 1;</w:t>
-      </w:r>
-    </w:p>
-    <w:p>
-      <w:pPr>
-        <w:pStyle w:val="SourceCode"/>
-      </w:pPr>
-      <w:r>
-        <w:t xml:space="preserve">        contacts[lastId] = Contact(lastId, fullName, email, phone);</w:t>
-      </w:r>
-    </w:p>
-    <w:p>
-      <w:pPr>
-        <w:pStyle w:val="SourceCode"/>
-      </w:pPr>
-      <w:r>
-        <w:t xml:space="preserve">        return lastId;</w:t>
-      </w:r>
-    </w:p>
-    <w:p>
-      <w:pPr>
-        <w:pStyle w:val="SourceCode"/>
-      </w:pPr>
-      <w:r>
-        <w:t xml:space="preserve">    }</w:t>
-      </w:r>
-    </w:p>
-    <w:p>
-      <w:pPr>
-        <w:pStyle w:val="SourceCode"/>
-      </w:pPr>
-    </w:p>
-    <w:p>
-      <w:pPr>
-        <w:pStyle w:val="SourceCode"/>
-      </w:pPr>
-      <w:r>
-        <w:t xml:space="preserve">    function health() external pure returns (string memory) {</w:t>
-      </w:r>
-    </w:p>
-    <w:p>
-      <w:pPr>
-        <w:pStyle w:val="SourceCode"/>
-      </w:pPr>
-      <w:r>
-        <w:t xml:space="preserve">        return HEALTH_JSON;</w:t>
-      </w:r>
-    </w:p>
-    <w:p>
-      <w:pPr>
-        <w:pStyle w:val="SourceCode"/>
-      </w:pPr>
-      <w:r>
-        <w:t xml:space="preserve">    }</w:t>
-      </w:r>
-    </w:p>
-    <w:p>
-      <w:pPr>
-        <w:pStyle w:val="SourceCode"/>
-      </w:pPr>
-    </w:p>
-    <w:p>
-      <w:pPr>
-        <w:pStyle w:val="SourceCode"/>
-      </w:pPr>
-      <w:r>
-        <w:t xml:space="preserve">    // Remember, numberText writes a whole number as its digits: the last</w:t>
-      </w:r>
-    </w:p>
-    <w:p>
-      <w:pPr>
-        <w:pStyle w:val="SourceCode"/>
-      </w:pPr>
-      <w:r>
-        <w:t xml:space="preserve">    // digit is number % 10, and bytes1(uint8(48 + digit)) is its</w:t>
-      </w:r>
-    </w:p>
-    <w:p>
-      <w:pPr>
-        <w:pStyle w:val="SourceCode"/>
-      </w:pPr>
-      <w:r>
-        <w:t xml:space="preserve">    // character, because '0' is code 48.</w:t>
-      </w:r>
-    </w:p>
-    <w:p>
-      <w:pPr>
-        <w:pStyle w:val="SourceCode"/>
-      </w:pPr>
-      <w:r>
-        <w:t xml:space="preserve">    function numberText(uint256 number) internal pure returns (string memory) {</w:t>
-      </w:r>
-    </w:p>
-    <w:p>
-      <w:pPr>
-        <w:pStyle w:val="SourceCode"/>
-      </w:pPr>
-      <w:r>
-        <w:t xml:space="preserve">        if (number == 0) {</w:t>
-      </w:r>
-    </w:p>
-    <w:p>
-      <w:pPr>
-        <w:pStyle w:val="SourceCode"/>
-      </w:pPr>
-      <w:r>
-        <w:t xml:space="preserve">            return "0";</w:t>
-      </w:r>
-    </w:p>
-    <w:p>
-      <w:pPr>
-        <w:pStyle w:val="SourceCode"/>
-      </w:pPr>
-      <w:r>
-        <w:t xml:space="preserve">        }</w:t>
-      </w:r>
-    </w:p>
-    <w:p>
-      <w:pPr>
-        <w:pStyle w:val="SourceCode"/>
-      </w:pPr>
-      <w:r>
-        <w:t xml:space="preserve">        bytes memory digits = "";</w:t>
-      </w:r>
-    </w:p>
-    <w:p>
-      <w:pPr>
-        <w:pStyle w:val="SourceCode"/>
-      </w:pPr>
-      <w:r>
-        <w:t xml:space="preserve">        while (number &gt; 0) {</w:t>
-      </w:r>
-    </w:p>
-    <w:p>
-      <w:pPr>
-        <w:pStyle w:val="SourceCode"/>
-      </w:pPr>
-      <w:r>
-        <w:t xml:space="preserve">            digits = bytes.concat(bytes1(uint8(48 + number % 10)), digits);</w:t>
-      </w:r>
-    </w:p>
-    <w:p>
-      <w:pPr>
-        <w:pStyle w:val="SourceCode"/>
-      </w:pPr>
-      <w:r>
-        <w:t xml:space="preserve">            number /= 10;</w:t>
-      </w:r>
-    </w:p>
-    <w:p>
-      <w:pPr>
-        <w:pStyle w:val="SourceCode"/>
-      </w:pPr>
-      <w:r>
-        <w:t xml:space="preserve">        }</w:t>
-      </w:r>
-    </w:p>
-    <w:p>
-      <w:pPr>
-        <w:pStyle w:val="SourceCode"/>
-      </w:pPr>
-      <w:r>
-        <w:t xml:space="preserve">        return string(digits);</w:t>
-      </w:r>
-    </w:p>
-    <w:p>
-      <w:pPr>
-        <w:pStyle w:val="SourceCode"/>
-      </w:pPr>
-      <w:r>
-        <w:t xml:space="preserve">    }</w:t>
-      </w:r>
-    </w:p>
-    <w:p>
-      <w:pPr>
-        <w:pStyle w:val="SourceCode"/>
-      </w:pPr>
-    </w:p>
-    <w:p>
-      <w:pPr>
-        <w:pStyle w:val="SourceCode"/>
-      </w:pPr>
-      <w:r>
-        <w:t xml:space="preserve">    // A text as a JSON string: double quotes around it, a backslash before</w:t>
-      </w:r>
-    </w:p>
-    <w:p>
-      <w:pPr>
-        <w:pStyle w:val="SourceCode"/>
-      </w:pPr>
-      <w:r>
-        <w:t xml:space="preserve">    // each double quote or backslash inside it, and each control character</w:t>
-      </w:r>
-    </w:p>
-    <w:p>
-      <w:pPr>
-        <w:pStyle w:val="SourceCode"/>
-      </w:pPr>
-      <w:r>
-        <w:t xml:space="preserve">    // (a byte below 32, such as a line break) written as \u00 and its two</w:t>
-      </w:r>
-    </w:p>
-    <w:p>
-      <w:pPr>
-        <w:pStyle w:val="SourceCode"/>
-      </w:pPr>
-      <w:r>
-        <w:t xml:space="preserve">    // hex digits, because JSON allows none of them inside a string. cJSON</w:t>
-      </w:r>
-    </w:p>
-    <w:p>
-      <w:pPr>
-        <w:pStyle w:val="SourceCode"/>
-      </w:pPr>
-      <w:r>
-        <w:t xml:space="preserve">    // and serde escape the same characters; they write five of the</w:t>
-      </w:r>
-    </w:p>
-    <w:p>
-      <w:pPr>
-        <w:pStyle w:val="SourceCode"/>
-      </w:pPr>
-      <w:r>
-        <w:t xml:space="preserve">    // control characters shorter (\n for a line break), and JSON reads</w:t>
-      </w:r>
-    </w:p>
-    <w:p>
-      <w:pPr>
-        <w:pStyle w:val="SourceCode"/>
-      </w:pPr>
-      <w:r>
-        <w:t xml:space="preserve">    // both forms back as the same character. Remember, bytes(text) gives</w:t>
-      </w:r>
-    </w:p>
-    <w:p>
-      <w:pPr>
-        <w:pStyle w:val="SourceCode"/>
-      </w:pPr>
-      <w:r>
-        <w:t xml:space="preserve">    // the text's bytes, and bytes.concat joins bytes (Lesson 3.14a).</w:t>
-      </w:r>
-    </w:p>
-    <w:p>
-      <w:pPr>
-        <w:pStyle w:val="SourceCode"/>
-      </w:pPr>
-      <w:r>
-        <w:t xml:space="preserve">    function jsonString(string memory plainText)</w:t>
-      </w:r>
-    </w:p>
-    <w:p>
-      <w:pPr>
-        <w:pStyle w:val="SourceCode"/>
-      </w:pPr>
-      <w:r>
-        <w:t xml:space="preserve">        internal</w:t>
-      </w:r>
-    </w:p>
-    <w:p>
-      <w:pPr>
-        <w:pStyle w:val="SourceCode"/>
-      </w:pPr>
-      <w:r>
-        <w:t xml:space="preserve">        pure</w:t>
-      </w:r>
-    </w:p>
-    <w:p>
-      <w:pPr>
-        <w:pStyle w:val="SourceCode"/>
-      </w:pPr>
-      <w:r>
-        <w:t xml:space="preserve">        returns (string memory)</w:t>
-      </w:r>
-    </w:p>
-    <w:p>
-      <w:pPr>
-        <w:pStyle w:val="SourceCode"/>
-      </w:pPr>
-      <w:r>
-        <w:t xml:space="preserve">    {</w:t>
-      </w:r>
-    </w:p>
-    <w:p>
-      <w:pPr>
-        <w:pStyle w:val="SourceCode"/>
-      </w:pPr>
-      <w:r>
-        <w:t xml:space="preserve">        bytes memory plainBytes = bytes(plainText);</w:t>
-      </w:r>
-    </w:p>
-    <w:p>
-      <w:pPr>
-        <w:pStyle w:val="SourceCode"/>
-      </w:pPr>
-      <w:r>
-        <w:t xml:space="preserve">        bytes memory escaped = "";</w:t>
-      </w:r>
-    </w:p>
-    <w:p>
-      <w:pPr>
-        <w:pStyle w:val="SourceCode"/>
-      </w:pPr>
-      <w:r>
-        <w:t xml:space="preserve">        for (uint256 position = 0; position &lt; plainBytes.length; position++) {</w:t>
-      </w:r>
-    </w:p>
-    <w:p>
-      <w:pPr>
-        <w:pStyle w:val="SourceCode"/>
-      </w:pPr>
-      <w:r>
-        <w:t xml:space="preserve">            bytes1 character = plainBytes[position];</w:t>
-      </w:r>
-    </w:p>
-    <w:p>
-      <w:pPr>
-        <w:pStyle w:val="SourceCode"/>
-      </w:pPr>
-      <w:r>
-        <w:t xml:space="preserve">            // uint8(character) is the byte's number, 0 to 255; / 16 and</w:t>
-      </w:r>
-    </w:p>
-    <w:p>
-      <w:pPr>
-        <w:pStyle w:val="SourceCode"/>
-      </w:pPr>
-      <w:r>
-        <w:t xml:space="preserve">            // % 16 give its two hex digits, each found in HEX_DIGITS.</w:t>
-      </w:r>
-    </w:p>
-    <w:p>
-      <w:pPr>
-        <w:pStyle w:val="SourceCode"/>
-      </w:pPr>
-      <w:r>
-        <w:t xml:space="preserve">            uint8 characterCode = uint8(character);</w:t>
-      </w:r>
-    </w:p>
-    <w:p>
-      <w:pPr>
-        <w:pStyle w:val="SourceCode"/>
-      </w:pPr>
-      <w:r>
-        <w:t xml:space="preserve">            if (characterCode &lt; 32) {</w:t>
-      </w:r>
-    </w:p>
-    <w:p>
-      <w:pPr>
-        <w:pStyle w:val="SourceCode"/>
-      </w:pPr>
-      <w:r>
-        <w:t xml:space="preserve">                escaped = bytes.concat(escaped, "\\u00",</w:t>
-      </w:r>
-    </w:p>
-    <w:p>
-      <w:pPr>
-        <w:pStyle w:val="SourceCode"/>
-      </w:pPr>
-      <w:r>
-        <w:t xml:space="preserve">                                       bytes(HEX_DIGITS)[characterCode / 16],</w:t>
-      </w:r>
-    </w:p>
-    <w:p>
-      <w:pPr>
-        <w:pStyle w:val="SourceCode"/>
-      </w:pPr>
-      <w:r>
-        <w:t xml:space="preserve">                                       bytes(HEX_DIGITS)[characterCode % 16]);</w:t>
-      </w:r>
-    </w:p>
-    <w:p>
-      <w:pPr>
-        <w:pStyle w:val="SourceCode"/>
-      </w:pPr>
-      <w:r>
-        <w:t xml:space="preserve">            } else {</w:t>
-      </w:r>
-    </w:p>
-    <w:p>
-      <w:pPr>
-        <w:pStyle w:val="SourceCode"/>
-      </w:pPr>
-      <w:r>
-        <w:t xml:space="preserve">                if (character == '"' || character == "\\") {</w:t>
-      </w:r>
-    </w:p>
-    <w:p>
-      <w:pPr>
-        <w:pStyle w:val="SourceCode"/>
-      </w:pPr>
-      <w:r>
-        <w:t xml:space="preserve">                    escaped = bytes.concat(escaped, "\\");</w:t>
-      </w:r>
-    </w:p>
-    <w:p>
-      <w:pPr>
-        <w:pStyle w:val="SourceCode"/>
-      </w:pPr>
-      <w:r>
-        <w:t xml:space="preserve">                }</w:t>
-      </w:r>
-    </w:p>
-    <w:p>
-      <w:pPr>
-        <w:pStyle w:val="SourceCode"/>
-      </w:pPr>
-      <w:r>
-        <w:t xml:space="preserve">                escaped = bytes.concat(escaped, character);</w:t>
-      </w:r>
-    </w:p>
-    <w:p>
-      <w:pPr>
-        <w:pStyle w:val="SourceCode"/>
-      </w:pPr>
-      <w:r>
-        <w:t xml:space="preserve">            }</w:t>
-      </w:r>
-    </w:p>
-    <w:p>
-      <w:pPr>
-        <w:pStyle w:val="SourceCode"/>
-      </w:pPr>
-      <w:r>
-        <w:t xml:space="preserve">        }</w:t>
-      </w:r>
-    </w:p>
-    <w:p>
-      <w:pPr>
-        <w:pStyle w:val="SourceCode"/>
-      </w:pPr>
-      <w:r>
-        <w:t xml:space="preserve">        return string.concat('"', string(escaped), '"');</w:t>
-      </w:r>
-    </w:p>
-    <w:p>
-      <w:pPr>
-        <w:pStyle w:val="SourceCode"/>
-      </w:pPr>
-      <w:r>
-        <w:t xml:space="preserve">    }</w:t>
-      </w:r>
-    </w:p>
-    <w:p>
-      <w:pPr>
-        <w:pStyle w:val="SourceCode"/>
-      </w:pPr>
-    </w:p>
-    <w:p>
-      <w:pPr>
-        <w:pStyle w:val="SourceCode"/>
-      </w:pPr>
-      <w:r>
-        <w:t xml:space="preserve">    // One contact as Lesson 5.8a's JSON object, with null for no phone.</w:t>
-      </w:r>
-    </w:p>
-    <w:p>
-      <w:pPr>
-        <w:pStyle w:val="SourceCode"/>
-      </w:pPr>
-      <w:r>
-        <w:t xml:space="preserve">    function contactToJson(Contact memory contact)</w:t>
-      </w:r>
-    </w:p>
-    <w:p>
-      <w:pPr>
-        <w:pStyle w:val="SourceCode"/>
-      </w:pPr>
-      <w:r>
-        <w:t xml:space="preserve">        internal</w:t>
-      </w:r>
-    </w:p>
-    <w:p>
-      <w:pPr>
-        <w:pStyle w:val="SourceCode"/>
-      </w:pPr>
-      <w:r>
-        <w:t xml:space="preserve">        pure</w:t>
-      </w:r>
-    </w:p>
-    <w:p>
-      <w:pPr>
-        <w:pStyle w:val="SourceCode"/>
-      </w:pPr>
-      <w:r>
-        <w:t xml:space="preserve">        returns (string memory)</w:t>
-      </w:r>
-    </w:p>
-    <w:p>
-      <w:pPr>
-        <w:pStyle w:val="SourceCode"/>
-      </w:pPr>
-      <w:r>
-        <w:t xml:space="preserve">    {</w:t>
-      </w:r>
-    </w:p>
-    <w:p>
-      <w:pPr>
-        <w:pStyle w:val="SourceCode"/>
-      </w:pPr>
-      <w:r>
-        <w:t xml:space="preserve">        string memory phoneJson = "null";</w:t>
-      </w:r>
-    </w:p>
-    <w:p>
-      <w:pPr>
-        <w:pStyle w:val="SourceCode"/>
-      </w:pPr>
-      <w:r>
-        <w:t xml:space="preserve">        if (bytes(contact.phone).length &gt; 0) {</w:t>
-      </w:r>
-    </w:p>
-    <w:p>
-      <w:pPr>
-        <w:pStyle w:val="SourceCode"/>
-      </w:pPr>
-      <w:r>
-        <w:t xml:space="preserve">            phoneJson = jsonString(contact.phone);</w:t>
-      </w:r>
-    </w:p>
-    <w:p>
-      <w:pPr>
-        <w:pStyle w:val="SourceCode"/>
-      </w:pPr>
-      <w:r>
-        <w:t xml:space="preserve">        }</w:t>
-      </w:r>
-    </w:p>
-    <w:p>
-      <w:pPr>
-        <w:pStyle w:val="SourceCode"/>
-      </w:pPr>
-      <w:r>
-        <w:t xml:space="preserve">        return string.concat('{"id":', numberText(contact.id),</w:t>
-      </w:r>
-    </w:p>
-    <w:p>
-      <w:pPr>
-        <w:pStyle w:val="SourceCode"/>
-      </w:pPr>
-      <w:r>
-        <w:t xml:space="preserve">                             ',"name":', jsonString(contact.fullName),</w:t>
-      </w:r>
-    </w:p>
-    <w:p>
-      <w:pPr>
-        <w:pStyle w:val="SourceCode"/>
-      </w:pPr>
-      <w:r>
-        <w:t xml:space="preserve">                             ',"email":', jsonString(contact.email),</w:t>
-      </w:r>
-    </w:p>
-    <w:p>
-      <w:pPr>
-        <w:pStyle w:val="SourceCode"/>
-      </w:pPr>
-      <w:r>
-        <w:t xml:space="preserve">                             ',"phone":', phoneJson, "}");</w:t>
-      </w:r>
-    </w:p>
-    <w:p>
-      <w:pPr>
-        <w:pStyle w:val="SourceCode"/>
-      </w:pPr>
-      <w:r>
-        <w:t xml:space="preserve">    }</w:t>
-      </w:r>
-    </w:p>
-    <w:p>
-      <w:pPr>
-        <w:pStyle w:val="SourceCode"/>
-      </w:pPr>
-    </w:p>
-    <w:p>
-      <w:pPr>
-        <w:pStyle w:val="SourceCode"/>
-      </w:pPr>
-      <w:r>
-        <w:t xml:space="preserve">    // GET /api/v1/contacts/{id}: one contact, or the error body. An id the</w:t>
-      </w:r>
-    </w:p>
-    <w:p>
-      <w:pPr>
-        <w:pStyle w:val="SourceCode"/>
-      </w:pPr>
-      <w:r>
-        <w:t xml:space="preserve">    // INT column could not hold is invalid_input; an id no contact has is</w:t>
-      </w:r>
-    </w:p>
-    <w:p>
-      <w:pPr>
-        <w:pStyle w:val="SourceCode"/>
-      </w:pPr>
-      <w:r>
-        <w:t xml:space="preserve">    // not_found, because its entry reads as zero values.</w:t>
-      </w:r>
-    </w:p>
-    <w:p>
-      <w:pPr>
-        <w:pStyle w:val="SourceCode"/>
-      </w:pPr>
-      <w:r>
-        <w:t xml:space="preserve">    function getContact(uint256 contactId)</w:t>
-      </w:r>
-    </w:p>
-    <w:p>
-      <w:pPr>
-        <w:pStyle w:val="SourceCode"/>
-      </w:pPr>
-      <w:r>
-        <w:t xml:space="preserve">        external</w:t>
-      </w:r>
-    </w:p>
-    <w:p>
-      <w:pPr>
-        <w:pStyle w:val="SourceCode"/>
-      </w:pPr>
-      <w:r>
-        <w:t xml:space="preserve">        view</w:t>
-      </w:r>
-    </w:p>
-    <w:p>
-      <w:pPr>
-        <w:pStyle w:val="SourceCode"/>
-      </w:pPr>
-      <w:r>
-        <w:t xml:space="preserve">        returns (string memory)</w:t>
-      </w:r>
-    </w:p>
-    <w:p>
-      <w:pPr>
-        <w:pStyle w:val="SourceCode"/>
-      </w:pPr>
-      <w:r>
-        <w:t xml:space="preserve">    {</w:t>
-      </w:r>
-    </w:p>
-    <w:p>
-      <w:pPr>
-        <w:pStyle w:val="SourceCode"/>
-      </w:pPr>
-      <w:r>
-        <w:t xml:space="preserve">        if (contactId == 0 || contactId &gt; ID_LIMIT) {</w:t>
-      </w:r>
-    </w:p>
-    <w:p>
-      <w:pPr>
-        <w:pStyle w:val="SourceCode"/>
-      </w:pPr>
-      <w:r>
-        <w:t xml:space="preserve">            revert(BAD_ID_JSON);</w:t>
-      </w:r>
-    </w:p>
-    <w:p>
-      <w:pPr>
-        <w:pStyle w:val="SourceCode"/>
-      </w:pPr>
-      <w:r>
-        <w:t xml:space="preserve">        }</w:t>
-      </w:r>
-    </w:p>
-    <w:p>
-      <w:pPr>
-        <w:pStyle w:val="SourceCode"/>
-      </w:pPr>
-      <w:r>
-        <w:t xml:space="preserve">        Contact memory contact = contacts[contactId];</w:t>
-      </w:r>
-    </w:p>
-    <w:p>
-      <w:pPr>
-        <w:pStyle w:val="SourceCode"/>
-      </w:pPr>
-      <w:r>
-        <w:t xml:space="preserve">        if (contact.id == 0) {</w:t>
-      </w:r>
-    </w:p>
-    <w:p>
-      <w:pPr>
-        <w:pStyle w:val="SourceCode"/>
-      </w:pPr>
-      <w:r>
-        <w:t xml:space="preserve">            revert(string.concat('{"code":"not_found","message":',</w:t>
-      </w:r>
-    </w:p>
-    <w:p>
-      <w:pPr>
-        <w:pStyle w:val="SourceCode"/>
-      </w:pPr>
-      <w:r>
-        <w:t xml:space="preserve">                                 '"no contact with id ',</w:t>
-      </w:r>
-    </w:p>
-    <w:p>
-      <w:pPr>
-        <w:pStyle w:val="SourceCode"/>
-      </w:pPr>
-      <w:r>
-        <w:t xml:space="preserve">                                 numberText(contactId), '"}'));</w:t>
-      </w:r>
-    </w:p>
-    <w:p>
-      <w:pPr>
-        <w:pStyle w:val="SourceCode"/>
-      </w:pPr>
-      <w:r>
-        <w:t xml:space="preserve">        }</w:t>
-      </w:r>
-    </w:p>
-    <w:p>
-      <w:pPr>
-        <w:pStyle w:val="SourceCode"/>
-      </w:pPr>
-      <w:r>
-        <w:t xml:space="preserve">        return contactToJson(contact);</w:t>
-      </w:r>
-    </w:p>
-    <w:p>
-      <w:pPr>
-        <w:pStyle w:val="SourceCode"/>
-      </w:pPr>
-      <w:r>
-        <w:t xml:space="preserve">    }</w:t>
-      </w:r>
-    </w:p>
-    <w:p>
-      <w:pPr>
-        <w:pStyle w:val="SourceCode"/>
-      </w:pPr>
-    </w:p>
-    <w:p>
-      <w:pPr>
-        <w:pStyle w:val="SourceCode"/>
-      </w:pPr>
-      <w:r>
-        <w:t xml:space="preserve">    // GET /api/v1/contacts/{id}: one contact, named by the {id} segment</w:t>
-      </w:r>
-    </w:p>
-    <w:p>
-      <w:pPr>
-        <w:pStyle w:val="SourceCode"/>
-      </w:pPr>
-      <w:r>
-        <w:t xml:space="preserve">    // exactly as the client encoded it, or the error body. Step 2, the</w:t>
-      </w:r>
-    </w:p>
-    <w:p>
-      <w:pPr>
-        <w:pStyle w:val="SourceCode"/>
-      </w:pPr>
-      <w:r>
-        <w:t xml:space="preserve">    // input check: decodeSegment decodes the segment first, and</w:t>
-      </w:r>
-    </w:p>
-    <w:p>
-      <w:pPr>
-        <w:pStyle w:val="SourceCode"/>
-      </w:pPr>
-      <w:r>
-        <w:t xml:space="preserve">    // parsePathId gives the id, or 0 for a segment that is not one, which</w:t>
-      </w:r>
-    </w:p>
-    <w:p>
-      <w:pPr>
-        <w:pStyle w:val="SourceCode"/>
-      </w:pPr>
-      <w:r>
-        <w:t xml:space="preserve">    // is refused with PATH_ID_JSON before storage is read. An id no</w:t>
-      </w:r>
-    </w:p>
-    <w:p>
-      <w:pPr>
-        <w:pStyle w:val="SourceCode"/>
-      </w:pPr>
-      <w:r>
-        <w:t xml:space="preserve">    // contact has reads as zero values: not_found.</w:t>
-      </w:r>
-    </w:p>
-    <w:p>
-      <w:pPr>
-        <w:pStyle w:val="SourceCode"/>
-      </w:pPr>
-      <w:r>
-        <w:t xml:space="preserve">    function getContactAt(string memory idSegment)</w:t>
-      </w:r>
-    </w:p>
-    <w:p>
-      <w:pPr>
-        <w:pStyle w:val="SourceCode"/>
-      </w:pPr>
-      <w:r>
-        <w:t xml:space="preserve">        external</w:t>
-      </w:r>
-    </w:p>
-    <w:p>
-      <w:pPr>
-        <w:pStyle w:val="SourceCode"/>
-      </w:pPr>
-      <w:r>
-        <w:t xml:space="preserve">        view</w:t>
-      </w:r>
-    </w:p>
-    <w:p>
-      <w:pPr>
-        <w:pStyle w:val="SourceCode"/>
-      </w:pPr>
-      <w:r>
-        <w:t xml:space="preserve">        returns (string memory)</w:t>
-      </w:r>
-    </w:p>
-    <w:p>
-      <w:pPr>
-        <w:pStyle w:val="SourceCode"/>
-      </w:pPr>
-      <w:r>
-        <w:t xml:space="preserve">    {</w:t>
-      </w:r>
-    </w:p>
-    <w:p>
-      <w:pPr>
-        <w:pStyle w:val="SourceCode"/>
-      </w:pPr>
-      <w:r>
-        <w:t xml:space="preserve">        uint256 contactId =</w:t>
-      </w:r>
-    </w:p>
-    <w:p>
-      <w:pPr>
-        <w:pStyle w:val="SourceCode"/>
-      </w:pPr>
-      <w:r>
-        <w:t xml:space="preserve">            ContactPath.parsePathId(ContactPath.decodeSegment(idSegment));</w:t>
-      </w:r>
-    </w:p>
-    <w:p>
-      <w:pPr>
-        <w:pStyle w:val="SourceCode"/>
-      </w:pPr>
-      <w:r>
-        <w:t xml:space="preserve">        if (contactId == 0) {</w:t>
-      </w:r>
-    </w:p>
-    <w:p>
-      <w:pPr>
-        <w:pStyle w:val="SourceCode"/>
-      </w:pPr>
-      <w:r>
-        <w:t xml:space="preserve">            revert(PATH_ID_JSON);</w:t>
-      </w:r>
-    </w:p>
-    <w:p>
-      <w:pPr>
-        <w:pStyle w:val="SourceCode"/>
-      </w:pPr>
-      <w:r>
-        <w:t xml:space="preserve">        }</w:t>
-      </w:r>
-    </w:p>
-    <w:p>
-      <w:pPr>
-        <w:pStyle w:val="SourceCode"/>
-      </w:pPr>
-      <w:r>
-        <w:t xml:space="preserve">        Contact memory contact = contacts[contactId];</w:t>
-      </w:r>
-    </w:p>
-    <w:p>
-      <w:pPr>
-        <w:pStyle w:val="SourceCode"/>
-      </w:pPr>
-      <w:r>
-        <w:t xml:space="preserve">        if (contact.id == 0) {</w:t>
-      </w:r>
-    </w:p>
-    <w:p>
-      <w:pPr>
-        <w:pStyle w:val="SourceCode"/>
-      </w:pPr>
-      <w:r>
-        <w:t xml:space="preserve">            revert(string.concat('{"code":"not_found","message":',</w:t>
-      </w:r>
-    </w:p>
-    <w:p>
-      <w:pPr>
-        <w:pStyle w:val="SourceCode"/>
-      </w:pPr>
-      <w:r>
-        <w:t xml:space="preserve">                                 '"no contact with id ',</w:t>
-      </w:r>
-    </w:p>
-    <w:p>
-      <w:pPr>
-        <w:pStyle w:val="SourceCode"/>
-      </w:pPr>
-      <w:r>
-        <w:t xml:space="preserve">                                 numberText(contactId), '"}'));</w:t>
-      </w:r>
-    </w:p>
-    <w:p>
-      <w:pPr>
-        <w:pStyle w:val="SourceCode"/>
-      </w:pPr>
-      <w:r>
-        <w:t xml:space="preserve">        }</w:t>
-      </w:r>
-    </w:p>
-    <w:p>
-      <w:pPr>
-        <w:pStyle w:val="SourceCode"/>
-      </w:pPr>
-      <w:r>
-        <w:t xml:space="preserve">        return contactToJson(contact);</w:t>
-      </w:r>
-    </w:p>
-    <w:p>
-      <w:pPr>
-        <w:pStyle w:val="SourceCode"/>
-      </w:pPr>
-      <w:r>
-        <w:t xml:space="preserve">    }</w:t>
-      </w:r>
-    </w:p>
-    <w:p>
-      <w:pPr>
-        <w:pStyle w:val="SourceCode"/>
-      </w:pPr>
-    </w:p>
-    <w:p>
-      <w:pPr>
-        <w:pStyle w:val="SourceCode"/>
-      </w:pPr>
-      <w:r>
-        <w:t xml:space="preserve">    // Remember, fallback refuses every function this contract does not</w:t>
-      </w:r>
-    </w:p>
-    <w:p>
-      <w:pPr>
-        <w:pStyle w:val="SourceCode"/>
-      </w:pPr>
-      <w:r>
-        <w:t xml:space="preserve">    // have with the not-found body.</w:t>
-      </w:r>
-    </w:p>
-    <w:p>
-      <w:pPr>
-        <w:pStyle w:val="SourceCode"/>
-      </w:pPr>
-      <w:r>
-        <w:t xml:space="preserve">    fallback() external {</w:t>
-      </w:r>
-    </w:p>
-    <w:p>
-      <w:pPr>
-        <w:pStyle w:val="SourceCode"/>
-        <w:keepNext/>
-      </w:pPr>
-      <w:r>
-        <w:t xml:space="preserve">        revert(NOT_FOUND_JSON);</w:t>
-      </w:r>
-    </w:p>
-    <w:p>
-      <w:pPr>
-        <w:pStyle w:val="SourceCode"/>
-        <w:keepNext/>
-      </w:pPr>
-      <w:r>
-        <w:t xml:space="preserve">    }</w:t>
-      </w:r>
-    </w:p>
-    <w:p>
-      <w:pPr>
-        <w:pStyle w:val="SourceCode"/>
-      </w:pPr>
-      <w:r>
-        <w:t>}</w:t>
+        <w:t>Windows PowerShell Start the Chain</w:t>
+      </w:r>
+    </w:p>
+    <w:p>
+      <w:pPr>
+        <w:keepNext/>
+      </w:pPr>
+      <w:r>
+        <w:t>In Terminal 1:</w:t>
+      </w:r>
+    </w:p>
+    <w:p>
+      <w:pPr>
+        <w:keepNext/>
+      </w:pPr>
+    </w:p>
+    <w:p>
+      <w:pPr>
+        <w:pStyle w:val="CommandBlock"/>
+      </w:pPr>
+      <w:r>
+        <w:t>anvil</w:t>
       </w:r>
     </w:p>
     <w:p>
@@ -37842,15 +38326,15 @@
         <w:pStyle w:val="Heading3"/>
       </w:pPr>
       <w:r>
-        <w:t>Windows PowerShell Start the Chain</w:t>
-      </w:r>
-    </w:p>
-    <w:p>
-      <w:pPr>
-        <w:keepNext/>
-      </w:pPr>
-      <w:r>
-        <w:t>In Terminal 1:</w:t>
+        <w:t>Windows PowerShell Contract Deploy</w:t>
+      </w:r>
+    </w:p>
+    <w:p>
+      <w:pPr>
+        <w:keepNext/>
+      </w:pPr>
+      <w:r>
+        <w:t>In Terminal 2:</w:t>
       </w:r>
     </w:p>
     <w:p>
@@ -37861,6 +38345,481 @@
     <w:p>
       <w:pPr>
         <w:pStyle w:val="CommandBlock"/>
+        <w:keepNext/>
+      </w:pPr>
+      <w:r>
+        <w:t>forge build --root .\solidity</w:t>
+      </w:r>
+    </w:p>
+    <w:p>
+      <w:pPr>
+        <w:pStyle w:val="CommandBlock"/>
+        <w:keepNext/>
+      </w:pPr>
+      <w:r>
+        <w:t>forge script --root .\solidity .\solidity\script\DeployContactApi.s.sol `</w:t>
+      </w:r>
+    </w:p>
+    <w:p>
+      <w:pPr>
+        <w:pStyle w:val="CommandBlock"/>
+        <w:keepNext/>
+      </w:pPr>
+      <w:r>
+        <w:t xml:space="preserve">    --rpc-url http://127.0.0.1:8545 --broadcast --unlocked `</w:t>
+      </w:r>
+    </w:p>
+    <w:p>
+      <w:pPr>
+        <w:pStyle w:val="CommandBlock"/>
+      </w:pPr>
+      <w:r>
+        <w:t xml:space="preserve">    --sender 0xf39Fd6e51aad88F6F4ce6aB8827279cffFb92266</w:t>
+      </w:r>
+    </w:p>
+    <w:p>
+      <w:pPr>
+        <w:keepNext/>
+      </w:pPr>
+    </w:p>
+    <w:p>
+      <w:pPr>
+        <w:pStyle w:val="Heading3"/>
+      </w:pPr>
+      <w:r>
+        <w:t>Windows PowerShell Client Run</w:t>
+      </w:r>
+    </w:p>
+    <w:p>
+      <w:pPr>
+        <w:keepNext/>
+      </w:pPr>
+      <w:r>
+        <w:t>Send the five ids exactly as in the Basic Client Run:</w:t>
+      </w:r>
+    </w:p>
+    <w:p>
+      <w:pPr>
+        <w:keepNext/>
+      </w:pPr>
+    </w:p>
+    <w:p>
+      <w:pPr>
+        <w:pStyle w:val="CommandBlock"/>
+        <w:keepNext/>
+      </w:pPr>
+      <w:r>
+        <w:t>$segment = [Uri]::EscapeDataString("2")</w:t>
+      </w:r>
+    </w:p>
+    <w:p>
+      <w:pPr>
+        <w:pStyle w:val="CommandBlock"/>
+        <w:keepNext/>
+      </w:pPr>
+      <w:r>
+        <w:t>"Segment: " + $segment</w:t>
+      </w:r>
+    </w:p>
+    <w:p>
+      <w:pPr>
+        <w:pStyle w:val="CommandBlock"/>
+      </w:pPr>
+      <w:r>
+        <w:t>cast call 0x5FbDB2315678afecb367f032d93F642f64180aa3 `</w:t>
+      </w:r>
+    </w:p>
+    <w:p>
+      <w:pPr>
+        <w:pStyle w:val="CommandBlock"/>
+      </w:pPr>
+      <w:r>
+        <w:t xml:space="preserve">    "getContactAt(string)(string)" $segment `</w:t>
+      </w:r>
+    </w:p>
+    <w:p>
+      <w:pPr>
+        <w:pStyle w:val="CommandBlock"/>
+      </w:pPr>
+      <w:r>
+        <w:t xml:space="preserve">    --rpc-url http://127.0.0.1:8545 --rpc-timeout 10 | ConvertFrom-Json</w:t>
+      </w:r>
+    </w:p>
+    <w:p>
+      <w:pPr>
+        <w:pStyle w:val="CommandBlock"/>
+      </w:pPr>
+      <w:r>
+        <w:t>$segment = [Uri]::EscapeDataString("99")</w:t>
+      </w:r>
+    </w:p>
+    <w:p>
+      <w:pPr>
+        <w:pStyle w:val="CommandBlock"/>
+      </w:pPr>
+      <w:r>
+        <w:t>"Segment: " + $segment</w:t>
+      </w:r>
+    </w:p>
+    <w:p>
+      <w:pPr>
+        <w:pStyle w:val="CommandBlock"/>
+      </w:pPr>
+      <w:r>
+        <w:t>cast call 0x5FbDB2315678afecb367f032d93F642f64180aa3 `</w:t>
+      </w:r>
+    </w:p>
+    <w:p>
+      <w:pPr>
+        <w:pStyle w:val="CommandBlock"/>
+      </w:pPr>
+      <w:r>
+        <w:t xml:space="preserve">    "getContactAt(string)(string)" $segment `</w:t>
+      </w:r>
+    </w:p>
+    <w:p>
+      <w:pPr>
+        <w:pStyle w:val="CommandBlock"/>
+      </w:pPr>
+      <w:r>
+        <w:t xml:space="preserve">    --rpc-url http://127.0.0.1:8545 --rpc-timeout 10</w:t>
+      </w:r>
+    </w:p>
+    <w:p>
+      <w:pPr>
+        <w:pStyle w:val="CommandBlock"/>
+      </w:pPr>
+      <w:r>
+        <w:t>$segment = [Uri]::EscapeDataString("abc")</w:t>
+      </w:r>
+    </w:p>
+    <w:p>
+      <w:pPr>
+        <w:pStyle w:val="CommandBlock"/>
+      </w:pPr>
+      <w:r>
+        <w:t>"Segment: " + $segment</w:t>
+      </w:r>
+    </w:p>
+    <w:p>
+      <w:pPr>
+        <w:pStyle w:val="CommandBlock"/>
+      </w:pPr>
+      <w:r>
+        <w:t>cast call 0x5FbDB2315678afecb367f032d93F642f64180aa3 `</w:t>
+      </w:r>
+    </w:p>
+    <w:p>
+      <w:pPr>
+        <w:pStyle w:val="CommandBlock"/>
+      </w:pPr>
+      <w:r>
+        <w:t xml:space="preserve">    "getContactAt(string)(string)" $segment `</w:t>
+      </w:r>
+    </w:p>
+    <w:p>
+      <w:pPr>
+        <w:pStyle w:val="CommandBlock"/>
+      </w:pPr>
+      <w:r>
+        <w:t xml:space="preserve">    --rpc-url http://127.0.0.1:8545 --rpc-timeout 10</w:t>
+      </w:r>
+    </w:p>
+    <w:p>
+      <w:pPr>
+        <w:pStyle w:val="CommandBlock"/>
+      </w:pPr>
+      <w:r>
+        <w:t>$segment = [Uri]::EscapeDataString("2 ")</w:t>
+      </w:r>
+    </w:p>
+    <w:p>
+      <w:pPr>
+        <w:pStyle w:val="CommandBlock"/>
+      </w:pPr>
+      <w:r>
+        <w:t>"Segment: " + $segment</w:t>
+      </w:r>
+    </w:p>
+    <w:p>
+      <w:pPr>
+        <w:pStyle w:val="CommandBlock"/>
+      </w:pPr>
+      <w:r>
+        <w:t>cast call 0x5FbDB2315678afecb367f032d93F642f64180aa3 `</w:t>
+      </w:r>
+    </w:p>
+    <w:p>
+      <w:pPr>
+        <w:pStyle w:val="CommandBlock"/>
+      </w:pPr>
+      <w:r>
+        <w:t xml:space="preserve">    "getContactAt(string)(string)" $segment `</w:t>
+      </w:r>
+    </w:p>
+    <w:p>
+      <w:pPr>
+        <w:pStyle w:val="CommandBlock"/>
+      </w:pPr>
+      <w:r>
+        <w:t xml:space="preserve">    --rpc-url http://127.0.0.1:8545 --rpc-timeout 10</w:t>
+      </w:r>
+    </w:p>
+    <w:p>
+      <w:pPr>
+        <w:pStyle w:val="CommandBlock"/>
+      </w:pPr>
+      <w:r>
+        <w:t>$segment = [Uri]::EscapeDataString("2/3")</w:t>
+      </w:r>
+    </w:p>
+    <w:p>
+      <w:pPr>
+        <w:pStyle w:val="CommandBlock"/>
+      </w:pPr>
+      <w:r>
+        <w:t>"Segment: " + $segment</w:t>
+      </w:r>
+    </w:p>
+    <w:p>
+      <w:pPr>
+        <w:pStyle w:val="CommandBlock"/>
+        <w:keepNext/>
+      </w:pPr>
+      <w:r>
+        <w:t>cast call 0x5FbDB2315678afecb367f032d93F642f64180aa3 `</w:t>
+      </w:r>
+    </w:p>
+    <w:p>
+      <w:pPr>
+        <w:pStyle w:val="CommandBlock"/>
+        <w:keepNext/>
+      </w:pPr>
+      <w:r>
+        <w:t xml:space="preserve">    "getContactAt(string)(string)" $segment `</w:t>
+      </w:r>
+    </w:p>
+    <w:p>
+      <w:pPr>
+        <w:pStyle w:val="CommandBlock"/>
+      </w:pPr>
+      <w:r>
+        <w:t xml:space="preserve">    --rpc-url http://127.0.0.1:8545 --rpc-timeout 10</w:t>
+      </w:r>
+    </w:p>
+    <w:p>
+      <w:pPr>
+        <w:keepNext/>
+      </w:pPr>
+    </w:p>
+    <w:p>
+      <w:pPr>
+        <w:pStyle w:val="Heading3"/>
+      </w:pPr>
+      <w:r>
+        <w:t>Windows PowerShell Call Check</w:t>
+      </w:r>
+    </w:p>
+    <w:p>
+      <w:pPr>
+        <w:keepNext/>
+      </w:pPr>
+      <w:r>
+        <w:t>Still in Terminal 2, send the curl Check's six segments to getContactAt, each typed exactly as curl.exe sends it, with no encoder. getContactAt refuses every one, so each prints only on the error stream, and none needs ConvertFrom-Json.</w:t>
+      </w:r>
+    </w:p>
+    <w:p>
+      <w:pPr>
+        <w:keepNext/>
+      </w:pPr>
+    </w:p>
+    <w:p>
+      <w:pPr>
+        <w:pStyle w:val="CommandBlock"/>
+        <w:keepNext/>
+      </w:pPr>
+      <w:r>
+        <w:t>cast call 0x5FbDB2315678afecb367f032d93F642f64180aa3 `</w:t>
+      </w:r>
+    </w:p>
+    <w:p>
+      <w:pPr>
+        <w:pStyle w:val="CommandBlock"/>
+        <w:keepNext/>
+      </w:pPr>
+      <w:r>
+        <w:t xml:space="preserve">    "getContactAt(string)(string)" "0" `</w:t>
+      </w:r>
+    </w:p>
+    <w:p>
+      <w:pPr>
+        <w:pStyle w:val="CommandBlock"/>
+      </w:pPr>
+      <w:r>
+        <w:t xml:space="preserve">    --rpc-url http://127.0.0.1:8545 --rpc-timeout 10</w:t>
+      </w:r>
+    </w:p>
+    <w:p>
+      <w:pPr>
+        <w:pStyle w:val="CommandBlock"/>
+      </w:pPr>
+      <w:r>
+        <w:t>cast call 0x5FbDB2315678afecb367f032d93F642f64180aa3 `</w:t>
+      </w:r>
+    </w:p>
+    <w:p>
+      <w:pPr>
+        <w:pStyle w:val="CommandBlock"/>
+      </w:pPr>
+      <w:r>
+        <w:t xml:space="preserve">    "getContactAt(string)(string)" "2147483648" `</w:t>
+      </w:r>
+    </w:p>
+    <w:p>
+      <w:pPr>
+        <w:pStyle w:val="CommandBlock"/>
+      </w:pPr>
+      <w:r>
+        <w:t xml:space="preserve">    --rpc-url http://127.0.0.1:8545 --rpc-timeout 10</w:t>
+      </w:r>
+    </w:p>
+    <w:p>
+      <w:pPr>
+        <w:pStyle w:val="CommandBlock"/>
+      </w:pPr>
+      <w:r>
+        <w:t>cast call 0x5FbDB2315678afecb367f032d93F642f64180aa3 `</w:t>
+      </w:r>
+    </w:p>
+    <w:p>
+      <w:pPr>
+        <w:pStyle w:val="CommandBlock"/>
+      </w:pPr>
+      <w:r>
+        <w:t xml:space="preserve">    "getContactAt(string)(string)" "2147483647" `</w:t>
+      </w:r>
+    </w:p>
+    <w:p>
+      <w:pPr>
+        <w:pStyle w:val="CommandBlock"/>
+      </w:pPr>
+      <w:r>
+        <w:t xml:space="preserve">    --rpc-url http://127.0.0.1:8545 --rpc-timeout 10</w:t>
+      </w:r>
+    </w:p>
+    <w:p>
+      <w:pPr>
+        <w:pStyle w:val="CommandBlock"/>
+      </w:pPr>
+      <w:r>
+        <w:t>cast call 0x5FbDB2315678afecb367f032d93F642f64180aa3 `</w:t>
+      </w:r>
+    </w:p>
+    <w:p>
+      <w:pPr>
+        <w:pStyle w:val="CommandBlock"/>
+      </w:pPr>
+      <w:r>
+        <w:t xml:space="preserve">    "getContactAt(string)(string)" "%20%202" `</w:t>
+      </w:r>
+    </w:p>
+    <w:p>
+      <w:pPr>
+        <w:pStyle w:val="CommandBlock"/>
+      </w:pPr>
+      <w:r>
+        <w:t xml:space="preserve">    --rpc-url http://127.0.0.1:8545 --rpc-timeout 10</w:t>
+      </w:r>
+    </w:p>
+    <w:p>
+      <w:pPr>
+        <w:pStyle w:val="CommandBlock"/>
+      </w:pPr>
+      <w:r>
+        <w:t>cast call 0x5FbDB2315678afecb367f032d93F642f64180aa3 `</w:t>
+      </w:r>
+    </w:p>
+    <w:p>
+      <w:pPr>
+        <w:pStyle w:val="CommandBlock"/>
+      </w:pPr>
+      <w:r>
+        <w:t xml:space="preserve">    "getContactAt(string)(string)" "%zz" `</w:t>
+      </w:r>
+    </w:p>
+    <w:p>
+      <w:pPr>
+        <w:pStyle w:val="CommandBlock"/>
+      </w:pPr>
+      <w:r>
+        <w:t xml:space="preserve">    --rpc-url http://127.0.0.1:8545 --rpc-timeout 10</w:t>
+      </w:r>
+    </w:p>
+    <w:p>
+      <w:pPr>
+        <w:pStyle w:val="CommandBlock"/>
+        <w:keepNext/>
+      </w:pPr>
+      <w:r>
+        <w:t>cast call 0x5FbDB2315678afecb367f032d93F642f64180aa3 `</w:t>
+      </w:r>
+    </w:p>
+    <w:p>
+      <w:pPr>
+        <w:pStyle w:val="CommandBlock"/>
+        <w:keepNext/>
+      </w:pPr>
+      <w:r>
+        <w:t xml:space="preserve">    "getContactAt(string)(string)" "2%00x" `</w:t>
+      </w:r>
+    </w:p>
+    <w:p>
+      <w:pPr>
+        <w:pStyle w:val="CommandBlock"/>
+      </w:pPr>
+      <w:r>
+        <w:t xml:space="preserve">    --rpc-url http://127.0.0.1:8545 --rpc-timeout 10</w:t>
+      </w:r>
+    </w:p>
+    <w:p>
+      <w:pPr>
+        <w:keepNext/>
+      </w:pPr>
+    </w:p>
+    <w:p>
+      <w:r>
+        <w:t>Each refused call prints, on the error stream, Error: execution reverted: and the error body, with a few lines of context: the digits-only body for 0, 2147483648, %20%202, %zz, and 2%00x, and the not-found body, no contact with id 2147483647, for the largest id. Now press Ctrl+C in Terminal 1 to stop anvil.</w:t>
+      </w:r>
+    </w:p>
+    <w:p>
+      <w:pPr>
+        <w:keepNext/>
+      </w:pPr>
+    </w:p>
+    <w:p>
+      <w:pPr>
+        <w:pStyle w:val="Heading3"/>
+      </w:pPr>
+      <w:r>
+        <w:t>Linux or macOS Build and Run</w:t>
+      </w:r>
+    </w:p>
+    <w:p>
+      <w:pPr>
+        <w:keepNext/>
+      </w:pPr>
+      <w:r>
+        <w:t>In Terminal 1, then in Terminal 2:</w:t>
+      </w:r>
+    </w:p>
+    <w:p>
+      <w:pPr>
+        <w:keepNext/>
+      </w:pPr>
+    </w:p>
+    <w:p>
+      <w:pPr>
+        <w:pStyle w:val="CommandBlock"/>
       </w:pPr>
       <w:r>
         <w:t>anvil</w:t>
@@ -37873,58 +38832,284 @@
     </w:p>
     <w:p>
       <w:pPr>
+        <w:pStyle w:val="CommandBlock"/>
+        <w:keepNext/>
+      </w:pPr>
+      <w:r>
+        <w:t>forge build --root ./solidity</w:t>
+      </w:r>
+    </w:p>
+    <w:p>
+      <w:pPr>
+        <w:pStyle w:val="CommandBlock"/>
+        <w:keepNext/>
+      </w:pPr>
+      <w:r>
+        <w:t>forge script --root ./solidity ./solidity/script/DeployContactApi.s.sol \</w:t>
+      </w:r>
+    </w:p>
+    <w:p>
+      <w:pPr>
+        <w:pStyle w:val="CommandBlock"/>
+        <w:keepNext/>
+      </w:pPr>
+      <w:r>
+        <w:t xml:space="preserve">    --rpc-url http://127.0.0.1:8545 --broadcast --unlocked \</w:t>
+      </w:r>
+    </w:p>
+    <w:p>
+      <w:pPr>
+        <w:pStyle w:val="CommandBlock"/>
+      </w:pPr>
+      <w:r>
+        <w:t xml:space="preserve">    --sender 0xf39Fd6e51aad88F6F4ce6aB8827279cffFb92266</w:t>
+      </w:r>
+    </w:p>
+    <w:p>
+      <w:pPr>
+        <w:keepNext/>
+      </w:pPr>
+    </w:p>
+    <w:p>
+      <w:pPr>
+        <w:keepNext/>
+      </w:pPr>
+      <w:r>
+        <w:t>Then run the Basic Linux lines from the first segment=$( to the last cast call, then the Call Check. In bash, single quotes keep each segment exactly as typed:</w:t>
+      </w:r>
+    </w:p>
+    <w:p>
+      <w:pPr>
+        <w:keepNext/>
+      </w:pPr>
+    </w:p>
+    <w:p>
+      <w:pPr>
+        <w:pStyle w:val="CommandBlock"/>
+        <w:keepNext/>
+      </w:pPr>
+      <w:r>
+        <w:t>cast call 0x5FbDB2315678afecb367f032d93F642f64180aa3 \</w:t>
+      </w:r>
+    </w:p>
+    <w:p>
+      <w:pPr>
+        <w:pStyle w:val="CommandBlock"/>
+        <w:keepNext/>
+      </w:pPr>
+      <w:r>
+        <w:t xml:space="preserve">    "getContactAt(string)(string)" '0' \</w:t>
+      </w:r>
+    </w:p>
+    <w:p>
+      <w:pPr>
+        <w:pStyle w:val="CommandBlock"/>
+      </w:pPr>
+      <w:r>
+        <w:t xml:space="preserve">    --rpc-url http://127.0.0.1:8545 --rpc-timeout 10</w:t>
+      </w:r>
+    </w:p>
+    <w:p>
+      <w:pPr>
+        <w:pStyle w:val="CommandBlock"/>
+      </w:pPr>
+      <w:r>
+        <w:t>cast call 0x5FbDB2315678afecb367f032d93F642f64180aa3 \</w:t>
+      </w:r>
+    </w:p>
+    <w:p>
+      <w:pPr>
+        <w:pStyle w:val="CommandBlock"/>
+      </w:pPr>
+      <w:r>
+        <w:t xml:space="preserve">    "getContactAt(string)(string)" '2147483648' \</w:t>
+      </w:r>
+    </w:p>
+    <w:p>
+      <w:pPr>
+        <w:pStyle w:val="CommandBlock"/>
+      </w:pPr>
+      <w:r>
+        <w:t xml:space="preserve">    --rpc-url http://127.0.0.1:8545 --rpc-timeout 10</w:t>
+      </w:r>
+    </w:p>
+    <w:p>
+      <w:pPr>
+        <w:pStyle w:val="CommandBlock"/>
+      </w:pPr>
+      <w:r>
+        <w:t>cast call 0x5FbDB2315678afecb367f032d93F642f64180aa3 \</w:t>
+      </w:r>
+    </w:p>
+    <w:p>
+      <w:pPr>
+        <w:pStyle w:val="CommandBlock"/>
+      </w:pPr>
+      <w:r>
+        <w:t xml:space="preserve">    "getContactAt(string)(string)" '2147483647' \</w:t>
+      </w:r>
+    </w:p>
+    <w:p>
+      <w:pPr>
+        <w:pStyle w:val="CommandBlock"/>
+      </w:pPr>
+      <w:r>
+        <w:t xml:space="preserve">    --rpc-url http://127.0.0.1:8545 --rpc-timeout 10</w:t>
+      </w:r>
+    </w:p>
+    <w:p>
+      <w:pPr>
+        <w:pStyle w:val="CommandBlock"/>
+      </w:pPr>
+      <w:r>
+        <w:t>cast call 0x5FbDB2315678afecb367f032d93F642f64180aa3 \</w:t>
+      </w:r>
+    </w:p>
+    <w:p>
+      <w:pPr>
+        <w:pStyle w:val="CommandBlock"/>
+      </w:pPr>
+      <w:r>
+        <w:t xml:space="preserve">    "getContactAt(string)(string)" '%20%202' \</w:t>
+      </w:r>
+    </w:p>
+    <w:p>
+      <w:pPr>
+        <w:pStyle w:val="CommandBlock"/>
+      </w:pPr>
+      <w:r>
+        <w:t xml:space="preserve">    --rpc-url http://127.0.0.1:8545 --rpc-timeout 10</w:t>
+      </w:r>
+    </w:p>
+    <w:p>
+      <w:pPr>
+        <w:pStyle w:val="CommandBlock"/>
+      </w:pPr>
+      <w:r>
+        <w:t>cast call 0x5FbDB2315678afecb367f032d93F642f64180aa3 \</w:t>
+      </w:r>
+    </w:p>
+    <w:p>
+      <w:pPr>
+        <w:pStyle w:val="CommandBlock"/>
+      </w:pPr>
+      <w:r>
+        <w:t xml:space="preserve">    "getContactAt(string)(string)" '%zz' \</w:t>
+      </w:r>
+    </w:p>
+    <w:p>
+      <w:pPr>
+        <w:pStyle w:val="CommandBlock"/>
+      </w:pPr>
+      <w:r>
+        <w:t xml:space="preserve">    --rpc-url http://127.0.0.1:8545 --rpc-timeout 10</w:t>
+      </w:r>
+    </w:p>
+    <w:p>
+      <w:pPr>
+        <w:pStyle w:val="CommandBlock"/>
+        <w:keepNext/>
+      </w:pPr>
+      <w:r>
+        <w:t>cast call 0x5FbDB2315678afecb367f032d93F642f64180aa3 \</w:t>
+      </w:r>
+    </w:p>
+    <w:p>
+      <w:pPr>
+        <w:pStyle w:val="CommandBlock"/>
+        <w:keepNext/>
+      </w:pPr>
+      <w:r>
+        <w:t xml:space="preserve">    "getContactAt(string)(string)" '2%00x' \</w:t>
+      </w:r>
+    </w:p>
+    <w:p>
+      <w:pPr>
+        <w:pStyle w:val="CommandBlock"/>
+      </w:pPr>
+      <w:r>
+        <w:t xml:space="preserve">    --rpc-url http://127.0.0.1:8545 --rpc-timeout 10</w:t>
+      </w:r>
+    </w:p>
+    <w:p>
+      <w:pPr>
+        <w:keepNext/>
+      </w:pPr>
+    </w:p>
+    <w:p>
+      <w:pPr>
         <w:pStyle w:val="Heading3"/>
       </w:pPr>
       <w:r>
-        <w:t>Windows PowerShell Contract Deploy</w:t>
-      </w:r>
-    </w:p>
-    <w:p>
-      <w:pPr>
-        <w:keepNext/>
-      </w:pPr>
-      <w:r>
-        <w:t>In Terminal 2:</w:t>
-      </w:r>
-    </w:p>
-    <w:p>
-      <w:pPr>
-        <w:keepNext/>
-      </w:pPr>
-    </w:p>
-    <w:p>
-      <w:pPr>
-        <w:pStyle w:val="CommandBlock"/>
-        <w:keepNext/>
-      </w:pPr>
-      <w:r>
-        <w:t>forge build --root .\solidity</w:t>
-      </w:r>
-    </w:p>
-    <w:p>
-      <w:pPr>
-        <w:pStyle w:val="CommandBlock"/>
-        <w:keepNext/>
-      </w:pPr>
-      <w:r>
-        <w:t>forge script --root .\solidity .\solidity\script\DeployContactApi.s.sol `</w:t>
-      </w:r>
-    </w:p>
-    <w:p>
-      <w:pPr>
-        <w:pStyle w:val="CommandBlock"/>
-        <w:keepNext/>
-      </w:pPr>
-      <w:r>
-        <w:t xml:space="preserve">    --rpc-url http://127.0.0.1:8545 --broadcast --unlocked `</w:t>
-      </w:r>
-    </w:p>
-    <w:p>
-      <w:pPr>
-        <w:pStyle w:val="CommandBlock"/>
-      </w:pPr>
-      <w:r>
-        <w:t xml:space="preserve">    --sender 0xf39Fd6e51aad88F6F4ce6aB8827279cffFb92266</w:t>
+        <w:t>Check Your Results</w:t>
+      </w:r>
+    </w:p>
+    <w:p>
+      <w:r>
+        <w:t>The Client Run must print the Solidity lines of the Required Clean-Run Output, and the Call Check its six refusals on the error stream.</w:t>
+      </w:r>
+    </w:p>
+    <w:p>
+      <w:pPr>
+        <w:keepNext/>
+      </w:pPr>
+    </w:p>
+    <w:p>
+      <w:pPr>
+        <w:pStyle w:val="ListBullet"/>
+      </w:pPr>
+      <w:r>
+        <w:t>The refusals match the curl Check's answers word for word: 0, 2147483648, %20%202, %zz, and 2%00x are invalid_input, and 2147483647 is not_found. decodeSegment kept %zz as text and decoded %00 into the 0 byte, and parsePathId refused both, as Rust's server does.</w:t>
+      </w:r>
+    </w:p>
+    <w:p>
+      <w:pPr>
+        <w:keepNext/>
+      </w:pPr>
+    </w:p>
+    <w:p>
+      <w:pPr>
+        <w:keepNext/>
+      </w:pPr>
+    </w:p>
+    <w:p>
+      <w:pPr>
+        <w:pStyle w:val="Heading2"/>
+      </w:pPr>
+      <w:r>
+        <w:t>What to Notice</w:t>
+      </w:r>
+    </w:p>
+    <w:p>
+      <w:pPr>
+        <w:pStyle w:val="ListBullet"/>
+      </w:pPr>
+      <w:r>
+        <w:t>decodeSegment turns %XX into one byte with hexValue, which gives NOT_HEX for a byte that is not a hex digit; a % without two hex digits after it is kept as it is. A + stays a +: only a query writes a space as + (Lesson 6.10a).</w:t>
+      </w:r>
+    </w:p>
+    <w:p>
+      <w:pPr>
+        <w:pStyle w:val="ListBullet"/>
+      </w:pPr>
+      <w:r>
+        <w:t>parsePathId checks each byte's code, 48 to 57 for 0 to 9, and builds the number as it goes: contactId * 10 + (characterCode - 48). Ten digits at most keep the number small, and the last test refuses anything above 2147483647.</w:t>
+      </w:r>
+    </w:p>
+    <w:p>
+      <w:pPr>
+        <w:pStyle w:val="ListBullet"/>
+      </w:pPr>
+      <w:r>
+        <w:t>getContactAt calls ContactPath.parsePathId(ContactPath.decodeSegment(idSegment)): decode first, then check, in one line. A library's internal functions are copied into the contract that calls them when it is compiled.</w:t>
+      </w:r>
+    </w:p>
+    <w:p>
+      <w:pPr>
+        <w:pStyle w:val="ListBullet"/>
+      </w:pPr>
+      <w:r>
+        <w:t>getContact(uint256) is still there, and cast still reads a number for it: cast call with "getContact(uint256)(string)" 0x2 fetches Grace Hopper. That is why the path endpoint takes text.</w:t>
       </w:r>
     </w:p>
     <w:p>
@@ -37937,666 +39122,353 @@
         <w:pStyle w:val="Heading3"/>
       </w:pPr>
       <w:r>
-        <w:t>Windows PowerShell Client Run</w:t>
-      </w:r>
-    </w:p>
-    <w:p>
-      <w:pPr>
-        <w:keepNext/>
-      </w:pPr>
-      <w:r>
-        <w:t>Send the five ids exactly as in the Basic Client Run:</w:t>
-      </w:r>
-    </w:p>
-    <w:p>
-      <w:pPr>
-        <w:keepNext/>
-      </w:pPr>
-    </w:p>
-    <w:p>
-      <w:pPr>
-        <w:pStyle w:val="CommandBlock"/>
-        <w:keepNext/>
-      </w:pPr>
-      <w:r>
-        <w:t>$segment = [Uri]::EscapeDataString("2")</w:t>
-      </w:r>
-    </w:p>
-    <w:p>
-      <w:pPr>
-        <w:pStyle w:val="CommandBlock"/>
-        <w:keepNext/>
-      </w:pPr>
-      <w:r>
-        <w:t>"Segment: " + $segment</w:t>
-      </w:r>
-    </w:p>
-    <w:p>
-      <w:pPr>
-        <w:pStyle w:val="CommandBlock"/>
-      </w:pPr>
-      <w:r>
-        <w:t>cast call 0x5FbDB2315678afecb367f032d93F642f64180aa3 `</w:t>
-      </w:r>
-    </w:p>
-    <w:p>
-      <w:pPr>
-        <w:pStyle w:val="CommandBlock"/>
-      </w:pPr>
-      <w:r>
-        <w:t xml:space="preserve">    "getContactAt(string)(string)" $segment `</w:t>
-      </w:r>
-    </w:p>
-    <w:p>
-      <w:pPr>
-        <w:pStyle w:val="CommandBlock"/>
-      </w:pPr>
-      <w:r>
-        <w:t xml:space="preserve">    --rpc-url http://127.0.0.1:8545 --rpc-timeout 10 | ConvertFrom-Json</w:t>
-      </w:r>
-    </w:p>
-    <w:p>
-      <w:pPr>
-        <w:pStyle w:val="CommandBlock"/>
-      </w:pPr>
-      <w:r>
-        <w:t>$segment = [Uri]::EscapeDataString("99")</w:t>
-      </w:r>
-    </w:p>
-    <w:p>
-      <w:pPr>
-        <w:pStyle w:val="CommandBlock"/>
-      </w:pPr>
-      <w:r>
-        <w:t>"Segment: " + $segment</w:t>
-      </w:r>
-    </w:p>
-    <w:p>
-      <w:pPr>
-        <w:pStyle w:val="CommandBlock"/>
-      </w:pPr>
-      <w:r>
-        <w:t>cast call 0x5FbDB2315678afecb367f032d93F642f64180aa3 `</w:t>
-      </w:r>
-    </w:p>
-    <w:p>
-      <w:pPr>
-        <w:pStyle w:val="CommandBlock"/>
-      </w:pPr>
-      <w:r>
-        <w:t xml:space="preserve">    "getContactAt(string)(string)" $segment `</w:t>
-      </w:r>
-    </w:p>
-    <w:p>
-      <w:pPr>
-        <w:pStyle w:val="CommandBlock"/>
-      </w:pPr>
-      <w:r>
-        <w:t xml:space="preserve">    --rpc-url http://127.0.0.1:8545 --rpc-timeout 10</w:t>
-      </w:r>
-    </w:p>
-    <w:p>
-      <w:pPr>
-        <w:pStyle w:val="CommandBlock"/>
-      </w:pPr>
-      <w:r>
-        <w:t>$segment = [Uri]::EscapeDataString("abc")</w:t>
-      </w:r>
-    </w:p>
-    <w:p>
-      <w:pPr>
-        <w:pStyle w:val="CommandBlock"/>
-      </w:pPr>
-      <w:r>
-        <w:t>"Segment: " + $segment</w:t>
-      </w:r>
-    </w:p>
-    <w:p>
-      <w:pPr>
-        <w:pStyle w:val="CommandBlock"/>
-      </w:pPr>
-      <w:r>
-        <w:t>cast call 0x5FbDB2315678afecb367f032d93F642f64180aa3 `</w:t>
-      </w:r>
-    </w:p>
-    <w:p>
-      <w:pPr>
-        <w:pStyle w:val="CommandBlock"/>
-      </w:pPr>
-      <w:r>
-        <w:t xml:space="preserve">    "getContactAt(string)(string)" $segment `</w:t>
-      </w:r>
-    </w:p>
-    <w:p>
-      <w:pPr>
-        <w:pStyle w:val="CommandBlock"/>
-      </w:pPr>
-      <w:r>
-        <w:t xml:space="preserve">    --rpc-url http://127.0.0.1:8545 --rpc-timeout 10</w:t>
-      </w:r>
-    </w:p>
-    <w:p>
-      <w:pPr>
-        <w:pStyle w:val="CommandBlock"/>
-      </w:pPr>
-      <w:r>
-        <w:t>$segment = [Uri]::EscapeDataString("2 ")</w:t>
-      </w:r>
-    </w:p>
-    <w:p>
-      <w:pPr>
-        <w:pStyle w:val="CommandBlock"/>
-      </w:pPr>
-      <w:r>
-        <w:t>"Segment: " + $segment</w:t>
-      </w:r>
-    </w:p>
-    <w:p>
-      <w:pPr>
-        <w:pStyle w:val="CommandBlock"/>
-      </w:pPr>
-      <w:r>
-        <w:t>cast call 0x5FbDB2315678afecb367f032d93F642f64180aa3 `</w:t>
-      </w:r>
-    </w:p>
-    <w:p>
-      <w:pPr>
-        <w:pStyle w:val="CommandBlock"/>
-      </w:pPr>
-      <w:r>
-        <w:t xml:space="preserve">    "getContactAt(string)(string)" $segment `</w:t>
-      </w:r>
-    </w:p>
-    <w:p>
-      <w:pPr>
-        <w:pStyle w:val="CommandBlock"/>
-      </w:pPr>
-      <w:r>
-        <w:t xml:space="preserve">    --rpc-url http://127.0.0.1:8545 --rpc-timeout 10</w:t>
-      </w:r>
-    </w:p>
-    <w:p>
-      <w:pPr>
-        <w:pStyle w:val="CommandBlock"/>
-      </w:pPr>
-      <w:r>
-        <w:t>$segment = [Uri]::EscapeDataString("2/3")</w:t>
-      </w:r>
-    </w:p>
-    <w:p>
-      <w:pPr>
-        <w:pStyle w:val="CommandBlock"/>
-      </w:pPr>
-      <w:r>
-        <w:t>"Segment: " + $segment</w:t>
-      </w:r>
-    </w:p>
-    <w:p>
-      <w:pPr>
-        <w:pStyle w:val="CommandBlock"/>
-        <w:keepNext/>
-      </w:pPr>
-      <w:r>
-        <w:t>cast call 0x5FbDB2315678afecb367f032d93F642f64180aa3 `</w:t>
-      </w:r>
-    </w:p>
-    <w:p>
-      <w:pPr>
-        <w:pStyle w:val="CommandBlock"/>
-        <w:keepNext/>
-      </w:pPr>
-      <w:r>
-        <w:t xml:space="preserve">    "getContactAt(string)(string)" $segment `</w:t>
-      </w:r>
-    </w:p>
-    <w:p>
-      <w:pPr>
-        <w:pStyle w:val="CommandBlock"/>
-      </w:pPr>
-      <w:r>
-        <w:t xml:space="preserve">    --rpc-url http://127.0.0.1:8545 --rpc-timeout 10</w:t>
-      </w:r>
-    </w:p>
-    <w:p>
-      <w:pPr>
-        <w:keepNext/>
-      </w:pPr>
-    </w:p>
-    <w:p>
-      <w:pPr>
-        <w:pStyle w:val="Heading3"/>
-      </w:pPr>
-      <w:r>
-        <w:t>Windows PowerShell Call Check</w:t>
-      </w:r>
-    </w:p>
-    <w:p>
-      <w:pPr>
-        <w:keepNext/>
-      </w:pPr>
-      <w:r>
-        <w:t>Still in Terminal 2, send the curl Check's six segments to getContactAt, each typed exactly as curl.exe sends it, with no encoder. getContactAt refuses every one, so each prints only on the error stream, and none needs ConvertFrom-Json.</w:t>
-      </w:r>
-    </w:p>
-    <w:p>
-      <w:pPr>
-        <w:keepNext/>
-      </w:pPr>
-    </w:p>
-    <w:p>
-      <w:pPr>
-        <w:pStyle w:val="CommandBlock"/>
-        <w:keepNext/>
-      </w:pPr>
-      <w:r>
-        <w:t>cast call 0x5FbDB2315678afecb367f032d93F642f64180aa3 `</w:t>
-      </w:r>
-    </w:p>
-    <w:p>
-      <w:pPr>
-        <w:pStyle w:val="CommandBlock"/>
-        <w:keepNext/>
-      </w:pPr>
-      <w:r>
-        <w:t xml:space="preserve">    "getContactAt(string)(string)" "0" `</w:t>
-      </w:r>
-    </w:p>
-    <w:p>
-      <w:pPr>
-        <w:pStyle w:val="CommandBlock"/>
-      </w:pPr>
-      <w:r>
-        <w:t xml:space="preserve">    --rpc-url http://127.0.0.1:8545 --rpc-timeout 10</w:t>
-      </w:r>
-    </w:p>
-    <w:p>
-      <w:pPr>
-        <w:pStyle w:val="CommandBlock"/>
-      </w:pPr>
-      <w:r>
-        <w:t>cast call 0x5FbDB2315678afecb367f032d93F642f64180aa3 `</w:t>
-      </w:r>
-    </w:p>
-    <w:p>
-      <w:pPr>
-        <w:pStyle w:val="CommandBlock"/>
-      </w:pPr>
-      <w:r>
-        <w:t xml:space="preserve">    "getContactAt(string)(string)" "2147483648" `</w:t>
-      </w:r>
-    </w:p>
-    <w:p>
-      <w:pPr>
-        <w:pStyle w:val="CommandBlock"/>
-      </w:pPr>
-      <w:r>
-        <w:t xml:space="preserve">    --rpc-url http://127.0.0.1:8545 --rpc-timeout 10</w:t>
-      </w:r>
-    </w:p>
-    <w:p>
-      <w:pPr>
-        <w:pStyle w:val="CommandBlock"/>
-      </w:pPr>
-      <w:r>
-        <w:t>cast call 0x5FbDB2315678afecb367f032d93F642f64180aa3 `</w:t>
-      </w:r>
-    </w:p>
-    <w:p>
-      <w:pPr>
-        <w:pStyle w:val="CommandBlock"/>
-      </w:pPr>
-      <w:r>
-        <w:t xml:space="preserve">    "getContactAt(string)(string)" "2147483647" `</w:t>
-      </w:r>
-    </w:p>
-    <w:p>
-      <w:pPr>
-        <w:pStyle w:val="CommandBlock"/>
-      </w:pPr>
-      <w:r>
-        <w:t xml:space="preserve">    --rpc-url http://127.0.0.1:8545 --rpc-timeout 10</w:t>
-      </w:r>
-    </w:p>
-    <w:p>
-      <w:pPr>
-        <w:pStyle w:val="CommandBlock"/>
-      </w:pPr>
-      <w:r>
-        <w:t>cast call 0x5FbDB2315678afecb367f032d93F642f64180aa3 `</w:t>
-      </w:r>
-    </w:p>
-    <w:p>
-      <w:pPr>
-        <w:pStyle w:val="CommandBlock"/>
-      </w:pPr>
-      <w:r>
-        <w:t xml:space="preserve">    "getContactAt(string)(string)" "%20%202" `</w:t>
-      </w:r>
-    </w:p>
-    <w:p>
-      <w:pPr>
-        <w:pStyle w:val="CommandBlock"/>
-      </w:pPr>
-      <w:r>
-        <w:t xml:space="preserve">    --rpc-url http://127.0.0.1:8545 --rpc-timeout 10</w:t>
-      </w:r>
-    </w:p>
-    <w:p>
-      <w:pPr>
-        <w:pStyle w:val="CommandBlock"/>
-      </w:pPr>
-      <w:r>
-        <w:t>cast call 0x5FbDB2315678afecb367f032d93F642f64180aa3 `</w:t>
-      </w:r>
-    </w:p>
-    <w:p>
-      <w:pPr>
-        <w:pStyle w:val="CommandBlock"/>
-      </w:pPr>
-      <w:r>
-        <w:t xml:space="preserve">    "getContactAt(string)(string)" "%zz" `</w:t>
-      </w:r>
-    </w:p>
-    <w:p>
-      <w:pPr>
-        <w:pStyle w:val="CommandBlock"/>
-      </w:pPr>
-      <w:r>
-        <w:t xml:space="preserve">    --rpc-url http://127.0.0.1:8545 --rpc-timeout 10</w:t>
-      </w:r>
-    </w:p>
-    <w:p>
-      <w:pPr>
-        <w:pStyle w:val="CommandBlock"/>
-        <w:keepNext/>
-      </w:pPr>
-      <w:r>
-        <w:t>cast call 0x5FbDB2315678afecb367f032d93F642f64180aa3 `</w:t>
-      </w:r>
-    </w:p>
-    <w:p>
-      <w:pPr>
-        <w:pStyle w:val="CommandBlock"/>
-        <w:keepNext/>
-      </w:pPr>
-      <w:r>
-        <w:t xml:space="preserve">    "getContactAt(string)(string)" "2%00x" `</w:t>
-      </w:r>
-    </w:p>
-    <w:p>
-      <w:pPr>
-        <w:pStyle w:val="CommandBlock"/>
-      </w:pPr>
-      <w:r>
-        <w:t xml:space="preserve">    --rpc-url http://127.0.0.1:8545 --rpc-timeout 10</w:t>
-      </w:r>
-    </w:p>
-    <w:p>
-      <w:pPr>
-        <w:keepNext/>
-      </w:pPr>
-    </w:p>
-    <w:p>
-      <w:r>
-        <w:t>Each refused call prints, on the error stream, Error: execution reverted: and the error body, with a few lines of context: the digits-only body for 0, 2147483648, %20%202, %zz, and 2%00x, and the not-found body, no contact with id 2147483647, for the largest id. Now press Ctrl+C in Terminal 1 to stop anvil.</w:t>
-      </w:r>
-    </w:p>
-    <w:p>
-      <w:pPr>
-        <w:keepNext/>
-      </w:pPr>
-    </w:p>
-    <w:p>
-      <w:pPr>
-        <w:pStyle w:val="Heading3"/>
-      </w:pPr>
-      <w:r>
-        <w:t>Linux or macOS Build and Run</w:t>
-      </w:r>
-    </w:p>
-    <w:p>
-      <w:pPr>
-        <w:keepNext/>
-      </w:pPr>
-      <w:r>
-        <w:t>In Terminal 1, then in Terminal 2:</w:t>
-      </w:r>
-    </w:p>
-    <w:p>
-      <w:pPr>
-        <w:keepNext/>
-      </w:pPr>
-    </w:p>
-    <w:p>
-      <w:pPr>
-        <w:pStyle w:val="CommandBlock"/>
-      </w:pPr>
-      <w:r>
-        <w:t>anvil</w:t>
-      </w:r>
-    </w:p>
-    <w:p>
-      <w:pPr>
-        <w:keepNext/>
-      </w:pPr>
-    </w:p>
-    <w:p>
-      <w:pPr>
-        <w:pStyle w:val="CommandBlock"/>
-        <w:keepNext/>
-      </w:pPr>
-      <w:r>
-        <w:t>forge build --root ./solidity</w:t>
-      </w:r>
-    </w:p>
-    <w:p>
-      <w:pPr>
-        <w:pStyle w:val="CommandBlock"/>
-        <w:keepNext/>
-      </w:pPr>
-      <w:r>
-        <w:t>forge script --root ./solidity ./solidity/script/DeployContactApi.s.sol \</w:t>
-      </w:r>
-    </w:p>
-    <w:p>
-      <w:pPr>
-        <w:pStyle w:val="CommandBlock"/>
-        <w:keepNext/>
-      </w:pPr>
-      <w:r>
-        <w:t xml:space="preserve">    --rpc-url http://127.0.0.1:8545 --broadcast --unlocked \</w:t>
-      </w:r>
-    </w:p>
-    <w:p>
-      <w:pPr>
-        <w:pStyle w:val="CommandBlock"/>
-      </w:pPr>
-      <w:r>
-        <w:t xml:space="preserve">    --sender 0xf39Fd6e51aad88F6F4ce6aB8827279cffFb92266</w:t>
-      </w:r>
-    </w:p>
-    <w:p>
-      <w:pPr>
-        <w:keepNext/>
-      </w:pPr>
-    </w:p>
-    <w:p>
-      <w:pPr>
-        <w:keepNext/>
-      </w:pPr>
-      <w:r>
-        <w:t>Then run the Basic Linux lines from the first segment=$( to the last cast call, then the Call Check. In bash, single quotes keep each segment exactly as typed:</w:t>
-      </w:r>
-    </w:p>
-    <w:p>
-      <w:pPr>
-        <w:keepNext/>
-      </w:pPr>
-    </w:p>
-    <w:p>
-      <w:pPr>
-        <w:pStyle w:val="CommandBlock"/>
-        <w:keepNext/>
-      </w:pPr>
-      <w:r>
-        <w:t>cast call 0x5FbDB2315678afecb367f032d93F642f64180aa3 \</w:t>
-      </w:r>
-    </w:p>
-    <w:p>
-      <w:pPr>
-        <w:pStyle w:val="CommandBlock"/>
-        <w:keepNext/>
-      </w:pPr>
-      <w:r>
-        <w:t xml:space="preserve">    "getContactAt(string)(string)" '0' \</w:t>
-      </w:r>
-    </w:p>
-    <w:p>
-      <w:pPr>
-        <w:pStyle w:val="CommandBlock"/>
-      </w:pPr>
-      <w:r>
-        <w:t xml:space="preserve">    --rpc-url http://127.0.0.1:8545 --rpc-timeout 10</w:t>
-      </w:r>
-    </w:p>
-    <w:p>
-      <w:pPr>
-        <w:pStyle w:val="CommandBlock"/>
-      </w:pPr>
-      <w:r>
-        <w:t>cast call 0x5FbDB2315678afecb367f032d93F642f64180aa3 \</w:t>
-      </w:r>
-    </w:p>
-    <w:p>
-      <w:pPr>
-        <w:pStyle w:val="CommandBlock"/>
-      </w:pPr>
-      <w:r>
-        <w:t xml:space="preserve">    "getContactAt(string)(string)" '2147483648' \</w:t>
-      </w:r>
-    </w:p>
-    <w:p>
-      <w:pPr>
-        <w:pStyle w:val="CommandBlock"/>
-      </w:pPr>
-      <w:r>
-        <w:t xml:space="preserve">    --rpc-url http://127.0.0.1:8545 --rpc-timeout 10</w:t>
-      </w:r>
-    </w:p>
-    <w:p>
-      <w:pPr>
-        <w:pStyle w:val="CommandBlock"/>
-      </w:pPr>
-      <w:r>
-        <w:t>cast call 0x5FbDB2315678afecb367f032d93F642f64180aa3 \</w:t>
-      </w:r>
-    </w:p>
-    <w:p>
-      <w:pPr>
-        <w:pStyle w:val="CommandBlock"/>
-      </w:pPr>
-      <w:r>
-        <w:t xml:space="preserve">    "getContactAt(string)(string)" '2147483647' \</w:t>
-      </w:r>
-    </w:p>
-    <w:p>
-      <w:pPr>
-        <w:pStyle w:val="CommandBlock"/>
-      </w:pPr>
-      <w:r>
-        <w:t xml:space="preserve">    --rpc-url http://127.0.0.1:8545 --rpc-timeout 10</w:t>
-      </w:r>
-    </w:p>
-    <w:p>
-      <w:pPr>
-        <w:pStyle w:val="CommandBlock"/>
-      </w:pPr>
-      <w:r>
-        <w:t>cast call 0x5FbDB2315678afecb367f032d93F642f64180aa3 \</w:t>
-      </w:r>
-    </w:p>
-    <w:p>
-      <w:pPr>
-        <w:pStyle w:val="CommandBlock"/>
-      </w:pPr>
-      <w:r>
-        <w:t xml:space="preserve">    "getContactAt(string)(string)" '%20%202' \</w:t>
-      </w:r>
-    </w:p>
-    <w:p>
-      <w:pPr>
-        <w:pStyle w:val="CommandBlock"/>
-      </w:pPr>
-      <w:r>
-        <w:t xml:space="preserve">    --rpc-url http://127.0.0.1:8545 --rpc-timeout 10</w:t>
-      </w:r>
-    </w:p>
-    <w:p>
-      <w:pPr>
-        <w:pStyle w:val="CommandBlock"/>
-      </w:pPr>
-      <w:r>
-        <w:t>cast call 0x5FbDB2315678afecb367f032d93F642f64180aa3 \</w:t>
-      </w:r>
-    </w:p>
-    <w:p>
-      <w:pPr>
-        <w:pStyle w:val="CommandBlock"/>
-      </w:pPr>
-      <w:r>
-        <w:t xml:space="preserve">    "getContactAt(string)(string)" '%zz' \</w:t>
-      </w:r>
-    </w:p>
-    <w:p>
-      <w:pPr>
-        <w:pStyle w:val="CommandBlock"/>
-      </w:pPr>
-      <w:r>
-        <w:t xml:space="preserve">    --rpc-url http://127.0.0.1:8545 --rpc-timeout 10</w:t>
-      </w:r>
-    </w:p>
-    <w:p>
-      <w:pPr>
-        <w:pStyle w:val="CommandBlock"/>
-        <w:keepNext/>
-      </w:pPr>
-      <w:r>
-        <w:t>cast call 0x5FbDB2315678afecb367f032d93F642f64180aa3 \</w:t>
-      </w:r>
-    </w:p>
-    <w:p>
-      <w:pPr>
-        <w:pStyle w:val="CommandBlock"/>
-        <w:keepNext/>
-      </w:pPr>
-      <w:r>
-        <w:t xml:space="preserve">    "getContactAt(string)(string)" '2%00x' \</w:t>
-      </w:r>
-    </w:p>
-    <w:p>
-      <w:pPr>
-        <w:pStyle w:val="CommandBlock"/>
-      </w:pPr>
-      <w:r>
-        <w:t xml:space="preserve">    --rpc-url http://127.0.0.1:8545 --rpc-timeout 10</w:t>
-      </w:r>
-    </w:p>
-    <w:p>
-      <w:pPr>
-        <w:keepNext/>
-      </w:pPr>
-    </w:p>
-    <w:p>
-      <w:pPr>
-        <w:pStyle w:val="Heading3"/>
-      </w:pPr>
-      <w:r>
-        <w:t>Check Your Results</w:t>
-      </w:r>
-    </w:p>
-    <w:p>
-      <w:r>
-        <w:t>The Client Run must print the Solidity lines of the Required Clean-Run Output, and the Call Check its six refusals on the error stream.</w:t>
+        <w:t>Basic and Production-Minded Comparison</w:t>
+      </w:r>
+    </w:p>
+    <w:p>
+      <w:r>
+        <w:t>Both contracts decode and check the segment with ContactPath and are sent the same Client Run. The Basic contract has only addContact and getContactAt; the Production-Minded one keeps Lesson 6.5a's getContact, health, and fallback beside getContactAt, and its section sends the curl Check's segments.</w:t>
+      </w:r>
+    </w:p>
+    <w:p>
+      <w:pPr>
+        <w:keepNext/>
+      </w:pPr>
+    </w:p>
+    <w:p>
+      <w:pPr>
+        <w:keepNext/>
+      </w:pPr>
+    </w:p>
+    <w:p>
+      <w:pPr>
+        <w:keepNext/>
+      </w:pPr>
+    </w:p>
+    <w:p>
+      <w:pPr>
+        <w:pStyle w:val="Heading1"/>
+      </w:pPr>
+      <w:r>
+        <w:t>Supporting Files</w:t>
+      </w:r>
+    </w:p>
+    <w:p>
+      <w:r>
+        <w:t>This is the file the setup commands wrote, shown here so you can check yours. The comments are the course's notes on each line; cargo add writes the same names, versions, and features without them, and its blank lines and layout may differ. Cargo.toml names the Rust project, path_parameters, pins Lesson 6.5a's crates at the same versions, and adds percent-encoding at exactly 2.3.2; serde_json no longer needs the raw_value feature, because no client here splits a JSON array. src/lib.rs, printed in the Rust s</w:t>
+      </w:r>
+      <w:r>
+        <w:t>ection, makes the project a library too. Cargo.lock and foundry.toml are not printed: step 2 copies Lesson 6.5a's; never edit the lock by hand.</w:t>
+      </w:r>
+    </w:p>
+    <w:p>
+      <w:pPr>
+        <w:keepNext/>
+      </w:pPr>
+    </w:p>
+    <w:p>
+      <w:pPr>
+        <w:keepNext/>
+      </w:pPr>
+    </w:p>
+    <w:p>
+      <w:pPr>
+        <w:pStyle w:val="Heading2"/>
+      </w:pPr>
+      <w:r>
+        <w:t>rust/Cargo.toml</w:t>
+      </w:r>
+    </w:p>
+    <w:p>
+      <w:pPr>
+        <w:pStyle w:val="SourceCode"/>
+        <w:keepNext/>
+      </w:pPr>
+      <w:r>
+        <w:t>[package]</w:t>
+      </w:r>
+    </w:p>
+    <w:p>
+      <w:pPr>
+        <w:pStyle w:val="SourceCode"/>
+        <w:keepNext/>
+      </w:pPr>
+      <w:r>
+        <w:t>name = "path_parameters"</w:t>
+      </w:r>
+    </w:p>
+    <w:p>
+      <w:pPr>
+        <w:pStyle w:val="SourceCode"/>
+      </w:pPr>
+      <w:r>
+        <w:t>version = "0.1.0"</w:t>
+      </w:r>
+    </w:p>
+    <w:p>
+      <w:pPr>
+        <w:pStyle w:val="SourceCode"/>
+      </w:pPr>
+      <w:r>
+        <w:t>edition = "2024"</w:t>
+      </w:r>
+    </w:p>
+    <w:p>
+      <w:pPr>
+        <w:pStyle w:val="SourceCode"/>
+      </w:pPr>
+    </w:p>
+    <w:p>
+      <w:pPr>
+        <w:pStyle w:val="SourceCode"/>
+      </w:pPr>
+      <w:r>
+        <w:t># Each file in src/bin is one program: basic_server, basic_client,</w:t>
+      </w:r>
+    </w:p>
+    <w:p>
+      <w:pPr>
+        <w:pStyle w:val="SourceCode"/>
+      </w:pPr>
+      <w:r>
+        <w:t># server, and client. src/lib.rs makes the project a library too,</w:t>
+      </w:r>
+    </w:p>
+    <w:p>
+      <w:pPr>
+        <w:pStyle w:val="SourceCode"/>
+      </w:pPr>
+      <w:r>
+        <w:t># path_parameters, which holds contacts.rs and contact_store.rs for the</w:t>
+      </w:r>
+    </w:p>
+    <w:p>
+      <w:pPr>
+        <w:pStyle w:val="SourceCode"/>
+      </w:pPr>
+      <w:r>
+        <w:t># programs to share.</w:t>
+      </w:r>
+    </w:p>
+    <w:p>
+      <w:pPr>
+        <w:pStyle w:val="SourceCode"/>
+      </w:pPr>
+    </w:p>
+    <w:p>
+      <w:pPr>
+        <w:pStyle w:val="SourceCode"/>
+      </w:pPr>
+      <w:r>
+        <w:t># Lesson 6.5a's crates, at the same versions, plus percent-encoding, the</w:t>
+      </w:r>
+    </w:p>
+    <w:p>
+      <w:pPr>
+        <w:pStyle w:val="SourceCode"/>
+      </w:pPr>
+      <w:r>
+        <w:t># crate ureq and axum themselves use to encode and decode URL text</w:t>
+      </w:r>
+    </w:p>
+    <w:p>
+      <w:pPr>
+        <w:pStyle w:val="SourceCode"/>
+      </w:pPr>
+      <w:r>
+        <w:t># (Lesson 6.3a). Lesson 6.5a's Cargo.lock already holds percent-encoding</w:t>
+      </w:r>
+    </w:p>
+    <w:p>
+      <w:pPr>
+        <w:pStyle w:val="SourceCode"/>
+      </w:pPr>
+      <w:r>
+        <w:t># 2.3.2, so nothing new is downloaded. serde_json no longer needs the</w:t>
+      </w:r>
+    </w:p>
+    <w:p>
+      <w:pPr>
+        <w:pStyle w:val="SourceCode"/>
+      </w:pPr>
+      <w:r>
+        <w:t># raw_value feature: no client here splits a JSON array. Remember,</w:t>
+      </w:r>
+    </w:p>
+    <w:p>
+      <w:pPr>
+        <w:pStyle w:val="SourceCode"/>
+      </w:pPr>
+      <w:r>
+        <w:t># "=x.y.z" pins a crate at exactly that version (Lesson 2.17a).</w:t>
+      </w:r>
+    </w:p>
+    <w:p>
+      <w:pPr>
+        <w:pStyle w:val="SourceCode"/>
+      </w:pPr>
+      <w:r>
+        <w:t>[dependencies]</w:t>
+      </w:r>
+    </w:p>
+    <w:p>
+      <w:pPr>
+        <w:pStyle w:val="SourceCode"/>
+      </w:pPr>
+      <w:r>
+        <w:t>axum-server = { version = "=0.8.0", features = ["tls-rustls-no-provider"] }</w:t>
+      </w:r>
+    </w:p>
+    <w:p>
+      <w:pPr>
+        <w:pStyle w:val="SourceCode"/>
+      </w:pPr>
+      <w:r>
+        <w:t>mysql = "=28.0.3"</w:t>
+      </w:r>
+    </w:p>
+    <w:p>
+      <w:pPr>
+        <w:pStyle w:val="SourceCode"/>
+      </w:pPr>
+      <w:r>
+        <w:t>percent-encoding = "=2.3.2"</w:t>
+      </w:r>
+    </w:p>
+    <w:p>
+      <w:pPr>
+        <w:pStyle w:val="SourceCode"/>
+      </w:pPr>
+      <w:r>
+        <w:t>serde = { version = "=1.0.229", features = ["derive"] }</w:t>
+      </w:r>
+    </w:p>
+    <w:p>
+      <w:pPr>
+        <w:pStyle w:val="SourceCode"/>
+      </w:pPr>
+      <w:r>
+        <w:t>serde_json = "=1.0.151"</w:t>
+      </w:r>
+    </w:p>
+    <w:p>
+      <w:pPr>
+        <w:pStyle w:val="SourceCode"/>
+      </w:pPr>
+      <w:r>
+        <w:t>tokio = { version = "=1.53.1", features = ["macros", "rt-multi-thread"] }</w:t>
+      </w:r>
+    </w:p>
+    <w:p>
+      <w:pPr>
+        <w:pStyle w:val="SourceCode"/>
+      </w:pPr>
+      <w:r>
+        <w:t>ureq = "=3.4.2"</w:t>
+      </w:r>
+    </w:p>
+    <w:p>
+      <w:pPr>
+        <w:pStyle w:val="SourceCode"/>
+      </w:pPr>
+    </w:p>
+    <w:p>
+      <w:pPr>
+        <w:pStyle w:val="SourceCode"/>
+      </w:pPr>
+      <w:r>
+        <w:t>[dependencies.axum]</w:t>
+      </w:r>
+    </w:p>
+    <w:p>
+      <w:pPr>
+        <w:pStyle w:val="SourceCode"/>
+      </w:pPr>
+      <w:r>
+        <w:t>version = "=0.8.9"</w:t>
+      </w:r>
+    </w:p>
+    <w:p>
+      <w:pPr>
+        <w:pStyle w:val="SourceCode"/>
+      </w:pPr>
+      <w:r>
+        <w:t>default-features = false</w:t>
+      </w:r>
+    </w:p>
+    <w:p>
+      <w:pPr>
+        <w:pStyle w:val="SourceCode"/>
+      </w:pPr>
+      <w:r>
+        <w:t>features = ["http1", "tokio"]</w:t>
+      </w:r>
+    </w:p>
+    <w:p>
+      <w:pPr>
+        <w:pStyle w:val="SourceCode"/>
+      </w:pPr>
+    </w:p>
+    <w:p>
+      <w:pPr>
+        <w:pStyle w:val="SourceCode"/>
+      </w:pPr>
+      <w:r>
+        <w:t>[dependencies.rustls]</w:t>
+      </w:r>
+    </w:p>
+    <w:p>
+      <w:pPr>
+        <w:pStyle w:val="SourceCode"/>
+        <w:keepNext/>
+      </w:pPr>
+      <w:r>
+        <w:t>version = "=0.23.45"</w:t>
+      </w:r>
+    </w:p>
+    <w:p>
+      <w:pPr>
+        <w:pStyle w:val="SourceCode"/>
+        <w:keepNext/>
+      </w:pPr>
+      <w:r>
+        <w:t>default-features = false</w:t>
+      </w:r>
+    </w:p>
+    <w:p>
+      <w:pPr>
+        <w:pStyle w:val="SourceCode"/>
+      </w:pPr>
+      <w:r>
+        <w:t>features = ["ring", "std", "tls12"]</w:t>
+      </w:r>
+    </w:p>
+    <w:p>
+      <w:pPr>
+        <w:keepNext/>
+      </w:pPr>
+    </w:p>
+    <w:p>
+      <w:pPr>
+        <w:keepNext/>
+      </w:pPr>
+    </w:p>
+    <w:p>
+      <w:pPr>
+        <w:keepNext/>
+      </w:pPr>
+    </w:p>
+    <w:p>
+      <w:pPr>
+        <w:pStyle w:val="Heading1"/>
+      </w:pPr>
+      <w:r>
+        <w:t>Validation Rules</w:t>
+      </w:r>
+    </w:p>
+    <w:p>
+      <w:r>
+        <w:t>This lesson is checked by running each command and program and comparing what your screen shows with the required results, by eye. No separate validator program is needed.</w:t>
       </w:r>
     </w:p>
     <w:p>
@@ -38609,7 +39481,47 @@
         <w:pStyle w:val="ListBullet"/>
       </w:pPr>
       <w:r>
-        <w:t>The refusals match the curl Check's answers word for word: 0, 2147483648, %20%202, %zz, and 2%00x are invalid_input, and 2147483647 is not_found. decodeSegment kept %zz as text and decoded %00 into the 0 byte, and parsePathId refused both, as Rust's server does.</w:t>
+        <w:t>Run the Data Reset before the first server, and every program from the lesson-6.11-extended folder: the server (Solidity: anvil) in Terminal 1, the clients, curl.exe, cast, and the mysql client in Terminal 2.</w:t>
+      </w:r>
+    </w:p>
+    <w:p>
+      <w:pPr>
+        <w:pStyle w:val="ListBullet"/>
+      </w:pPr>
+      <w:r>
+        <w:t>The Copy Check and the Library Check print exactly their lines, and the Data Reset prints the three known contacts.</w:t>
+      </w:r>
+    </w:p>
+    <w:p>
+      <w:pPr>
+        <w:pStyle w:val="ListBullet"/>
+      </w:pPr>
+      <w:r>
+        <w:t>Every Assembly, Rust, and Erlang client prints the client lines of the Required Clean-Run Output exactly, with Assembly's own last request, and ends with exit code 0. The Basic server prints only its Listening line; the Production-Minded server prints the server lines of the Required Clean-Run Output (Erlang's without the %zz line; Assembly's with 2%2F3 -&gt; 404 and without the %zz and 2%00x lines).</w:t>
+      </w:r>
+    </w:p>
+    <w:p>
+      <w:pPr>
+        <w:pStyle w:val="ListBullet"/>
+      </w:pPr>
+      <w:r>
+        <w:t>The curl Check prints 400, 400, 404, and 400 with the bodies shown, then 400 twice.</w:t>
+      </w:r>
+    </w:p>
+    <w:p>
+      <w:pPr>
+        <w:pStyle w:val="ListBullet"/>
+      </w:pPr>
+      <w:r>
+        <w:t>Solidity's Client Run prints five segments and contact 2, with four refusals on the error stream; the Call Check prints six refusals on the error stream.</w:t>
+      </w:r>
+    </w:p>
+    <w:p>
+      <w:pPr>
+        <w:pStyle w:val="ListBullet"/>
+      </w:pPr>
+      <w:r>
+        <w:t>No program turns certificate checks off, and no program prints the password.</w:t>
       </w:r>
     </w:p>
     <w:p>
@@ -38627,7 +39539,699 @@
         <w:pStyle w:val="Heading2"/>
       </w:pPr>
       <w:r>
-        <w:t>What to Notice</w:t>
+        <w:t>Expected Values</w:t>
+      </w:r>
+    </w:p>
+    <w:p>
+      <w:pPr>
+        <w:keepNext/>
+      </w:pPr>
+      <w:r>
+        <w:t>Every program and command works with these values.</w:t>
+      </w:r>
+    </w:p>
+    <w:p>
+      <w:pPr>
+        <w:keepNext/>
+      </w:pPr>
+    </w:p>
+    <w:p>
+      <w:pPr>
+        <w:pStyle w:val="RequiredOutput"/>
+        <w:keepNext/>
+      </w:pPr>
+      <w:r>
+        <w:t>Database: spa_contacts, after the Data Reset (1 Ada, 2 Grace, 3 Alan)</w:t>
+      </w:r>
+    </w:p>
+    <w:p>
+      <w:pPr>
+        <w:pStyle w:val="RequiredOutput"/>
+        <w:keepNext/>
+      </w:pPr>
+      <w:r>
+        <w:t>Client ids: 2, 99, abc, "2 ", "2/3" -&gt; 2, 99, abc, 2%20, 2%2F3 on the wire</w:t>
+      </w:r>
+    </w:p>
+    <w:p>
+      <w:pPr>
+        <w:pStyle w:val="RequiredOutput"/>
+        <w:keepNext/>
+      </w:pPr>
+      <w:r>
+        <w:t>Answers: 200, 404, 400, 400, 400 (Assembly: 404 no such path for 2%2F3)</w:t>
+      </w:r>
+    </w:p>
+    <w:p>
+      <w:pPr>
+        <w:pStyle w:val="RequiredOutput"/>
+        <w:keepNext/>
+      </w:pPr>
+      <w:r>
+        <w:t>curl.exe: 0 -&gt; 400, 2147483648 -&gt; 400, 2147483647 -&gt; 404, %20%202 -&gt; 400,</w:t>
+      </w:r>
+    </w:p>
+    <w:p>
+      <w:pPr>
+        <w:pStyle w:val="RequiredOutput"/>
+        <w:keepNext/>
+      </w:pPr>
+      <w:r>
+        <w:t xml:space="preserve">          %zz -&gt; 400, 2%00x -&gt; 400</w:t>
+      </w:r>
+    </w:p>
+    <w:p>
+      <w:pPr>
+        <w:pStyle w:val="RequiredOutput"/>
+        <w:keepNext/>
+      </w:pPr>
+      <w:r>
+        <w:t>Solidity node: http://127.0.0.1:8545 (anvil, JSON-RPC, no TLS)</w:t>
+      </w:r>
+    </w:p>
+    <w:p>
+      <w:pPr>
+        <w:pStyle w:val="RequiredOutput"/>
+        <w:keepNext/>
+      </w:pPr>
+      <w:r>
+        <w:t>Solidity contract: 0x5FbDB2315678afecb367f032d93F642f64180aa3</w:t>
+      </w:r>
+    </w:p>
+    <w:p>
+      <w:pPr>
+        <w:pStyle w:val="RequiredOutput"/>
+        <w:keepNext/>
+      </w:pPr>
+      <w:r>
+        <w:t>Exercise: the client also sends 007 -&gt; 400, a leading 0</w:t>
+      </w:r>
+    </w:p>
+    <w:p>
+      <w:pPr>
+        <w:pStyle w:val="RequiredOutput"/>
+      </w:pPr>
+      <w:r>
+        <w:t>Challenge: GET /api/v1/contacts/2/email -&gt; 200, {"email":"grace@example.com"}</w:t>
+      </w:r>
+    </w:p>
+    <w:p>
+      <w:pPr>
+        <w:keepNext/>
+      </w:pPr>
+    </w:p>
+    <w:p>
+      <w:pPr>
+        <w:keepNext/>
+      </w:pPr>
+    </w:p>
+    <w:p>
+      <w:pPr>
+        <w:pStyle w:val="Heading2"/>
+      </w:pPr>
+      <w:r>
+        <w:t>Required Clean-Run Output</w:t>
+      </w:r>
+    </w:p>
+    <w:p>
+      <w:pPr>
+        <w:keepNext/>
+      </w:pPr>
+      <w:r>
+        <w:t>Terminal 1, the Production-Minded server, after its client run and its curl Check, in Rust (the Basic server prints only the first line). Erlang's server prints the same lines without the %zz line, because httpd refused that request itself. Assembly's prints 2%2F3's line with -&gt; 404, and neither the %zz line nor the 2%00x line, because libmicrohttpd refused both requests itself (Concept):</w:t>
+      </w:r>
+    </w:p>
+    <w:p>
+      <w:pPr>
+        <w:keepNext/>
+      </w:pPr>
+    </w:p>
+    <w:p>
+      <w:pPr>
+        <w:pStyle w:val="RequiredOutput"/>
+        <w:keepNext/>
+      </w:pPr>
+      <w:r>
+        <w:t>Listening on https://127.0.0.1:8765</w:t>
+      </w:r>
+    </w:p>
+    <w:p>
+      <w:pPr>
+        <w:pStyle w:val="RequiredOutput"/>
+        <w:keepNext/>
+      </w:pPr>
+      <w:r>
+        <w:t>GET /api/v1/contacts/2 -&gt; 200</w:t>
+      </w:r>
+    </w:p>
+    <w:p>
+      <w:pPr>
+        <w:pStyle w:val="RequiredOutput"/>
+        <w:keepNext/>
+      </w:pPr>
+      <w:r>
+        <w:t>GET /api/v1/contacts/99 -&gt; 404</w:t>
+      </w:r>
+    </w:p>
+    <w:p>
+      <w:pPr>
+        <w:pStyle w:val="RequiredOutput"/>
+        <w:keepNext/>
+      </w:pPr>
+      <w:r>
+        <w:t>GET /api/v1/contacts/abc -&gt; 400</w:t>
+      </w:r>
+    </w:p>
+    <w:p>
+      <w:pPr>
+        <w:pStyle w:val="RequiredOutput"/>
+        <w:keepNext/>
+      </w:pPr>
+      <w:r>
+        <w:t>GET /api/v1/contacts/2%20 -&gt; 400</w:t>
+      </w:r>
+    </w:p>
+    <w:p>
+      <w:pPr>
+        <w:pStyle w:val="RequiredOutput"/>
+        <w:keepNext/>
+      </w:pPr>
+      <w:r>
+        <w:t>GET /api/v1/contacts/2%2F3 -&gt; 400</w:t>
+      </w:r>
+    </w:p>
+    <w:p>
+      <w:pPr>
+        <w:pStyle w:val="RequiredOutput"/>
+        <w:keepNext/>
+      </w:pPr>
+      <w:r>
+        <w:t>GET /api/v1/contacts/0 -&gt; 400</w:t>
+      </w:r>
+    </w:p>
+    <w:p>
+      <w:pPr>
+        <w:pStyle w:val="RequiredOutput"/>
+        <w:keepNext/>
+      </w:pPr>
+      <w:r>
+        <w:t>GET /api/v1/contacts/2147483648 -&gt; 400</w:t>
+      </w:r>
+    </w:p>
+    <w:p>
+      <w:pPr>
+        <w:pStyle w:val="RequiredOutput"/>
+        <w:keepNext/>
+      </w:pPr>
+      <w:r>
+        <w:t>GET /api/v1/contacts/2147483647 -&gt; 404</w:t>
+      </w:r>
+    </w:p>
+    <w:p>
+      <w:pPr>
+        <w:pStyle w:val="RequiredOutput"/>
+        <w:keepNext/>
+      </w:pPr>
+      <w:r>
+        <w:t>GET /api/v1/contacts/%20%202 -&gt; 400</w:t>
+      </w:r>
+    </w:p>
+    <w:p>
+      <w:pPr>
+        <w:pStyle w:val="RequiredOutput"/>
+        <w:keepNext/>
+      </w:pPr>
+      <w:r>
+        <w:t>GET /api/v1/contacts/%zz -&gt; 400</w:t>
+      </w:r>
+    </w:p>
+    <w:p>
+      <w:pPr>
+        <w:pStyle w:val="RequiredOutput"/>
+      </w:pPr>
+      <w:r>
+        <w:t>GET /api/v1/contacts/2%00x -&gt; 400</w:t>
+      </w:r>
+    </w:p>
+    <w:p>
+      <w:pPr>
+        <w:keepNext/>
+      </w:pPr>
+    </w:p>
+    <w:p>
+      <w:pPr>
+        <w:keepNext/>
+      </w:pPr>
+      <w:r>
+        <w:t>Terminal 2, every client, Basic and Production-Minded, in Rust and Erlang, ending with exit code 0:</w:t>
+      </w:r>
+    </w:p>
+    <w:p>
+      <w:pPr>
+        <w:keepNext/>
+      </w:pPr>
+    </w:p>
+    <w:p>
+      <w:pPr>
+        <w:pStyle w:val="RequiredOutput"/>
+        <w:keepNext/>
+      </w:pPr>
+      <w:r>
+        <w:t>GET /api/v1/contacts/2</w:t>
+      </w:r>
+    </w:p>
+    <w:p>
+      <w:pPr>
+        <w:pStyle w:val="RequiredOutput"/>
+        <w:keepNext/>
+      </w:pPr>
+      <w:r>
+        <w:t>Status: 200</w:t>
+      </w:r>
+    </w:p>
+    <w:p>
+      <w:pPr>
+        <w:pStyle w:val="RequiredOutput"/>
+        <w:keepNext/>
+      </w:pPr>
+      <w:r>
+        <w:t>Content-Type: application/json; charset=utf-8</w:t>
+      </w:r>
+    </w:p>
+    <w:p>
+      <w:pPr>
+        <w:pStyle w:val="RequiredOutput"/>
+        <w:keepNext/>
+      </w:pPr>
+      <w:r>
+        <w:t>Body: {"id":2,"name":"Grace Hopper","email":"grace@example.com","phone":null}</w:t>
+      </w:r>
+    </w:p>
+    <w:p>
+      <w:pPr>
+        <w:pStyle w:val="RequiredOutput"/>
+        <w:keepNext/>
+      </w:pPr>
+      <w:r>
+        <w:t>GET /api/v1/contacts/99</w:t>
+      </w:r>
+    </w:p>
+    <w:p>
+      <w:pPr>
+        <w:pStyle w:val="RequiredOutput"/>
+        <w:keepNext/>
+      </w:pPr>
+      <w:r>
+        <w:t>Status: 404</w:t>
+      </w:r>
+    </w:p>
+    <w:p>
+      <w:pPr>
+        <w:pStyle w:val="RequiredOutput"/>
+        <w:keepNext/>
+      </w:pPr>
+      <w:r>
+        <w:t>Content-Type: application/json; charset=utf-8</w:t>
+      </w:r>
+    </w:p>
+    <w:p>
+      <w:pPr>
+        <w:pStyle w:val="RequiredOutput"/>
+        <w:keepNext/>
+      </w:pPr>
+      <w:r>
+        <w:t>Body: {"code":"not_found","message":"no contact with id 99"}</w:t>
+      </w:r>
+    </w:p>
+    <w:p>
+      <w:pPr>
+        <w:pStyle w:val="RequiredOutput"/>
+        <w:keepNext/>
+      </w:pPr>
+      <w:r>
+        <w:t>GET /api/v1/contacts/abc</w:t>
+      </w:r>
+    </w:p>
+    <w:p>
+      <w:pPr>
+        <w:pStyle w:val="RequiredOutput"/>
+        <w:keepNext/>
+      </w:pPr>
+      <w:r>
+        <w:t>Status: 400</w:t>
+      </w:r>
+    </w:p>
+    <w:p>
+      <w:pPr>
+        <w:pStyle w:val="RequiredOutput"/>
+        <w:keepNext/>
+      </w:pPr>
+      <w:r>
+        <w:t>Content-Type: application/json; charset=utf-8</w:t>
+      </w:r>
+    </w:p>
+    <w:p>
+      <w:pPr>
+        <w:pStyle w:val="RequiredOutput"/>
+        <w:keepNext/>
+      </w:pPr>
+      <w:r>
+        <w:t>Body: {"code":"invalid_input","message":"id must be digits only, 1 to 2147483647"}</w:t>
+      </w:r>
+    </w:p>
+    <w:p>
+      <w:pPr>
+        <w:pStyle w:val="RequiredOutput"/>
+        <w:keepNext/>
+      </w:pPr>
+      <w:r>
+        <w:t>GET /api/v1/contacts/2%20</w:t>
+      </w:r>
+    </w:p>
+    <w:p>
+      <w:pPr>
+        <w:pStyle w:val="RequiredOutput"/>
+        <w:keepNext/>
+      </w:pPr>
+      <w:r>
+        <w:t>Status: 400</w:t>
+      </w:r>
+    </w:p>
+    <w:p>
+      <w:pPr>
+        <w:pStyle w:val="RequiredOutput"/>
+        <w:keepNext/>
+      </w:pPr>
+      <w:r>
+        <w:t>Content-Type: application/json; charset=utf-8</w:t>
+      </w:r>
+    </w:p>
+    <w:p>
+      <w:pPr>
+        <w:pStyle w:val="RequiredOutput"/>
+        <w:keepNext/>
+      </w:pPr>
+      <w:r>
+        <w:t>Body: {"code":"invalid_input","message":"id must be digits only, 1 to 2147483647"}</w:t>
+      </w:r>
+    </w:p>
+    <w:p>
+      <w:pPr>
+        <w:pStyle w:val="RequiredOutput"/>
+        <w:keepNext/>
+      </w:pPr>
+      <w:r>
+        <w:t>GET /api/v1/contacts/2%2F3</w:t>
+      </w:r>
+    </w:p>
+    <w:p>
+      <w:pPr>
+        <w:pStyle w:val="RequiredOutput"/>
+        <w:keepNext/>
+      </w:pPr>
+      <w:r>
+        <w:t>Status: 400</w:t>
+      </w:r>
+    </w:p>
+    <w:p>
+      <w:pPr>
+        <w:pStyle w:val="RequiredOutput"/>
+        <w:keepNext/>
+      </w:pPr>
+      <w:r>
+        <w:t>Content-Type: application/json; charset=utf-8</w:t>
+      </w:r>
+    </w:p>
+    <w:p>
+      <w:pPr>
+        <w:pStyle w:val="RequiredOutput"/>
+      </w:pPr>
+      <w:r>
+        <w:t>Body: {"code":"invalid_input","message":"id must be digits only, 1 to 2147483647"}</w:t>
+      </w:r>
+    </w:p>
+    <w:p>
+      <w:pPr>
+        <w:keepNext/>
+      </w:pPr>
+    </w:p>
+    <w:p>
+      <w:pPr>
+        <w:keepNext/>
+      </w:pPr>
+      <w:r>
+        <w:t>In Assembly, the last request's four lines are these instead, because libmicrohttpd decodes %2F before the route is matched:</w:t>
+      </w:r>
+    </w:p>
+    <w:p>
+      <w:pPr>
+        <w:keepNext/>
+      </w:pPr>
+    </w:p>
+    <w:p>
+      <w:pPr>
+        <w:pStyle w:val="RequiredOutput"/>
+        <w:keepNext/>
+      </w:pPr>
+      <w:r>
+        <w:t>GET /api/v1/contacts/2%2F3</w:t>
+      </w:r>
+    </w:p>
+    <w:p>
+      <w:pPr>
+        <w:pStyle w:val="RequiredOutput"/>
+        <w:keepNext/>
+      </w:pPr>
+      <w:r>
+        <w:t>Status: 404</w:t>
+      </w:r>
+    </w:p>
+    <w:p>
+      <w:pPr>
+        <w:pStyle w:val="RequiredOutput"/>
+        <w:keepNext/>
+      </w:pPr>
+      <w:r>
+        <w:t>Content-Type: application/json; charset=utf-8</w:t>
+      </w:r>
+    </w:p>
+    <w:p>
+      <w:pPr>
+        <w:pStyle w:val="RequiredOutput"/>
+      </w:pPr>
+      <w:r>
+        <w:t>Body: {"code":"not_found","message":"no such path"}</w:t>
+      </w:r>
+    </w:p>
+    <w:p>
+      <w:pPr>
+        <w:keepNext/>
+      </w:pPr>
+    </w:p>
+    <w:p>
+      <w:pPr>
+        <w:keepNext/>
+      </w:pPr>
+      <w:r>
+        <w:t>Terminal 2, the curl Check, in Assembly, Rust, and Erlang: each body, then its status and content type, which write-out prints after it, and then the status alone for %zz and 2%00x:</w:t>
+      </w:r>
+    </w:p>
+    <w:p>
+      <w:pPr>
+        <w:keepNext/>
+      </w:pPr>
+    </w:p>
+    <w:p>
+      <w:pPr>
+        <w:pStyle w:val="RequiredOutput"/>
+        <w:keepNext/>
+      </w:pPr>
+      <w:r>
+        <w:t>{"code":"invalid_input","message":"id must be digits only, 1 to 2147483647"}</w:t>
+      </w:r>
+    </w:p>
+    <w:p>
+      <w:pPr>
+        <w:pStyle w:val="RequiredOutput"/>
+        <w:keepNext/>
+      </w:pPr>
+      <w:r>
+        <w:t>400 application/json; charset=utf-8</w:t>
+      </w:r>
+    </w:p>
+    <w:p>
+      <w:pPr>
+        <w:pStyle w:val="RequiredOutput"/>
+        <w:keepNext/>
+      </w:pPr>
+      <w:r>
+        <w:t>{"code":"invalid_input","message":"id must be digits only, 1 to 2147483647"}</w:t>
+      </w:r>
+    </w:p>
+    <w:p>
+      <w:pPr>
+        <w:pStyle w:val="RequiredOutput"/>
+        <w:keepNext/>
+      </w:pPr>
+      <w:r>
+        <w:t>400 application/json; charset=utf-8</w:t>
+      </w:r>
+    </w:p>
+    <w:p>
+      <w:pPr>
+        <w:pStyle w:val="RequiredOutput"/>
+        <w:keepNext/>
+      </w:pPr>
+      <w:r>
+        <w:t>{"code":"not_found","message":"no contact with id 2147483647"}</w:t>
+      </w:r>
+    </w:p>
+    <w:p>
+      <w:pPr>
+        <w:pStyle w:val="RequiredOutput"/>
+        <w:keepNext/>
+      </w:pPr>
+      <w:r>
+        <w:t>404 application/json; charset=utf-8</w:t>
+      </w:r>
+    </w:p>
+    <w:p>
+      <w:pPr>
+        <w:pStyle w:val="RequiredOutput"/>
+        <w:keepNext/>
+      </w:pPr>
+      <w:r>
+        <w:t>{"code":"invalid_input","message":"id must be digits only, 1 to 2147483647"}</w:t>
+      </w:r>
+    </w:p>
+    <w:p>
+      <w:pPr>
+        <w:pStyle w:val="RequiredOutput"/>
+        <w:keepNext/>
+      </w:pPr>
+      <w:r>
+        <w:t>400 application/json; charset=utf-8</w:t>
+      </w:r>
+    </w:p>
+    <w:p>
+      <w:pPr>
+        <w:pStyle w:val="RequiredOutput"/>
+        <w:keepNext/>
+      </w:pPr>
+      <w:r>
+        <w:t>400</w:t>
+      </w:r>
+    </w:p>
+    <w:p>
+      <w:pPr>
+        <w:pStyle w:val="RequiredOutput"/>
+      </w:pPr>
+      <w:r>
+        <w:t>400</w:t>
+      </w:r>
+    </w:p>
+    <w:p>
+      <w:pPr>
+        <w:keepNext/>
+      </w:pPr>
+    </w:p>
+    <w:p>
+      <w:pPr>
+        <w:keepNext/>
+      </w:pPr>
+      <w:r>
+        <w:t>Terminal 2, Solidity's Client Run, Basic and Production-Minded: each segment as it was encoded, and contact 2, the one call getContactAt answers:</w:t>
+      </w:r>
+    </w:p>
+    <w:p>
+      <w:pPr>
+        <w:keepNext/>
+      </w:pPr>
+    </w:p>
+    <w:p>
+      <w:pPr>
+        <w:pStyle w:val="RequiredOutput"/>
+        <w:keepNext/>
+      </w:pPr>
+      <w:r>
+        <w:t>Segment: 2</w:t>
+      </w:r>
+    </w:p>
+    <w:p>
+      <w:pPr>
+        <w:pStyle w:val="RequiredOutput"/>
+        <w:keepNext/>
+      </w:pPr>
+      <w:r>
+        <w:t>{"id":2,"name":"Grace Hopper","email":"grace@example.com","phone":null}</w:t>
+      </w:r>
+    </w:p>
+    <w:p>
+      <w:pPr>
+        <w:pStyle w:val="RequiredOutput"/>
+        <w:keepNext/>
+      </w:pPr>
+      <w:r>
+        <w:t>Segment: 99</w:t>
+      </w:r>
+    </w:p>
+    <w:p>
+      <w:pPr>
+        <w:pStyle w:val="RequiredOutput"/>
+        <w:keepNext/>
+      </w:pPr>
+      <w:r>
+        <w:t>Segment: abc</w:t>
+      </w:r>
+    </w:p>
+    <w:p>
+      <w:pPr>
+        <w:pStyle w:val="RequiredOutput"/>
+        <w:keepNext/>
+      </w:pPr>
+      <w:r>
+        <w:t>Segment: 2%20</w:t>
+      </w:r>
+    </w:p>
+    <w:p>
+      <w:pPr>
+        <w:pStyle w:val="RequiredOutput"/>
+      </w:pPr>
+      <w:r>
+        <w:t>Segment: 2%2F3</w:t>
+      </w:r>
+    </w:p>
+    <w:p>
+      <w:pPr>
+        <w:keepNext/>
+      </w:pPr>
+    </w:p>
+    <w:p>
+      <w:r>
+        <w:t>The four refused calls print on the error stream instead, each as Error: execution reverted: followed by the error body, then a blank line and a Context: section, in which cast adds the node's raw answer: the not-found body, no contact with id 99, for 99, and the digits-only body, id must be digits only, 1 to 2147483647, for abc, 2%20, and 2%2F3.</w:t>
+      </w:r>
+    </w:p>
+    <w:p>
+      <w:pPr>
+        <w:keepNext/>
+      </w:pPr>
+    </w:p>
+    <w:p>
+      <w:pPr>
+        <w:keepNext/>
+      </w:pPr>
+    </w:p>
+    <w:p>
+      <w:pPr>
+        <w:keepNext/>
+      </w:pPr>
+    </w:p>
+    <w:p>
+      <w:pPr>
+        <w:pStyle w:val="Heading1"/>
+      </w:pPr>
+      <w:r>
+        <w:t>Common Mistakes</w:t>
       </w:r>
     </w:p>
     <w:p>
@@ -38635,7 +40239,7 @@
         <w:pStyle w:val="ListBullet"/>
       </w:pPr>
       <w:r>
-        <w:t>decodeSegment turns %XX into one byte with hexValue, which gives NOT_HEX for a byte that is not a hex digit; a % without two hex digits after it is kept as it is. A + stays a +: only a query writes a space as + (Lesson 6.10a).</w:t>
+        <w:t>Letting the language's number reader decide what an id is: Rust's "+2".parse::&lt;u32&gt;() is Ok(2), and cast reads 0x2 as 2. Check the characters first.</w:t>
       </w:r>
     </w:p>
     <w:p>
@@ -38643,7 +40247,7 @@
         <w:pStyle w:val="ListBullet"/>
       </w:pPr>
       <w:r>
-        <w:t>parsePathId checks each byte's code, 48 to 57 for 0 to 9, and builds the number as it goes: contactId * 10 + (characterCode - 48). Ten digits at most keep the number small, and the last test refuses anything above 2147483647.</w:t>
+        <w:t>Checking the id before decoding it. The client meant 2 followed by a space, not the three characters %20; decode, then check.</w:t>
       </w:r>
     </w:p>
     <w:p>
@@ -38651,7 +40255,7 @@
         <w:pStyle w:val="ListBullet"/>
       </w:pPr>
       <w:r>
-        <w:t>getContactAt calls ContactPath.parsePathId(ContactPath.decodeSegment(idSegment)): decode first, then check, in one line. A library's internal functions are copied into the contract that calls them when it is compiled.</w:t>
+        <w:t>Decoding the whole path before finding the segment, in Rust or Erlang. %2F would then add a segment; find the segment, then decode it.</w:t>
       </w:r>
     </w:p>
     <w:p>
@@ -38659,25 +40263,47 @@
         <w:pStyle w:val="ListBullet"/>
       </w:pPr>
       <w:r>
-        <w:t>getContact(uint256) is still there, and cast still reads a number for it: cast call with "getContact(uint256)(string)" 0x2 fetches Grace Hopper. That is why the path endpoint takes text.</w:t>
-      </w:r>
-    </w:p>
-    <w:p>
-      <w:pPr>
-        <w:keepNext/>
-      </w:pPr>
-    </w:p>
-    <w:p>
-      <w:pPr>
-        <w:pStyle w:val="Heading3"/>
-      </w:pPr>
-      <w:r>
-        <w:t>Basic and Production-Minded Comparison</w:t>
-      </w:r>
-    </w:p>
-    <w:p>
-      <w:r>
-        <w:t>Both contracts decode and check the segment with ContactPath and are sent the same Client Run. The Basic contract has only addContact and getContactAt; the Production-Minded one keeps Lesson 6.5a's getContact, health, and fallback beside getContactAt, and its section sends the curl Check's segments.</w:t>
+        <w:t>Answering 404 for a malformed id, or 400 for a missing one. abc can never be an id: 400. 99 is a fine id that names nothing: 404.</w:t>
+      </w:r>
+    </w:p>
+    <w:p>
+      <w:pPr>
+        <w:pStyle w:val="ListBullet"/>
+      </w:pPr>
+      <w:r>
+        <w:t>Reshaping Chapter 5's parse_id to make it strict. The command-line program and other lessons rely on it trimming; add parse_path_id beside it.</w:t>
+      </w:r>
+    </w:p>
+    <w:p>
+      <w:pPr>
+        <w:pStyle w:val="ListBullet"/>
+      </w:pPr>
+      <w:r>
+        <w:t>In Assembly, passing the segment straight to parse_id: it trims in place, and the path belongs to libmicrohttpd. Copy it first, after checking its length.</w:t>
+      </w:r>
+    </w:p>
+    <w:p>
+      <w:pPr>
+        <w:pStyle w:val="ListBullet"/>
+      </w:pPr>
+      <w:r>
+        <w:t>In Erlang, giving unquote's answer straight to string:take: for a broken escape it is a tuple, not text, and do/1 would crash. parse_path_id's last clause refuses it.</w:t>
+      </w:r>
+    </w:p>
+    <w:p>
+      <w:pPr>
+        <w:pStyle w:val="ListBullet"/>
+      </w:pPr>
+      <w:r>
+        <w:t>In Solidity, giving the path endpoint a uint256 parameter: cast, not the contract, then decides what is a number.</w:t>
+      </w:r>
+    </w:p>
+    <w:p>
+      <w:pPr>
+        <w:pStyle w:val="ListBullet"/>
+      </w:pPr>
+      <w:r>
+        <w:t>Typing curl instead of the full path to Windows' curl.exe (Lesson 6.4a).</w:t>
       </w:r>
     </w:p>
     <w:p>
@@ -38700,12 +40326,93 @@
         <w:pStyle w:val="Heading1"/>
       </w:pPr>
       <w:r>
-        <w:t>Supporting Files</w:t>
-      </w:r>
-    </w:p>
-    <w:p>
-      <w:r>
-        <w:t>Cargo.toml names the Rust project, path_parameters, pins Lesson 6.5a's crates at the same versions, and adds percent-encoding at exactly 2.3.2; serde_json no longer needs the raw_value feature, because no client here splits a JSON array. src/lib.rs, printed in the Rust section, makes the project a library too. Cargo.lock and foundry.toml are not printed: step 2 copies Lesson 6.5a's; never edit the lock by hand.</w:t>
+        <w:t>Project Connection</w:t>
+      </w:r>
+    </w:p>
+    <w:p>
+      <w:r>
+        <w:t xml:space="preserve">The Contact Manager REST API's EXTENDED companion reads its {id} with parse_path_id: every {id} route checks the decoded segment at step 2 of the handler shape and answers 400 for a malformed id and 404 for an unknown one, in Assembly, Rust, and Erlang, beside Lesson 6.5a's contact store. The earlier companions' routes (6.6a to 6.9a) keep Chapter 5's parse_id, and the project uses parse_path_id for all of them, so every route agrees on what an id is. In Solidity, ContactPath's decodeSegment and parsePathId </w:t>
+      </w:r>
+      <w:r>
+        <w:t>serve every endpoint that takes an id as text. The GitHub API Explorer's EXTENDED companion builds paths such as /repos/{owner}/{repo} from parts, and encodes each part with contact_path's encoder before it sends them.</w:t>
+      </w:r>
+    </w:p>
+    <w:p>
+      <w:pPr>
+        <w:keepNext/>
+      </w:pPr>
+    </w:p>
+    <w:p>
+      <w:pPr>
+        <w:keepNext/>
+      </w:pPr>
+    </w:p>
+    <w:p>
+      <w:pPr>
+        <w:keepNext/>
+      </w:pPr>
+    </w:p>
+    <w:p>
+      <w:pPr>
+        <w:pStyle w:val="Heading1"/>
+      </w:pPr>
+      <w:r>
+        <w:t>Workbook Exercise</w:t>
+      </w:r>
+    </w:p>
+    <w:p>
+      <w:r>
+        <w:t>Predict, then check, how the strict rule treats leading zeros. In the Production-Minded client, add one more id, 007, at the end of the list of ids, so the client sends it after 2/3.</w:t>
+      </w:r>
+    </w:p>
+    <w:p>
+      <w:pPr>
+        <w:keepNext/>
+      </w:pPr>
+    </w:p>
+    <w:p>
+      <w:pPr>
+        <w:pStyle w:val="ListBullet"/>
+      </w:pPr>
+      <w:r>
+        <w:t>Assembly: add the text id_zeros db "007", 0 after id_slash, and add id_zeros at the end of id_texts; ID_COUNT counts it by itself.</w:t>
+      </w:r>
+    </w:p>
+    <w:p>
+      <w:pPr>
+        <w:pStyle w:val="ListBullet"/>
+      </w:pPr>
+      <w:r>
+        <w:t>Rust: add "007" at the end of the id_texts array.</w:t>
+      </w:r>
+    </w:p>
+    <w:p>
+      <w:pPr>
+        <w:pStyle w:val="ListBullet"/>
+      </w:pPr>
+      <w:r>
+        <w:t>Erlang: add "007" at the end of the IdTexts list.</w:t>
+      </w:r>
+    </w:p>
+    <w:p>
+      <w:pPr>
+        <w:pStyle w:val="ListBullet"/>
+      </w:pPr>
+      <w:r>
+        <w:t>Solidity: add the Client Run's lines once more at its end, with "007": the $segment line, the Segment: line, and the cast call lines, with no ConvertFrom-Json. On Linux or macOS, add the Linux lines with '007'.</w:t>
+      </w:r>
+    </w:p>
+    <w:p>
+      <w:pPr>
+        <w:keepNext/>
+      </w:pPr>
+    </w:p>
+    <w:p>
+      <w:r>
+        <w:t>Before you run it, predict the GET line, the status, and the body: 007 holds only digits, so is it an id, and if it is, which contact does it name? Rebuild the client, start the Production-Minded server, and run the client. The output must match the Required Exercise Output below, and the exit code must be 0. Terminal 1 must show GET /api/v1/contacts/007 -&gt; 400 after the 2%2F3 line. Solidity prints Segment: 007 after its Client Run lines, and Error: execution reverted: with the digits-only body on the error</w:t>
+      </w:r>
+      <w:r>
+        <w:t xml:space="preserve"> stream.</w:t>
       </w:r>
     </w:p>
     <w:p>
@@ -38723,271 +40430,55 @@
         <w:pStyle w:val="Heading2"/>
       </w:pPr>
       <w:r>
-        <w:t>rust/Cargo.toml</w:t>
-      </w:r>
-    </w:p>
-    <w:p>
-      <w:pPr>
-        <w:pStyle w:val="SourceCode"/>
-        <w:keepNext/>
-      </w:pPr>
-      <w:r>
-        <w:t>[package]</w:t>
-      </w:r>
-    </w:p>
-    <w:p>
-      <w:pPr>
-        <w:pStyle w:val="SourceCode"/>
-        <w:keepNext/>
-      </w:pPr>
-      <w:r>
-        <w:t>name = "path_parameters"</w:t>
-      </w:r>
-    </w:p>
-    <w:p>
-      <w:pPr>
-        <w:pStyle w:val="SourceCode"/>
-      </w:pPr>
-      <w:r>
-        <w:t>version = "0.1.0"</w:t>
-      </w:r>
-    </w:p>
-    <w:p>
-      <w:pPr>
-        <w:pStyle w:val="SourceCode"/>
-      </w:pPr>
-      <w:r>
-        <w:t>edition = "2024"</w:t>
-      </w:r>
-    </w:p>
-    <w:p>
-      <w:pPr>
-        <w:pStyle w:val="SourceCode"/>
-      </w:pPr>
-    </w:p>
-    <w:p>
-      <w:pPr>
-        <w:pStyle w:val="SourceCode"/>
-      </w:pPr>
-      <w:r>
-        <w:t># Each file in src/bin is one program: basic_server, basic_client,</w:t>
-      </w:r>
-    </w:p>
-    <w:p>
-      <w:pPr>
-        <w:pStyle w:val="SourceCode"/>
-      </w:pPr>
-      <w:r>
-        <w:t># server, and client. src/lib.rs makes the project a library too,</w:t>
-      </w:r>
-    </w:p>
-    <w:p>
-      <w:pPr>
-        <w:pStyle w:val="SourceCode"/>
-      </w:pPr>
-      <w:r>
-        <w:t># path_parameters, which holds contacts.rs and contact_store.rs for the</w:t>
-      </w:r>
-    </w:p>
-    <w:p>
-      <w:pPr>
-        <w:pStyle w:val="SourceCode"/>
-      </w:pPr>
-      <w:r>
-        <w:t># programs to share.</w:t>
-      </w:r>
-    </w:p>
-    <w:p>
-      <w:pPr>
-        <w:pStyle w:val="SourceCode"/>
-      </w:pPr>
-    </w:p>
-    <w:p>
-      <w:pPr>
-        <w:pStyle w:val="SourceCode"/>
-      </w:pPr>
-      <w:r>
-        <w:t># Lesson 6.5a's crates, at the same versions, plus percent-encoding, the</w:t>
-      </w:r>
-    </w:p>
-    <w:p>
-      <w:pPr>
-        <w:pStyle w:val="SourceCode"/>
-      </w:pPr>
-      <w:r>
-        <w:t># crate ureq and axum themselves use to encode and decode URL text</w:t>
-      </w:r>
-    </w:p>
-    <w:p>
-      <w:pPr>
-        <w:pStyle w:val="SourceCode"/>
-      </w:pPr>
-      <w:r>
-        <w:t># (Lesson 6.3a). Lesson 6.5a's Cargo.lock already holds percent-encoding</w:t>
-      </w:r>
-    </w:p>
-    <w:p>
-      <w:pPr>
-        <w:pStyle w:val="SourceCode"/>
-      </w:pPr>
-      <w:r>
-        <w:t># 2.3.2, so nothing new is downloaded. serde_json no longer needs the</w:t>
-      </w:r>
-    </w:p>
-    <w:p>
-      <w:pPr>
-        <w:pStyle w:val="SourceCode"/>
-      </w:pPr>
-      <w:r>
-        <w:t># raw_value feature: no client here splits a JSON array. Remember,</w:t>
-      </w:r>
-    </w:p>
-    <w:p>
-      <w:pPr>
-        <w:pStyle w:val="SourceCode"/>
-      </w:pPr>
-      <w:r>
-        <w:t># "=x.y.z" pins a crate at exactly that version (Lesson 2.17a).</w:t>
-      </w:r>
-    </w:p>
-    <w:p>
-      <w:pPr>
-        <w:pStyle w:val="SourceCode"/>
-      </w:pPr>
-      <w:r>
-        <w:t>[dependencies]</w:t>
-      </w:r>
-    </w:p>
-    <w:p>
-      <w:pPr>
-        <w:pStyle w:val="SourceCode"/>
-      </w:pPr>
-      <w:r>
-        <w:t>axum-server = { version = "=0.8.0", features = ["tls-rustls-no-provider"] }</w:t>
-      </w:r>
-    </w:p>
-    <w:p>
-      <w:pPr>
-        <w:pStyle w:val="SourceCode"/>
-      </w:pPr>
-      <w:r>
-        <w:t>mysql = "=28.0.3"</w:t>
-      </w:r>
-    </w:p>
-    <w:p>
-      <w:pPr>
-        <w:pStyle w:val="SourceCode"/>
-      </w:pPr>
-      <w:r>
-        <w:t>percent-encoding = "=2.3.2"</w:t>
-      </w:r>
-    </w:p>
-    <w:p>
-      <w:pPr>
-        <w:pStyle w:val="SourceCode"/>
-      </w:pPr>
-      <w:r>
-        <w:t>serde = { version = "=1.0.229", features = ["derive"] }</w:t>
-      </w:r>
-    </w:p>
-    <w:p>
-      <w:pPr>
-        <w:pStyle w:val="SourceCode"/>
-      </w:pPr>
-      <w:r>
-        <w:t>serde_json = "=1.0.151"</w:t>
-      </w:r>
-    </w:p>
-    <w:p>
-      <w:pPr>
-        <w:pStyle w:val="SourceCode"/>
-      </w:pPr>
-      <w:r>
-        <w:t>tokio = { version = "=1.53.1", features = ["macros", "rt-multi-thread"] }</w:t>
-      </w:r>
-    </w:p>
-    <w:p>
-      <w:pPr>
-        <w:pStyle w:val="SourceCode"/>
-      </w:pPr>
-      <w:r>
-        <w:t>ureq = "=3.4.2"</w:t>
-      </w:r>
-    </w:p>
-    <w:p>
-      <w:pPr>
-        <w:pStyle w:val="SourceCode"/>
-      </w:pPr>
-    </w:p>
-    <w:p>
-      <w:pPr>
-        <w:pStyle w:val="SourceCode"/>
-      </w:pPr>
-      <w:r>
-        <w:t>[dependencies.axum]</w:t>
-      </w:r>
-    </w:p>
-    <w:p>
-      <w:pPr>
-        <w:pStyle w:val="SourceCode"/>
-      </w:pPr>
-      <w:r>
-        <w:t>version = "=0.8.9"</w:t>
-      </w:r>
-    </w:p>
-    <w:p>
-      <w:pPr>
-        <w:pStyle w:val="SourceCode"/>
-      </w:pPr>
-      <w:r>
-        <w:t>default-features = false</w:t>
-      </w:r>
-    </w:p>
-    <w:p>
-      <w:pPr>
-        <w:pStyle w:val="SourceCode"/>
-      </w:pPr>
-      <w:r>
-        <w:t>features = ["http1", "tokio"]</w:t>
-      </w:r>
-    </w:p>
-    <w:p>
-      <w:pPr>
-        <w:pStyle w:val="SourceCode"/>
-      </w:pPr>
-    </w:p>
-    <w:p>
-      <w:pPr>
-        <w:pStyle w:val="SourceCode"/>
-      </w:pPr>
-      <w:r>
-        <w:t>[dependencies.rustls]</w:t>
-      </w:r>
-    </w:p>
-    <w:p>
-      <w:pPr>
-        <w:pStyle w:val="SourceCode"/>
-        <w:keepNext/>
-      </w:pPr>
-      <w:r>
-        <w:t>version = "=0.23.45"</w:t>
-      </w:r>
-    </w:p>
-    <w:p>
-      <w:pPr>
-        <w:pStyle w:val="SourceCode"/>
-        <w:keepNext/>
-      </w:pPr>
-      <w:r>
-        <w:t>default-features = false</w:t>
-      </w:r>
-    </w:p>
-    <w:p>
-      <w:pPr>
-        <w:pStyle w:val="SourceCode"/>
-      </w:pPr>
-      <w:r>
-        <w:t>features = ["ring", "std", "tls12"]</w:t>
+        <w:t>Required Exercise Output</w:t>
+      </w:r>
+    </w:p>
+    <w:p>
+      <w:pPr>
+        <w:keepNext/>
+      </w:pPr>
+      <w:r>
+        <w:t>After the client lines of the Required Clean-Run Output, the client sends 007, prints these four more lines, and ends with exit code 0, because a 400 is an answer. Terminal 1 shows GET /api/v1/contacts/007 -&gt; 400 after the 2%2F3 line. Solidity prints Segment: 007 after its Client Run lines, and the invalid_input revert on the error stream (Workbook Exercise).</w:t>
+      </w:r>
+    </w:p>
+    <w:p>
+      <w:pPr>
+        <w:keepNext/>
+      </w:pPr>
+    </w:p>
+    <w:p>
+      <w:pPr>
+        <w:pStyle w:val="RequiredOutput"/>
+        <w:keepNext/>
+      </w:pPr>
+      <w:r>
+        <w:t>GET /api/v1/contacts/007</w:t>
+      </w:r>
+    </w:p>
+    <w:p>
+      <w:pPr>
+        <w:pStyle w:val="RequiredOutput"/>
+        <w:keepNext/>
+      </w:pPr>
+      <w:r>
+        <w:t>Status: 400</w:t>
+      </w:r>
+    </w:p>
+    <w:p>
+      <w:pPr>
+        <w:pStyle w:val="RequiredOutput"/>
+        <w:keepNext/>
+      </w:pPr>
+      <w:r>
+        <w:t>Content-Type: application/json; charset=utf-8</w:t>
+      </w:r>
+    </w:p>
+    <w:p>
+      <w:pPr>
+        <w:pStyle w:val="RequiredOutput"/>
+      </w:pPr>
+      <w:r>
+        <w:t>Body: {"code":"invalid_input","message":"id must be digits only, 1 to 2147483647"}</w:t>
       </w:r>
     </w:p>
     <w:p>
@@ -39010,12 +40501,12 @@
         <w:pStyle w:val="Heading1"/>
       </w:pPr>
       <w:r>
-        <w:t>Validation Rules</w:t>
-      </w:r>
-    </w:p>
-    <w:p>
-      <w:r>
-        <w:t>This lesson is checked by running each command and program and comparing what your screen shows with the required results, by eye. No separate validator program is needed.</w:t>
+        <w:t>Challenge</w:t>
+      </w:r>
+    </w:p>
+    <w:p>
+      <w:r>
+        <w:t>Read a path parameter that sits in the middle of the path:</w:t>
       </w:r>
     </w:p>
     <w:p>
@@ -39028,7 +40519,7 @@
         <w:pStyle w:val="ListBullet"/>
       </w:pPr>
       <w:r>
-        <w:t>Run the Data Reset before the first server, and every program from the lesson-6.11-extended folder: the server (Solidity: anvil) in Terminal 1, the clients, curl.exe, cast, and the mysql client in Terminal 2.</w:t>
+        <w:t>In the Production-Minded server, write handle_get_contact_email for GET /api/v1/contacts/{id}/email. It has the frozen handler's steps: check the id with parse_path_id (400 with the digits-only words), open the connection, call get_contact_record, close it, answer a failure with send_failure, and otherwise answer 200 with {"email":"..."}, written with the language's JSON library, so a quote in an email is escaped.</w:t>
       </w:r>
     </w:p>
     <w:p>
@@ -39036,7 +40527,13 @@
         <w:pStyle w:val="ListBullet"/>
       </w:pPr>
       <w:r>
-        <w:t>The Copy Check and the Library Check print exactly their lines, and the Data Reset prints the three known contacts.</w:t>
+        <w:t>Add the route to the route table, with a function beside contact_id_from_path that returns the {id} segment of a path that ends with /email. Assembly: contact_id_from_email_path finds the first / after the prefix with strchr and checks with strcmp that /email is all that follows; the segment does not end with a 0 byte, so copy it into a .bss space of ID_TEXT_SIZE with memcpy, at most ID_TEXT_SIZE - 1 bytes, and add the 0; then write the body with cJSON_CreateObject, cJSON_AddStringToObject with the record's</w:t>
+      </w:r>
+      <w:r>
+        <w:t xml:space="preserve"> EMAIL field, cJSON_PrintUnformatted, and cJSON_Delete, and send it with send_made_json. Rust: strip_suffix("/email") gives the text before the ending, or None; decode the segment as contact_id_from_path does, and write the body with a struct EmailBody { email: String } and serde_json::to_string. Erlang: one more route_request clause, ["", "api", "v1", "contacts", IdSegment, "email"], with uri_string:unquote; add -include("contacts.hrl") so the handler can read Contact#contact.email, and write the body with</w:t>
+      </w:r>
+      <w:r>
+        <w:t xml:space="preserve"> json:encode_key_value_list.</w:t>
       </w:r>
     </w:p>
     <w:p>
@@ -39044,7 +40541,7 @@
         <w:pStyle w:val="ListBullet"/>
       </w:pPr>
       <w:r>
-        <w:t>Every Assembly, Rust, and Erlang client prints the client lines of the Required Clean-Run Output exactly, with Assembly's own last request, and ends with exit code 0. The Basic server prints only its Listening line; the Production-Minded server prints the server lines of the Required Clean-Run Output (Erlang's without the %zz line; Assembly's with 2%2F3 -&gt; 404 and without the %zz and 2%00x lines).</w:t>
+        <w:t>In the Production-Minded client, after the ids, send one more request with fetch_path: contact_path of "2" followed by /email. Assembly: call contact_path with id_two into contact_path_text, then snprintf "%s/email" into a second PATH_SIZE space, check its answer, and call fetch_path. Rust: format!("{}/email", contact_path("2")). Erlang: contact_path("2") ++ "/email", joined to the lists:all with andalso.</w:t>
       </w:r>
     </w:p>
     <w:p>
@@ -39052,7 +40549,208 @@
         <w:pStyle w:val="ListBullet"/>
       </w:pPr>
       <w:r>
-        <w:t>The curl Check prints 400, 400, 404, and 400 with the bodies shown, then 400 twice.</w:t>
+        <w:t>Solidity: add getContactEmailAt(string idSegment) to ContactApi, with getContactAt's steps, returning string.concat('{"email":', jsonString(contact.email), "}"); a contract has no paths, so the email is its own function. Restart anvil and deploy again, then add at the end of the Client Run the $segment line for "2", the Segment: line, and cast call with "getContactEmailAt(string)(string)" $segment, piped to ConvertFrom-Json.</w:t>
+      </w:r>
+    </w:p>
+    <w:p>
+      <w:pPr>
+        <w:keepNext/>
+      </w:pPr>
+    </w:p>
+    <w:p>
+      <w:r>
+        <w:t>Run both. The output must match the Required Challenge Output below, and Terminal 1 must show GET /api/v1/contacts/2/email -&gt; 200 after the 2%2F3 line. With the Exercise's change as well, the output must match the Required Combined Output after it.</w:t>
+      </w:r>
+    </w:p>
+    <w:p>
+      <w:pPr>
+        <w:keepNext/>
+      </w:pPr>
+    </w:p>
+    <w:p>
+      <w:pPr>
+        <w:keepNext/>
+      </w:pPr>
+    </w:p>
+    <w:p>
+      <w:pPr>
+        <w:pStyle w:val="Heading2"/>
+      </w:pPr>
+      <w:r>
+        <w:t>Required Challenge Output</w:t>
+      </w:r>
+    </w:p>
+    <w:p>
+      <w:pPr>
+        <w:keepNext/>
+      </w:pPr>
+      <w:r>
+        <w:t>With handle_get_contact_email and the client's request for it, the client prints these four lines after the client lines of the Required Clean-Run Output and ends with exit code 0, and Terminal 1 shows GET /api/v1/contacts/2/email -&gt; 200 after the 2%2F3 line. Solidity prints Segment: 2 and {"email":"grace@example.com"} after its Client Run lines (Challenge).</w:t>
+      </w:r>
+    </w:p>
+    <w:p>
+      <w:pPr>
+        <w:keepNext/>
+      </w:pPr>
+    </w:p>
+    <w:p>
+      <w:pPr>
+        <w:pStyle w:val="RequiredOutput"/>
+        <w:keepNext/>
+      </w:pPr>
+      <w:r>
+        <w:t>GET /api/v1/contacts/2/email</w:t>
+      </w:r>
+    </w:p>
+    <w:p>
+      <w:pPr>
+        <w:pStyle w:val="RequiredOutput"/>
+        <w:keepNext/>
+      </w:pPr>
+      <w:r>
+        <w:t>Status: 200</w:t>
+      </w:r>
+    </w:p>
+    <w:p>
+      <w:pPr>
+        <w:pStyle w:val="RequiredOutput"/>
+        <w:keepNext/>
+      </w:pPr>
+      <w:r>
+        <w:t>Content-Type: application/json; charset=utf-8</w:t>
+      </w:r>
+    </w:p>
+    <w:p>
+      <w:pPr>
+        <w:pStyle w:val="RequiredOutput"/>
+      </w:pPr>
+      <w:r>
+        <w:t>Body: {"email":"grace@example.com"}</w:t>
+      </w:r>
+    </w:p>
+    <w:p>
+      <w:pPr>
+        <w:keepNext/>
+      </w:pPr>
+    </w:p>
+    <w:p>
+      <w:pPr>
+        <w:keepNext/>
+      </w:pPr>
+    </w:p>
+    <w:p>
+      <w:pPr>
+        <w:pStyle w:val="Heading2"/>
+      </w:pPr>
+      <w:r>
+        <w:t>Required Combined Output</w:t>
+      </w:r>
+    </w:p>
+    <w:p>
+      <w:pPr>
+        <w:keepNext/>
+      </w:pPr>
+      <w:r>
+        <w:t>With both changes, after the client lines of the Required Clean-Run Output, the client prints the Exercise's four lines, then the Challenge's, and ends with exit code 0:</w:t>
+      </w:r>
+    </w:p>
+    <w:p>
+      <w:pPr>
+        <w:keepNext/>
+      </w:pPr>
+    </w:p>
+    <w:p>
+      <w:pPr>
+        <w:pStyle w:val="RequiredOutput"/>
+        <w:keepNext/>
+      </w:pPr>
+      <w:r>
+        <w:t>GET /api/v1/contacts/007</w:t>
+      </w:r>
+    </w:p>
+    <w:p>
+      <w:pPr>
+        <w:pStyle w:val="RequiredOutput"/>
+        <w:keepNext/>
+      </w:pPr>
+      <w:r>
+        <w:t>Status: 400</w:t>
+      </w:r>
+    </w:p>
+    <w:p>
+      <w:pPr>
+        <w:pStyle w:val="RequiredOutput"/>
+        <w:keepNext/>
+      </w:pPr>
+      <w:r>
+        <w:t>Content-Type: application/json; charset=utf-8</w:t>
+      </w:r>
+    </w:p>
+    <w:p>
+      <w:pPr>
+        <w:pStyle w:val="RequiredOutput"/>
+        <w:keepNext/>
+      </w:pPr>
+      <w:r>
+        <w:t>Body: {"code":"invalid_input","message":"id must be digits only, 1 to 2147483647"}</w:t>
+      </w:r>
+    </w:p>
+    <w:p>
+      <w:pPr>
+        <w:pStyle w:val="RequiredOutput"/>
+        <w:keepNext/>
+      </w:pPr>
+      <w:r>
+        <w:t>GET /api/v1/contacts/2/email</w:t>
+      </w:r>
+    </w:p>
+    <w:p>
+      <w:pPr>
+        <w:pStyle w:val="RequiredOutput"/>
+        <w:keepNext/>
+      </w:pPr>
+      <w:r>
+        <w:t>Status: 200</w:t>
+      </w:r>
+    </w:p>
+    <w:p>
+      <w:pPr>
+        <w:pStyle w:val="RequiredOutput"/>
+        <w:keepNext/>
+      </w:pPr>
+      <w:r>
+        <w:t>Content-Type: application/json; charset=utf-8</w:t>
+      </w:r>
+    </w:p>
+    <w:p>
+      <w:pPr>
+        <w:pStyle w:val="RequiredOutput"/>
+      </w:pPr>
+      <w:r>
+        <w:t>Body: {"email":"grace@example.com"}</w:t>
+      </w:r>
+    </w:p>
+    <w:p>
+      <w:pPr>
+        <w:keepNext/>
+      </w:pPr>
+    </w:p>
+    <w:p>
+      <w:pPr>
+        <w:keepNext/>
+      </w:pPr>
+    </w:p>
+    <w:p>
+      <w:pPr>
+        <w:keepNext/>
+      </w:pPr>
+    </w:p>
+    <w:p>
+      <w:pPr>
+        <w:pStyle w:val="Heading1"/>
+      </w:pPr>
+      <w:r>
+        <w:t>Completion Checklist</w:t>
       </w:r>
     </w:p>
     <w:p>
@@ -39060,7 +40758,7 @@
         <w:pStyle w:val="ListBullet"/>
       </w:pPr>
       <w:r>
-        <w:t>Solidity's Client Run prints five segments and contact 2, with four refusals on the error stream; the Call Check prints six refusals on the error stream.</w:t>
+        <w:t>I copied the certificates, the reset files, my Chapter 5 module, Lesson 6.5a's contact store, cJSON, mysql-otp, the DLLs, the deploy scripts, Cargo.lock, and foundry.toml from lesson-6.5-extended, and curl-check.txt from lesson-6.11, and the Copy Check and Library Check matched.</w:t>
       </w:r>
     </w:p>
     <w:p>
@@ -39068,694 +40766,39 @@
         <w:pStyle w:val="ListBullet"/>
       </w:pPr>
       <w:r>
-        <w:t>No program turns certificate checks off, and no program prints the password.</w:t>
-      </w:r>
-    </w:p>
-    <w:p>
-      <w:pPr>
-        <w:keepNext/>
-      </w:pPr>
-    </w:p>
-    <w:p>
-      <w:pPr>
-        <w:keepNext/>
-      </w:pPr>
-    </w:p>
-    <w:p>
-      <w:pPr>
-        <w:pStyle w:val="Heading2"/>
-      </w:pPr>
-      <w:r>
-        <w:t>Expected Values</w:t>
-      </w:r>
-    </w:p>
-    <w:p>
-      <w:pPr>
-        <w:keepNext/>
-      </w:pPr>
-      <w:r>
-        <w:t>Every program and command works with these values.</w:t>
-      </w:r>
-    </w:p>
-    <w:p>
-      <w:pPr>
-        <w:keepNext/>
-      </w:pPr>
-    </w:p>
-    <w:p>
-      <w:pPr>
-        <w:pStyle w:val="RequiredOutput"/>
-        <w:keepNext/>
-      </w:pPr>
-      <w:r>
-        <w:t>Database: spa_contacts, after the Data Reset (1 Ada, 2 Grace, 3 Alan)</w:t>
-      </w:r>
-    </w:p>
-    <w:p>
-      <w:pPr>
-        <w:pStyle w:val="RequiredOutput"/>
-        <w:keepNext/>
-      </w:pPr>
-      <w:r>
-        <w:t>Client ids: 2, 99, abc, "2 ", "2/3" -&gt; 2, 99, abc, 2%20, 2%2F3 on the wire</w:t>
-      </w:r>
-    </w:p>
-    <w:p>
-      <w:pPr>
-        <w:pStyle w:val="RequiredOutput"/>
-        <w:keepNext/>
-      </w:pPr>
-      <w:r>
-        <w:t>Answers: 200, 404, 400, 400, 400 (Assembly: 404 no such path for 2%2F3)</w:t>
-      </w:r>
-    </w:p>
-    <w:p>
-      <w:pPr>
-        <w:pStyle w:val="RequiredOutput"/>
-        <w:keepNext/>
-      </w:pPr>
-      <w:r>
-        <w:t>curl.exe: 0 -&gt; 400, 2147483648 -&gt; 400, 2147483647 -&gt; 404, %20%202 -&gt; 400,</w:t>
-      </w:r>
-    </w:p>
-    <w:p>
-      <w:pPr>
-        <w:pStyle w:val="RequiredOutput"/>
-        <w:keepNext/>
-      </w:pPr>
-      <w:r>
-        <w:t xml:space="preserve">          %zz -&gt; 400, 2%00x -&gt; 400</w:t>
-      </w:r>
-    </w:p>
-    <w:p>
-      <w:pPr>
-        <w:pStyle w:val="RequiredOutput"/>
-        <w:keepNext/>
-      </w:pPr>
-      <w:r>
-        <w:t>Solidity node: http://127.0.0.1:8545 (anvil, JSON-RPC, no TLS)</w:t>
-      </w:r>
-    </w:p>
-    <w:p>
-      <w:pPr>
-        <w:pStyle w:val="RequiredOutput"/>
-        <w:keepNext/>
-      </w:pPr>
-      <w:r>
-        <w:t>Solidity contract: 0x5FbDB2315678afecb367f032d93F642f64180aa3</w:t>
-      </w:r>
-    </w:p>
-    <w:p>
-      <w:pPr>
-        <w:pStyle w:val="RequiredOutput"/>
-        <w:keepNext/>
-      </w:pPr>
-      <w:r>
-        <w:t>Exercise: the client also sends 007 -&gt; 400, a leading 0</w:t>
-      </w:r>
-    </w:p>
-    <w:p>
-      <w:pPr>
-        <w:pStyle w:val="RequiredOutput"/>
-      </w:pPr>
-      <w:r>
-        <w:t>Challenge: GET /api/v1/contacts/2/email -&gt; 200, {"email":"grace@example.com"}</w:t>
-      </w:r>
-    </w:p>
-    <w:p>
-      <w:pPr>
-        <w:keepNext/>
-      </w:pPr>
-    </w:p>
-    <w:p>
-      <w:pPr>
-        <w:keepNext/>
-      </w:pPr>
-    </w:p>
-    <w:p>
-      <w:pPr>
-        <w:pStyle w:val="Heading2"/>
-      </w:pPr>
-      <w:r>
-        <w:t>Required Clean-Run Output</w:t>
-      </w:r>
-    </w:p>
-    <w:p>
-      <w:pPr>
-        <w:keepNext/>
-      </w:pPr>
-      <w:r>
-        <w:t>Terminal 1, the Production-Minded server, after its client run and its curl Check, in Rust (the Basic server prints only the first line). Erlang's server prints the same lines without the %zz line, because httpd refused that request itself. Assembly's prints 2%2F3's line with -&gt; 404, and neither the %zz line nor the 2%00x line, because libmicrohttpd refused both requests itself (Concept):</w:t>
-      </w:r>
-    </w:p>
-    <w:p>
-      <w:pPr>
-        <w:keepNext/>
-      </w:pPr>
-    </w:p>
-    <w:p>
-      <w:pPr>
-        <w:pStyle w:val="RequiredOutput"/>
-        <w:keepNext/>
-      </w:pPr>
-      <w:r>
-        <w:t>Listening on https://127.0.0.1:8765</w:t>
-      </w:r>
-    </w:p>
-    <w:p>
-      <w:pPr>
-        <w:pStyle w:val="RequiredOutput"/>
-        <w:keepNext/>
-      </w:pPr>
-      <w:r>
-        <w:t>GET /api/v1/contacts/2 -&gt; 200</w:t>
-      </w:r>
-    </w:p>
-    <w:p>
-      <w:pPr>
-        <w:pStyle w:val="RequiredOutput"/>
-        <w:keepNext/>
-      </w:pPr>
-      <w:r>
-        <w:t>GET /api/v1/contacts/99 -&gt; 404</w:t>
-      </w:r>
-    </w:p>
-    <w:p>
-      <w:pPr>
-        <w:pStyle w:val="RequiredOutput"/>
-        <w:keepNext/>
-      </w:pPr>
-      <w:r>
-        <w:t>GET /api/v1/contacts/abc -&gt; 400</w:t>
-      </w:r>
-    </w:p>
-    <w:p>
-      <w:pPr>
-        <w:pStyle w:val="RequiredOutput"/>
-        <w:keepNext/>
-      </w:pPr>
-      <w:r>
-        <w:t>GET /api/v1/contacts/2%20 -&gt; 400</w:t>
-      </w:r>
-    </w:p>
-    <w:p>
-      <w:pPr>
-        <w:pStyle w:val="RequiredOutput"/>
-        <w:keepNext/>
-      </w:pPr>
-      <w:r>
-        <w:t>GET /api/v1/contacts/2%2F3 -&gt; 400</w:t>
-      </w:r>
-    </w:p>
-    <w:p>
-      <w:pPr>
-        <w:pStyle w:val="RequiredOutput"/>
-        <w:keepNext/>
-      </w:pPr>
-      <w:r>
-        <w:t>GET /api/v1/contacts/0 -&gt; 400</w:t>
-      </w:r>
-    </w:p>
-    <w:p>
-      <w:pPr>
-        <w:pStyle w:val="RequiredOutput"/>
-        <w:keepNext/>
-      </w:pPr>
-      <w:r>
-        <w:t>GET /api/v1/contacts/2147483648 -&gt; 400</w:t>
-      </w:r>
-    </w:p>
-    <w:p>
-      <w:pPr>
-        <w:pStyle w:val="RequiredOutput"/>
-        <w:keepNext/>
-      </w:pPr>
-      <w:r>
-        <w:t>GET /api/v1/contacts/2147483647 -&gt; 404</w:t>
-      </w:r>
-    </w:p>
-    <w:p>
-      <w:pPr>
-        <w:pStyle w:val="RequiredOutput"/>
-        <w:keepNext/>
-      </w:pPr>
-      <w:r>
-        <w:t>GET /api/v1/contacts/%20%202 -&gt; 400</w:t>
-      </w:r>
-    </w:p>
-    <w:p>
-      <w:pPr>
-        <w:pStyle w:val="RequiredOutput"/>
-        <w:keepNext/>
-      </w:pPr>
-      <w:r>
-        <w:t>GET /api/v1/contacts/%zz -&gt; 400</w:t>
-      </w:r>
-    </w:p>
-    <w:p>
-      <w:pPr>
-        <w:pStyle w:val="RequiredOutput"/>
-      </w:pPr>
-      <w:r>
-        <w:t>GET /api/v1/contacts/2%00x -&gt; 400</w:t>
-      </w:r>
-    </w:p>
-    <w:p>
-      <w:pPr>
-        <w:keepNext/>
-      </w:pPr>
-    </w:p>
-    <w:p>
-      <w:pPr>
-        <w:keepNext/>
-      </w:pPr>
-      <w:r>
-        <w:t>Terminal 2, every client, Basic and Production-Minded, in Rust and Erlang, ending with exit code 0:</w:t>
-      </w:r>
-    </w:p>
-    <w:p>
-      <w:pPr>
-        <w:keepNext/>
-      </w:pPr>
-    </w:p>
-    <w:p>
-      <w:pPr>
-        <w:pStyle w:val="RequiredOutput"/>
-        <w:keepNext/>
-      </w:pPr>
-      <w:r>
-        <w:t>GET /api/v1/contacts/2</w:t>
-      </w:r>
-    </w:p>
-    <w:p>
-      <w:pPr>
-        <w:pStyle w:val="RequiredOutput"/>
-        <w:keepNext/>
-      </w:pPr>
-      <w:r>
-        <w:t>Status: 200</w:t>
-      </w:r>
-    </w:p>
-    <w:p>
-      <w:pPr>
-        <w:pStyle w:val="RequiredOutput"/>
-        <w:keepNext/>
-      </w:pPr>
-      <w:r>
-        <w:t>Content-Type: application/json; charset=utf-8</w:t>
-      </w:r>
-    </w:p>
-    <w:p>
-      <w:pPr>
-        <w:pStyle w:val="RequiredOutput"/>
-        <w:keepNext/>
-      </w:pPr>
-      <w:r>
-        <w:t>Body: {"id":2,"name":"Grace Hopper","email":"grace@example.com","phone":null}</w:t>
-      </w:r>
-    </w:p>
-    <w:p>
-      <w:pPr>
-        <w:pStyle w:val="RequiredOutput"/>
-        <w:keepNext/>
-      </w:pPr>
-      <w:r>
-        <w:t>GET /api/v1/contacts/99</w:t>
-      </w:r>
-    </w:p>
-    <w:p>
-      <w:pPr>
-        <w:pStyle w:val="RequiredOutput"/>
-        <w:keepNext/>
-      </w:pPr>
-      <w:r>
-        <w:t>Status: 404</w:t>
-      </w:r>
-    </w:p>
-    <w:p>
-      <w:pPr>
-        <w:pStyle w:val="RequiredOutput"/>
-        <w:keepNext/>
-      </w:pPr>
-      <w:r>
-        <w:t>Content-Type: application/json; charset=utf-8</w:t>
-      </w:r>
-    </w:p>
-    <w:p>
-      <w:pPr>
-        <w:pStyle w:val="RequiredOutput"/>
-        <w:keepNext/>
-      </w:pPr>
-      <w:r>
-        <w:t>Body: {"code":"not_found","message":"no contact with id 99"}</w:t>
-      </w:r>
-    </w:p>
-    <w:p>
-      <w:pPr>
-        <w:pStyle w:val="RequiredOutput"/>
-        <w:keepNext/>
-      </w:pPr>
-      <w:r>
-        <w:t>GET /api/v1/contacts/abc</w:t>
-      </w:r>
-    </w:p>
-    <w:p>
-      <w:pPr>
-        <w:pStyle w:val="RequiredOutput"/>
-        <w:keepNext/>
-      </w:pPr>
-      <w:r>
-        <w:t>Status: 400</w:t>
-      </w:r>
-    </w:p>
-    <w:p>
-      <w:pPr>
-        <w:pStyle w:val="RequiredOutput"/>
-        <w:keepNext/>
-      </w:pPr>
-      <w:r>
-        <w:t>Content-Type: application/json; charset=utf-8</w:t>
-      </w:r>
-    </w:p>
-    <w:p>
-      <w:pPr>
-        <w:pStyle w:val="RequiredOutput"/>
-        <w:keepNext/>
-      </w:pPr>
-      <w:r>
-        <w:t>Body: {"code":"invalid_input","message":"id must be digits only, 1 to 2147483647"}</w:t>
-      </w:r>
-    </w:p>
-    <w:p>
-      <w:pPr>
-        <w:pStyle w:val="RequiredOutput"/>
-        <w:keepNext/>
-      </w:pPr>
-      <w:r>
-        <w:t>GET /api/v1/contacts/2%20</w:t>
-      </w:r>
-    </w:p>
-    <w:p>
-      <w:pPr>
-        <w:pStyle w:val="RequiredOutput"/>
-        <w:keepNext/>
-      </w:pPr>
-      <w:r>
-        <w:t>Status: 400</w:t>
-      </w:r>
-    </w:p>
-    <w:p>
-      <w:pPr>
-        <w:pStyle w:val="RequiredOutput"/>
-        <w:keepNext/>
-      </w:pPr>
-      <w:r>
-        <w:t>Content-Type: application/json; charset=utf-8</w:t>
-      </w:r>
-    </w:p>
-    <w:p>
-      <w:pPr>
-        <w:pStyle w:val="RequiredOutput"/>
-        <w:keepNext/>
-      </w:pPr>
-      <w:r>
-        <w:t>Body: {"code":"invalid_input","message":"id must be digits only, 1 to 2147483647"}</w:t>
-      </w:r>
-    </w:p>
-    <w:p>
-      <w:pPr>
-        <w:pStyle w:val="RequiredOutput"/>
-        <w:keepNext/>
-      </w:pPr>
-      <w:r>
-        <w:t>GET /api/v1/contacts/2%2F3</w:t>
-      </w:r>
-    </w:p>
-    <w:p>
-      <w:pPr>
-        <w:pStyle w:val="RequiredOutput"/>
-        <w:keepNext/>
-      </w:pPr>
-      <w:r>
-        <w:t>Status: 400</w:t>
-      </w:r>
-    </w:p>
-    <w:p>
-      <w:pPr>
-        <w:pStyle w:val="RequiredOutput"/>
-        <w:keepNext/>
-      </w:pPr>
-      <w:r>
-        <w:t>Content-Type: application/json; charset=utf-8</w:t>
-      </w:r>
-    </w:p>
-    <w:p>
-      <w:pPr>
-        <w:pStyle w:val="RequiredOutput"/>
-      </w:pPr>
-      <w:r>
-        <w:t>Body: {"code":"invalid_input","message":"id must be digits only, 1 to 2147483647"}</w:t>
-      </w:r>
-    </w:p>
-    <w:p>
-      <w:pPr>
-        <w:keepNext/>
-      </w:pPr>
-    </w:p>
-    <w:p>
-      <w:pPr>
-        <w:keepNext/>
-      </w:pPr>
-      <w:r>
-        <w:t>In Assembly, the last request's four lines are these instead, because libmicrohttpd decodes %2F before the route is matched:</w:t>
-      </w:r>
-    </w:p>
-    <w:p>
-      <w:pPr>
-        <w:keepNext/>
-      </w:pPr>
-    </w:p>
-    <w:p>
-      <w:pPr>
-        <w:pStyle w:val="RequiredOutput"/>
-        <w:keepNext/>
-      </w:pPr>
-      <w:r>
-        <w:t>GET /api/v1/contacts/2%2F3</w:t>
-      </w:r>
-    </w:p>
-    <w:p>
-      <w:pPr>
-        <w:pStyle w:val="RequiredOutput"/>
-        <w:keepNext/>
-      </w:pPr>
-      <w:r>
-        <w:t>Status: 404</w:t>
-      </w:r>
-    </w:p>
-    <w:p>
-      <w:pPr>
-        <w:pStyle w:val="RequiredOutput"/>
-        <w:keepNext/>
-      </w:pPr>
-      <w:r>
-        <w:t>Content-Type: application/json; charset=utf-8</w:t>
-      </w:r>
-    </w:p>
-    <w:p>
-      <w:pPr>
-        <w:pStyle w:val="RequiredOutput"/>
-      </w:pPr>
-      <w:r>
-        <w:t>Body: {"code":"not_found","message":"no such path"}</w:t>
-      </w:r>
-    </w:p>
-    <w:p>
-      <w:pPr>
-        <w:keepNext/>
-      </w:pPr>
-    </w:p>
-    <w:p>
-      <w:pPr>
-        <w:keepNext/>
-      </w:pPr>
-      <w:r>
-        <w:t>Terminal 2, the curl Check, in Assembly, Rust, and Erlang: each body, then its status and content type, which write-out prints after it, and then the status alone for %zz and 2%00x:</w:t>
-      </w:r>
-    </w:p>
-    <w:p>
-      <w:pPr>
-        <w:keepNext/>
-      </w:pPr>
-    </w:p>
-    <w:p>
-      <w:pPr>
-        <w:pStyle w:val="RequiredOutput"/>
-        <w:keepNext/>
-      </w:pPr>
-      <w:r>
-        <w:t>{"code":"invalid_input","message":"id must be digits only, 1 to 2147483647"}</w:t>
-      </w:r>
-    </w:p>
-    <w:p>
-      <w:pPr>
-        <w:pStyle w:val="RequiredOutput"/>
-        <w:keepNext/>
-      </w:pPr>
-      <w:r>
-        <w:t>400 application/json; charset=utf-8</w:t>
-      </w:r>
-    </w:p>
-    <w:p>
-      <w:pPr>
-        <w:pStyle w:val="RequiredOutput"/>
-        <w:keepNext/>
-      </w:pPr>
-      <w:r>
-        <w:t>{"code":"invalid_input","message":"id must be digits only, 1 to 2147483647"}</w:t>
-      </w:r>
-    </w:p>
-    <w:p>
-      <w:pPr>
-        <w:pStyle w:val="RequiredOutput"/>
-        <w:keepNext/>
-      </w:pPr>
-      <w:r>
-        <w:t>400 application/json; charset=utf-8</w:t>
-      </w:r>
-    </w:p>
-    <w:p>
-      <w:pPr>
-        <w:pStyle w:val="RequiredOutput"/>
-        <w:keepNext/>
-      </w:pPr>
-      <w:r>
-        <w:t>{"code":"not_found","message":"no contact with id 2147483647"}</w:t>
-      </w:r>
-    </w:p>
-    <w:p>
-      <w:pPr>
-        <w:pStyle w:val="RequiredOutput"/>
-        <w:keepNext/>
-      </w:pPr>
-      <w:r>
-        <w:t>404 application/json; charset=utf-8</w:t>
-      </w:r>
-    </w:p>
-    <w:p>
-      <w:pPr>
-        <w:pStyle w:val="RequiredOutput"/>
-        <w:keepNext/>
-      </w:pPr>
-      <w:r>
-        <w:t>{"code":"invalid_input","message":"id must be digits only, 1 to 2147483647"}</w:t>
-      </w:r>
-    </w:p>
-    <w:p>
-      <w:pPr>
-        <w:pStyle w:val="RequiredOutput"/>
-        <w:keepNext/>
-      </w:pPr>
-      <w:r>
-        <w:t>400 application/json; charset=utf-8</w:t>
-      </w:r>
-    </w:p>
-    <w:p>
-      <w:pPr>
-        <w:pStyle w:val="RequiredOutput"/>
-        <w:keepNext/>
-      </w:pPr>
-      <w:r>
-        <w:t>400</w:t>
-      </w:r>
-    </w:p>
-    <w:p>
-      <w:pPr>
-        <w:pStyle w:val="RequiredOutput"/>
-      </w:pPr>
-      <w:r>
-        <w:t>400</w:t>
-      </w:r>
-    </w:p>
-    <w:p>
-      <w:pPr>
-        <w:keepNext/>
-      </w:pPr>
-    </w:p>
-    <w:p>
-      <w:pPr>
-        <w:keepNext/>
-      </w:pPr>
-      <w:r>
-        <w:t>Terminal 2, Solidity's Client Run, Basic and Production-Minded: each segment as it was encoded, and contact 2, the one call getContactAt answers:</w:t>
-      </w:r>
-    </w:p>
-    <w:p>
-      <w:pPr>
-        <w:keepNext/>
-      </w:pPr>
-    </w:p>
-    <w:p>
-      <w:pPr>
-        <w:pStyle w:val="RequiredOutput"/>
-        <w:keepNext/>
-      </w:pPr>
-      <w:r>
-        <w:t>Segment: 2</w:t>
-      </w:r>
-    </w:p>
-    <w:p>
-      <w:pPr>
-        <w:pStyle w:val="RequiredOutput"/>
-        <w:keepNext/>
-      </w:pPr>
-      <w:r>
-        <w:t>{"id":2,"name":"Grace Hopper","email":"grace@example.com","phone":null}</w:t>
-      </w:r>
-    </w:p>
-    <w:p>
-      <w:pPr>
-        <w:pStyle w:val="RequiredOutput"/>
-        <w:keepNext/>
-      </w:pPr>
-      <w:r>
-        <w:t>Segment: 99</w:t>
-      </w:r>
-    </w:p>
-    <w:p>
-      <w:pPr>
-        <w:pStyle w:val="RequiredOutput"/>
-        <w:keepNext/>
-      </w:pPr>
-      <w:r>
-        <w:t>Segment: abc</w:t>
-      </w:r>
-    </w:p>
-    <w:p>
-      <w:pPr>
-        <w:pStyle w:val="RequiredOutput"/>
-        <w:keepNext/>
-      </w:pPr>
-      <w:r>
-        <w:t>Segment: 2%20</w:t>
-      </w:r>
-    </w:p>
-    <w:p>
-      <w:pPr>
-        <w:pStyle w:val="RequiredOutput"/>
-      </w:pPr>
-      <w:r>
-        <w:t>Segment: 2%2F3</w:t>
-      </w:r>
-    </w:p>
-    <w:p>
-      <w:pPr>
-        <w:keepNext/>
-      </w:pPr>
-    </w:p>
-    <w:p>
-      <w:r>
-        <w:t>The four refused calls print on the error stream instead, each as Error: execution reverted: followed by the error body, then a blank line and a Context: section, in which cast adds the node's raw answer: the not-found body, no contact with id 99, for 99, and the digits-only body, id must be digits only, 1 to 2147483647, for abc, 2%20, and 2%2F3.</w:t>
+        <w:t>I ran the Data Reset.</w:t>
+      </w:r>
+    </w:p>
+    <w:p>
+      <w:pPr>
+        <w:pStyle w:val="ListBullet"/>
+      </w:pPr>
+      <w:r>
+        <w:t>In Assembly, Rust, and Erlang, the server decoded the id, checked it with parse_path_id, and answered 200, 400, or 404; the client encoded each id into the path.</w:t>
+      </w:r>
+    </w:p>
+    <w:p>
+      <w:pPr>
+        <w:pStyle w:val="ListBullet"/>
+      </w:pPr>
+      <w:r>
+        <w:t>I can say where each server decodes the segment, and why Assembly answers 2%2F3 with 404 while Rust and Erlang answer 400.</w:t>
+      </w:r>
+    </w:p>
+    <w:p>
+      <w:pPr>
+        <w:pStyle w:val="ListBullet"/>
+      </w:pPr>
+      <w:r>
+        <w:t>In Solidity, I sent each encoded segment to getContactAt, saw the strict rule refuse the malformed ones, and can say why the path endpoint takes text and not a uint256.</w:t>
+      </w:r>
+    </w:p>
+    <w:p>
+      <w:pPr>
+        <w:pStyle w:val="ListBullet"/>
+      </w:pPr>
+      <w:r>
+        <w:t>I matched the Required Exercise, Challenge, and Combined Output.</w:t>
       </w:r>
     </w:p>
     <w:p>
@@ -39778,590 +40821,15 @@
         <w:pStyle w:val="Heading1"/>
       </w:pPr>
       <w:r>
-        <w:t>Common Mistakes</w:t>
-      </w:r>
-    </w:p>
-    <w:p>
-      <w:pPr>
-        <w:pStyle w:val="ListBullet"/>
-      </w:pPr>
-      <w:r>
-        <w:t>Letting the language's number reader decide what an id is: Rust's "+2".parse::&lt;u32&gt;() is Ok(2), and cast reads 0x2 as 2. Check the characters first.</w:t>
-      </w:r>
-    </w:p>
-    <w:p>
-      <w:pPr>
-        <w:pStyle w:val="ListBullet"/>
-      </w:pPr>
-      <w:r>
-        <w:t>Checking the id before decoding it. The client meant 2 followed by a space, not the three characters %20; decode, then check.</w:t>
-      </w:r>
-    </w:p>
-    <w:p>
-      <w:pPr>
-        <w:pStyle w:val="ListBullet"/>
-      </w:pPr>
-      <w:r>
-        <w:t>Decoding the whole path before finding the segment, in Rust or Erlang. %2F would then add a segment; find the segment, then decode it.</w:t>
-      </w:r>
-    </w:p>
-    <w:p>
-      <w:pPr>
-        <w:pStyle w:val="ListBullet"/>
-      </w:pPr>
-      <w:r>
-        <w:t>Answering 404 for a malformed id, or 400 for a missing one. abc can never be an id: 400. 99 is a fine id that names nothing: 404.</w:t>
-      </w:r>
-    </w:p>
-    <w:p>
-      <w:pPr>
-        <w:pStyle w:val="ListBullet"/>
-      </w:pPr>
-      <w:r>
-        <w:t>Reshaping Chapter 5's parse_id to make it strict. The command-line program and other lessons rely on it trimming; add parse_path_id beside it.</w:t>
-      </w:r>
-    </w:p>
-    <w:p>
-      <w:pPr>
-        <w:pStyle w:val="ListBullet"/>
-      </w:pPr>
-      <w:r>
-        <w:t>In Assembly, passing the segment straight to parse_id: it trims in place, and the path belongs to libmicrohttpd. Copy it first, after checking its length.</w:t>
-      </w:r>
-    </w:p>
-    <w:p>
-      <w:pPr>
-        <w:pStyle w:val="ListBullet"/>
-      </w:pPr>
-      <w:r>
-        <w:t>In Erlang, giving unquote's answer straight to string:take: for a broken escape it is a tuple, not text, and do/1 would crash. parse_path_id's last clause refuses it.</w:t>
-      </w:r>
-    </w:p>
-    <w:p>
-      <w:pPr>
-        <w:pStyle w:val="ListBullet"/>
-      </w:pPr>
-      <w:r>
-        <w:t>In Solidity, giving the path endpoint a uint256 parameter: cast, not the contract, then decides what is a number.</w:t>
-      </w:r>
-    </w:p>
-    <w:p>
-      <w:pPr>
-        <w:pStyle w:val="ListBullet"/>
-      </w:pPr>
-      <w:r>
-        <w:t>Typing curl instead of the full path to Windows' curl.exe (Lesson 6.4a).</w:t>
-      </w:r>
-    </w:p>
-    <w:p>
-      <w:pPr>
-        <w:keepNext/>
-      </w:pPr>
-    </w:p>
-    <w:p>
-      <w:pPr>
-        <w:keepNext/>
-      </w:pPr>
-    </w:p>
-    <w:p>
-      <w:pPr>
-        <w:keepNext/>
-      </w:pPr>
-    </w:p>
-    <w:p>
-      <w:pPr>
-        <w:pStyle w:val="Heading1"/>
-      </w:pPr>
-      <w:r>
-        <w:t>Project Connection</w:t>
-      </w:r>
-    </w:p>
-    <w:p>
-      <w:r>
-        <w:t>The Contact Manager REST API's EXTENDED companion reads its {id} with parse_path_id: every {id} route checks the decoded segment at step 2 of the handler shape and answers 400 for a malformed id and 404 for an unknown one, in Assembly, Rust, and Erlang, beside Lesson 6.5a's contact store. The earlier companions' routes (6.6a to 6.9a) keep Chapter 5's parse_id, and the project uses parse_path_id for all of them, so every route agrees on what an id is. In Solidity, ContactPath's decodeSegment and parsePathId serve every endpoint that takes an id as text. The GitHub API Explorer's EXTENDED companion builds paths such as /repos/{owner}/{repo} from parts, and encodes each part with contact_path's encoder before it sends them.</w:t>
-      </w:r>
-    </w:p>
-    <w:p>
-      <w:pPr>
-        <w:keepNext/>
-      </w:pPr>
-    </w:p>
-    <w:p>
-      <w:pPr>
-        <w:keepNext/>
-      </w:pPr>
-    </w:p>
-    <w:p>
-      <w:pPr>
-        <w:keepNext/>
-      </w:pPr>
-    </w:p>
-    <w:p>
-      <w:pPr>
-        <w:pStyle w:val="Heading1"/>
-      </w:pPr>
-      <w:r>
-        <w:t>Workbook Exercise</w:t>
-      </w:r>
-    </w:p>
-    <w:p>
-      <w:r>
-        <w:t>Predict, then check, how the strict rule treats leading zeros. In the Production-Minded client, add one more id, 007, at the end of the list of ids, so the client sends it after 2/3.</w:t>
-      </w:r>
-    </w:p>
-    <w:p>
-      <w:pPr>
-        <w:keepNext/>
-      </w:pPr>
-    </w:p>
-    <w:p>
-      <w:pPr>
-        <w:pStyle w:val="ListBullet"/>
-      </w:pPr>
-      <w:r>
-        <w:t>Assembly: add the text id_zeros db "007", 0 after id_slash, and add id_zeros at the end of id_texts; ID_COUNT counts it by itself.</w:t>
-      </w:r>
-    </w:p>
-    <w:p>
-      <w:pPr>
-        <w:pStyle w:val="ListBullet"/>
-      </w:pPr>
-      <w:r>
-        <w:t>Rust: add "007" at the end of the id_texts array.</w:t>
-      </w:r>
-    </w:p>
-    <w:p>
-      <w:pPr>
-        <w:pStyle w:val="ListBullet"/>
-      </w:pPr>
-      <w:r>
-        <w:t>Erlang: add "007" at the end of the IdTexts list.</w:t>
-      </w:r>
-    </w:p>
-    <w:p>
-      <w:pPr>
-        <w:pStyle w:val="ListBullet"/>
-      </w:pPr>
-      <w:r>
-        <w:t>Solidity: add the Client Run's lines once more at its end, with "007": the $segment line, the Segment: line, and the cast call lines, with no ConvertFrom-Json. On Linux or macOS, add the Linux lines with '007'.</w:t>
-      </w:r>
-    </w:p>
-    <w:p>
-      <w:pPr>
-        <w:keepNext/>
-      </w:pPr>
-    </w:p>
-    <w:p>
-      <w:r>
-        <w:t>Before you run it, predict the GET line, the status, and the body: 007 holds only digits, so is it an id, and if it is, which contact does it name? Rebuild the client, start the Production-Minded server, and run the client. The output must match the Required Exercise Output below, and the exit code must be 0. Terminal 1 must show GET /api/v1/contacts/007 -&gt; 400 after the 2%2F3 line. Solidity prints Segment: 007 after its Client Run lines, and Error: execution reverted: with the digits-only body on the error stream.</w:t>
-      </w:r>
-    </w:p>
-    <w:p>
-      <w:pPr>
-        <w:keepNext/>
-      </w:pPr>
-    </w:p>
-    <w:p>
-      <w:pPr>
-        <w:keepNext/>
-      </w:pPr>
-    </w:p>
-    <w:p>
-      <w:pPr>
-        <w:pStyle w:val="Heading2"/>
-      </w:pPr>
-      <w:r>
-        <w:t>Required Exercise Output</w:t>
-      </w:r>
-    </w:p>
-    <w:p>
-      <w:pPr>
-        <w:keepNext/>
-      </w:pPr>
-      <w:r>
-        <w:t>After the client lines of the Required Clean-Run Output, the client sends 007, prints these four more lines, and ends with exit code 0, because a 400 is an answer. Terminal 1 shows GET /api/v1/contacts/007 -&gt; 400 after the 2%2F3 line. Solidity prints Segment: 007 after its Client Run lines, and the invalid_input revert on the error stream (Workbook Exercise).</w:t>
-      </w:r>
-    </w:p>
-    <w:p>
-      <w:pPr>
-        <w:keepNext/>
-      </w:pPr>
-    </w:p>
-    <w:p>
-      <w:pPr>
-        <w:pStyle w:val="RequiredOutput"/>
-        <w:keepNext/>
-      </w:pPr>
-      <w:r>
-        <w:t>GET /api/v1/contacts/007</w:t>
-      </w:r>
-    </w:p>
-    <w:p>
-      <w:pPr>
-        <w:pStyle w:val="RequiredOutput"/>
-        <w:keepNext/>
-      </w:pPr>
-      <w:r>
-        <w:t>Status: 400</w:t>
-      </w:r>
-    </w:p>
-    <w:p>
-      <w:pPr>
-        <w:pStyle w:val="RequiredOutput"/>
-        <w:keepNext/>
-      </w:pPr>
-      <w:r>
-        <w:t>Content-Type: application/json; charset=utf-8</w:t>
-      </w:r>
-    </w:p>
-    <w:p>
-      <w:pPr>
-        <w:pStyle w:val="RequiredOutput"/>
-      </w:pPr>
-      <w:r>
-        <w:t>Body: {"code":"invalid_input","message":"id must be digits only, 1 to 2147483647"}</w:t>
-      </w:r>
-    </w:p>
-    <w:p>
-      <w:pPr>
-        <w:keepNext/>
-      </w:pPr>
-    </w:p>
-    <w:p>
-      <w:pPr>
-        <w:keepNext/>
-      </w:pPr>
-    </w:p>
-    <w:p>
-      <w:pPr>
-        <w:keepNext/>
-      </w:pPr>
-    </w:p>
-    <w:p>
-      <w:pPr>
-        <w:pStyle w:val="Heading1"/>
-      </w:pPr>
-      <w:r>
-        <w:t>Challenge</w:t>
-      </w:r>
-    </w:p>
-    <w:p>
-      <w:r>
-        <w:t>Read a path parameter that sits in the middle of the path:</w:t>
-      </w:r>
-    </w:p>
-    <w:p>
-      <w:pPr>
-        <w:keepNext/>
-      </w:pPr>
-    </w:p>
-    <w:p>
-      <w:pPr>
-        <w:pStyle w:val="ListBullet"/>
-      </w:pPr>
-      <w:r>
-        <w:t>In the Production-Minded server, write handle_get_contact_email for GET /api/v1/contacts/{id}/email. It has the frozen handler's steps: check the id with parse_path_id (400 with the digits-only words), open the connection, call get_contact_record, close it, answer a failure with send_failure, and otherwise answer 200 with {"email":"..."}, written with the language's JSON library, so a quote in an email is escaped.</w:t>
-      </w:r>
-    </w:p>
-    <w:p>
-      <w:pPr>
-        <w:pStyle w:val="ListBullet"/>
-      </w:pPr>
-      <w:r>
-        <w:t>Add the route to the route table, with a function beside contact_id_from_path that returns the {id} segment of a path that ends with /email. Assembly: contact_id_from_email_path finds the first / after the prefix with strchr and checks with strcmp that /email is all that follows; the segment does not end with a 0 byte, so copy it into a .bss space of ID_TEXT_SIZE with memcpy, at most ID_TEXT_SIZE - 1 bytes, and add the 0; then write the body with cJSON_CreateObject, cJSON_AddStringToObject with the record's EMAIL field, cJSON_PrintUnformatted, and cJSON_Delete, and send it with send_made_json. Rust: strip_suffix("/email") gives the text before the ending, or None; decode the segment as contact_id_from_path does, and write the body with a struct EmailBody { email: String } and serde_json::to_string. Erlang: one more route_request clause, ["", "api", "v1", "contacts", IdSegment, "email"], with uri_string:unquote; add -include("contacts.hrl") so the handler can read Contact#contact.email, and write the body with json:encode_key_value_list.</w:t>
-      </w:r>
-    </w:p>
-    <w:p>
-      <w:pPr>
-        <w:pStyle w:val="ListBullet"/>
-      </w:pPr>
-      <w:r>
-        <w:t>In the Production-Minded client, after the ids, send one more request with fetch_path: contact_path of "2" followed by /email. Assembly: call contact_path with id_two into contact_path_text, then snprintf "%s/email" into a second PATH_SIZE space, check its answer, and call fetch_path. Rust: format!("{}/email", contact_path("2")). Erlang: contact_path("2") ++ "/email", joined to the lists:all with andalso.</w:t>
-      </w:r>
-    </w:p>
-    <w:p>
-      <w:pPr>
-        <w:pStyle w:val="ListBullet"/>
-      </w:pPr>
-      <w:r>
-        <w:t>Solidity: add getContactEmailAt(string idSegment) to ContactApi, with getContactAt's steps, returning string.concat('{"email":', jsonString(contact.email), "}"); a contract has no paths, so the email is its own function. Restart anvil and deploy again, then add at the end of the Client Run the $segment line for "2", the Segment: line, and cast call with "getContactEmailAt(string)(string)" $segment, piped to ConvertFrom-Json.</w:t>
-      </w:r>
-    </w:p>
-    <w:p>
-      <w:pPr>
-        <w:keepNext/>
-      </w:pPr>
-    </w:p>
-    <w:p>
-      <w:r>
-        <w:t>Run both. The output must match the Required Challenge Output below, and Terminal 1 must show GET /api/v1/contacts/2/email -&gt; 200 after the 2%2F3 line. With the Exercise's change as well, the output must match the Required Combined Output after it.</w:t>
-      </w:r>
-    </w:p>
-    <w:p>
-      <w:pPr>
-        <w:keepNext/>
-      </w:pPr>
-    </w:p>
-    <w:p>
-      <w:pPr>
-        <w:keepNext/>
-      </w:pPr>
-    </w:p>
-    <w:p>
-      <w:pPr>
-        <w:pStyle w:val="Heading2"/>
-      </w:pPr>
-      <w:r>
-        <w:t>Required Challenge Output</w:t>
-      </w:r>
-    </w:p>
-    <w:p>
-      <w:pPr>
-        <w:keepNext/>
-      </w:pPr>
-      <w:r>
-        <w:t>With handle_get_contact_email and the client's request for it, the client prints these four lines after the client lines of the Required Clean-Run Output and ends with exit code 0, and Terminal 1 shows GET /api/v1/contacts/2/email -&gt; 200 after the 2%2F3 line. Solidity prints Segment: 2 and {"email":"grace@example.com"} after its Client Run lines (Challenge).</w:t>
-      </w:r>
-    </w:p>
-    <w:p>
-      <w:pPr>
-        <w:keepNext/>
-      </w:pPr>
-    </w:p>
-    <w:p>
-      <w:pPr>
-        <w:pStyle w:val="RequiredOutput"/>
-        <w:keepNext/>
-      </w:pPr>
-      <w:r>
-        <w:t>GET /api/v1/contacts/2/email</w:t>
-      </w:r>
-    </w:p>
-    <w:p>
-      <w:pPr>
-        <w:pStyle w:val="RequiredOutput"/>
-        <w:keepNext/>
-      </w:pPr>
-      <w:r>
-        <w:t>Status: 200</w:t>
-      </w:r>
-    </w:p>
-    <w:p>
-      <w:pPr>
-        <w:pStyle w:val="RequiredOutput"/>
-        <w:keepNext/>
-      </w:pPr>
-      <w:r>
-        <w:t>Content-Type: application/json; charset=utf-8</w:t>
-      </w:r>
-    </w:p>
-    <w:p>
-      <w:pPr>
-        <w:pStyle w:val="RequiredOutput"/>
-      </w:pPr>
-      <w:r>
-        <w:t>Body: {"email":"grace@example.com"}</w:t>
-      </w:r>
-    </w:p>
-    <w:p>
-      <w:pPr>
-        <w:keepNext/>
-      </w:pPr>
-    </w:p>
-    <w:p>
-      <w:pPr>
-        <w:keepNext/>
-      </w:pPr>
-    </w:p>
-    <w:p>
-      <w:pPr>
-        <w:pStyle w:val="Heading2"/>
-      </w:pPr>
-      <w:r>
-        <w:t>Required Combined Output</w:t>
-      </w:r>
-    </w:p>
-    <w:p>
-      <w:pPr>
-        <w:keepNext/>
-      </w:pPr>
-      <w:r>
-        <w:t>With both changes, after the client lines of the Required Clean-Run Output, the client prints the Exercise's four lines, then the Challenge's, and ends with exit code 0:</w:t>
-      </w:r>
-    </w:p>
-    <w:p>
-      <w:pPr>
-        <w:keepNext/>
-      </w:pPr>
-    </w:p>
-    <w:p>
-      <w:pPr>
-        <w:pStyle w:val="RequiredOutput"/>
-        <w:keepNext/>
-      </w:pPr>
-      <w:r>
-        <w:t>GET /api/v1/contacts/007</w:t>
-      </w:r>
-    </w:p>
-    <w:p>
-      <w:pPr>
-        <w:pStyle w:val="RequiredOutput"/>
-        <w:keepNext/>
-      </w:pPr>
-      <w:r>
-        <w:t>Status: 400</w:t>
-      </w:r>
-    </w:p>
-    <w:p>
-      <w:pPr>
-        <w:pStyle w:val="RequiredOutput"/>
-        <w:keepNext/>
-      </w:pPr>
-      <w:r>
-        <w:t>Content-Type: application/json; charset=utf-8</w:t>
-      </w:r>
-    </w:p>
-    <w:p>
-      <w:pPr>
-        <w:pStyle w:val="RequiredOutput"/>
-        <w:keepNext/>
-      </w:pPr>
-      <w:r>
-        <w:t>Body: {"code":"invalid_input","message":"id must be digits only, 1 to 2147483647"}</w:t>
-      </w:r>
-    </w:p>
-    <w:p>
-      <w:pPr>
-        <w:pStyle w:val="RequiredOutput"/>
-        <w:keepNext/>
-      </w:pPr>
-      <w:r>
-        <w:t>GET /api/v1/contacts/2/email</w:t>
-      </w:r>
-    </w:p>
-    <w:p>
-      <w:pPr>
-        <w:pStyle w:val="RequiredOutput"/>
-        <w:keepNext/>
-      </w:pPr>
-      <w:r>
-        <w:t>Status: 200</w:t>
-      </w:r>
-    </w:p>
-    <w:p>
-      <w:pPr>
-        <w:pStyle w:val="RequiredOutput"/>
-        <w:keepNext/>
-      </w:pPr>
-      <w:r>
-        <w:t>Content-Type: application/json; charset=utf-8</w:t>
-      </w:r>
-    </w:p>
-    <w:p>
-      <w:pPr>
-        <w:pStyle w:val="RequiredOutput"/>
-      </w:pPr>
-      <w:r>
-        <w:t>Body: {"email":"grace@example.com"}</w:t>
-      </w:r>
-    </w:p>
-    <w:p>
-      <w:pPr>
-        <w:keepNext/>
-      </w:pPr>
-    </w:p>
-    <w:p>
-      <w:pPr>
-        <w:keepNext/>
-      </w:pPr>
-    </w:p>
-    <w:p>
-      <w:pPr>
-        <w:keepNext/>
-      </w:pPr>
-    </w:p>
-    <w:p>
-      <w:pPr>
-        <w:pStyle w:val="Heading1"/>
-      </w:pPr>
-      <w:r>
-        <w:t>Completion Checklist</w:t>
-      </w:r>
-    </w:p>
-    <w:p>
-      <w:pPr>
-        <w:pStyle w:val="ListBullet"/>
-      </w:pPr>
-      <w:r>
-        <w:t>I copied the certificates, the reset file, my Chapter 5 module, Lesson 6.5a's contact store, cJSON, mysql-otp, the DLLs, the deploy scripts, Cargo.lock, and foundry.toml from lesson-6.5-extended, and curl-check.txt from lesson-6.11, and the Copy Check and Library Check matched.</w:t>
-      </w:r>
-    </w:p>
-    <w:p>
-      <w:pPr>
-        <w:pStyle w:val="ListBullet"/>
-      </w:pPr>
-      <w:r>
-        <w:t>I ran the Data Reset.</w:t>
-      </w:r>
-    </w:p>
-    <w:p>
-      <w:pPr>
-        <w:pStyle w:val="ListBullet"/>
-      </w:pPr>
-      <w:r>
-        <w:t>In Assembly, Rust, and Erlang, the server decoded the id, checked it with parse_path_id, and answered 200, 400, or 404; the client encoded each id into the path.</w:t>
-      </w:r>
-    </w:p>
-    <w:p>
-      <w:pPr>
-        <w:pStyle w:val="ListBullet"/>
-      </w:pPr>
-      <w:r>
-        <w:t>I can say where each server decodes the segment, and why Assembly answers 2%2F3 with 404 while Rust and Erlang answer 400.</w:t>
-      </w:r>
-    </w:p>
-    <w:p>
-      <w:pPr>
-        <w:pStyle w:val="ListBullet"/>
-      </w:pPr>
-      <w:r>
-        <w:t>In Solidity, I sent each encoded segment to getContactAt, saw the strict rule refuse the malformed ones, and can say why the path endpoint takes text and not a uint256.</w:t>
-      </w:r>
-    </w:p>
-    <w:p>
-      <w:pPr>
-        <w:pStyle w:val="ListBullet"/>
-      </w:pPr>
-      <w:r>
-        <w:t>I matched the Required Exercise, Challenge, and Combined Output.</w:t>
-      </w:r>
-    </w:p>
-    <w:p>
-      <w:pPr>
-        <w:keepNext/>
-      </w:pPr>
-    </w:p>
-    <w:p>
-      <w:pPr>
-        <w:keepNext/>
-      </w:pPr>
-    </w:p>
-    <w:p>
-      <w:pPr>
-        <w:keepNext/>
-      </w:pPr>
-    </w:p>
-    <w:p>
-      <w:pPr>
-        <w:pStyle w:val="Heading1"/>
-      </w:pPr>
-      <w:r>
         <w:t>Lesson Wrap-Up</w:t>
       </w:r>
     </w:p>
     <w:p>
       <w:r>
-        <w:t>A path parameter identifies one resource, and it is input the client controls. The server decodes the segment, then checks it with one strict rule: digits only, no leading 0, from 1 to 2147483647; a malformed id is 400, answered before the database is touched, and a well-formed id that no contact has is 404. libmicrohttpd decodes the whole path for Assembly; axum and httpd hand it over encoded, so Rust and Erlang find the segment first and decode it after. parse_path_id sits beside Chapter 5's parse_id and calls it. In Solidity, getContactAt takes the segment as text, because a typed number lets cast decide what an id is. Lesson 6.12a turns to the request body: it requires the JSON content type and refuses invalid or oversized bodies.</w:t>
+        <w:t xml:space="preserve">A path parameter identifies one resource, and it is input the client controls. The server decodes the segment, then checks it with one strict rule: digits only, no leading 0, from 1 to 2147483647; a malformed id is 400, answered before the database is touched, and a well-formed id that no contact has is 404. libmicrohttpd decodes the whole path for Assembly; axum and httpd hand it over encoded, so Rust and Erlang find the segment first and decode it after. parse_path_id sits beside Chapter 5's parse_id and </w:t>
+      </w:r>
+      <w:r>
+        <w:t>calls it. In Solidity, getContactAt takes the segment as text, because a typed number lets cast decide what an id is. Lesson 6.12a turns to the request body: it requires the JSON content type and refuses invalid or oversized bodies.</w:t>
       </w:r>
     </w:p>
     <w:sectPr>
@@ -40547,31 +41015,31 @@
       </w:rPr>
     </w:lvl>
   </w:abstractNum>
-  <w:num w:numId="1" w16cid:durableId="1732341420">
+  <w:num w:numId="1" w16cid:durableId="1781024779">
     <w:abstractNumId w:val="8"/>
   </w:num>
-  <w:num w:numId="2" w16cid:durableId="1667636656">
+  <w:num w:numId="2" w16cid:durableId="1497451544">
     <w:abstractNumId w:val="6"/>
   </w:num>
-  <w:num w:numId="3" w16cid:durableId="688484931">
+  <w:num w:numId="3" w16cid:durableId="2015301005">
     <w:abstractNumId w:val="5"/>
   </w:num>
-  <w:num w:numId="4" w16cid:durableId="290283791">
+  <w:num w:numId="4" w16cid:durableId="832601760">
     <w:abstractNumId w:val="4"/>
   </w:num>
-  <w:num w:numId="5" w16cid:durableId="17783859">
+  <w:num w:numId="5" w16cid:durableId="778187932">
     <w:abstractNumId w:val="7"/>
   </w:num>
-  <w:num w:numId="6" w16cid:durableId="861670821">
+  <w:num w:numId="6" w16cid:durableId="208618301">
     <w:abstractNumId w:val="3"/>
   </w:num>
-  <w:num w:numId="7" w16cid:durableId="579288473">
+  <w:num w:numId="7" w16cid:durableId="1285766388">
     <w:abstractNumId w:val="2"/>
   </w:num>
-  <w:num w:numId="8" w16cid:durableId="1190097092">
+  <w:num w:numId="8" w16cid:durableId="1210528578">
     <w:abstractNumId w:val="1"/>
   </w:num>
-  <w:num w:numId="9" w16cid:durableId="991173827">
+  <w:num w:numId="9" w16cid:durableId="214436137">
     <w:abstractNumId w:val="0"/>
   </w:num>
 </w:numbering>

--- a/Volume 1/Chapter 06 - RESTful APIs/SPA_Vol1_Ch6_Lesson6_11a_Path_Parameters_EXTENDED.docx
+++ b/Volume 1/Chapter 06 - RESTful APIs/SPA_Vol1_Ch6_Lesson6_11a_Path_Parameters_EXTENDED.docx
@@ -1362,7 +1362,7 @@
         <w:keepNext/>
       </w:pPr>
       <w:r>
-        <w:t>$openssl = "C:\Program Files\Git\mingw64\bin\openssl.exe"</w:t>
+        <w:t>$openssl = "C:\Program Files\Git\ucrt64\bin\openssl.exe"</w:t>
       </w:r>
     </w:p>
     <w:p>
@@ -41057,31 +41057,31 @@
       </w:rPr>
     </w:lvl>
   </w:abstractNum>
-  <w:num w:numId="1" w16cid:durableId="878519228">
+  <w:num w:numId="1" w16cid:durableId="1475413002">
     <w:abstractNumId w:val="8"/>
   </w:num>
-  <w:num w:numId="2" w16cid:durableId="938830677">
+  <w:num w:numId="2" w16cid:durableId="1245336278">
     <w:abstractNumId w:val="6"/>
   </w:num>
-  <w:num w:numId="3" w16cid:durableId="58869281">
+  <w:num w:numId="3" w16cid:durableId="1240797772">
     <w:abstractNumId w:val="5"/>
   </w:num>
-  <w:num w:numId="4" w16cid:durableId="1585915295">
+  <w:num w:numId="4" w16cid:durableId="934478343">
     <w:abstractNumId w:val="4"/>
   </w:num>
-  <w:num w:numId="5" w16cid:durableId="261883553">
+  <w:num w:numId="5" w16cid:durableId="765661435">
     <w:abstractNumId w:val="7"/>
   </w:num>
-  <w:num w:numId="6" w16cid:durableId="1974283886">
+  <w:num w:numId="6" w16cid:durableId="1512259407">
     <w:abstractNumId w:val="3"/>
   </w:num>
-  <w:num w:numId="7" w16cid:durableId="607549162">
+  <w:num w:numId="7" w16cid:durableId="759253467">
     <w:abstractNumId w:val="2"/>
   </w:num>
-  <w:num w:numId="8" w16cid:durableId="731268131">
+  <w:num w:numId="8" w16cid:durableId="317614092">
     <w:abstractNumId w:val="1"/>
   </w:num>
-  <w:num w:numId="9" w16cid:durableId="301664118">
+  <w:num w:numId="9" w16cid:durableId="1132601093">
     <w:abstractNumId w:val="0"/>
   </w:num>
 </w:numbering>
